--- a/public/documents/таблицы бд.docx
+++ b/public/documents/таблицы бд.docx
@@ -1,6 +1,6 @@
 
 <file path=word/document.xml><?xml version="1.0" encoding="utf-8"?>
-<w:document xmlns:wpc="http://schemas.microsoft.com/office/word/2010/wordprocessingCanvas" xmlns:cx="http://schemas.microsoft.com/office/drawing/2014/chartex" xmlns:cx1="http://schemas.microsoft.com/office/drawing/2015/9/8/chartex" xmlns:cx2="http://schemas.microsoft.com/office/drawing/2015/10/21/chartex" xmlns:cx3="http://schemas.microsoft.com/office/drawing/2016/5/9/chartex" xmlns:cx4="http://schemas.microsoft.com/office/drawing/2016/5/10/chartex" xmlns:cx5="http://schemas.microsoft.com/office/drawing/2016/5/11/chartex" xmlns:cx6="http://schemas.microsoft.com/office/drawing/2016/5/12/chartex" xmlns:cx7="http://schemas.microsoft.com/office/drawing/2016/5/13/chartex" xmlns:cx8="http://schemas.microsoft.com/office/drawing/2016/5/14/chartex" xmlns:mc="http://schemas.openxmlformats.org/markup-compatibility/2006" xmlns:aink="http://schemas.microsoft.com/office/drawing/2016/ink" xmlns:am3d="http://schemas.microsoft.com/office/drawing/2017/model3d" xmlns:o="urn:schemas-microsoft-com:office:office" xmlns:oel="http://schemas.microsoft.com/office/2019/extlst" xmlns:r="http://schemas.openxmlformats.org/officeDocument/2006/relationships" xmlns:m="http://schemas.openxmlformats.org/officeDocument/2006/math" xmlns:v="urn:schemas-microsoft-com:vml" xmlns:wp14="http://schemas.microsoft.com/office/word/2010/wordprocessingDrawing" xmlns:wp="http://schemas.openxmlformats.org/drawingml/2006/wordprocessingDrawing" xmlns:w10="urn:schemas-microsoft-com:office:word" xmlns:w="http://schemas.openxmlformats.org/wordprocessingml/2006/main" xmlns:w14="http://schemas.microsoft.com/office/word/2010/wordml" xmlns:w15="http://schemas.microsoft.com/office/word/2012/wordml" xmlns:w16cex="http://schemas.microsoft.com/office/word/2018/wordml/cex" xmlns:w16cid="http://schemas.microsoft.com/office/word/2016/wordml/cid" xmlns:w16="http://schemas.microsoft.com/office/word/2018/wordml" xmlns:w16sdtdh="http://schemas.microsoft.com/office/word/2020/wordml/sdtdatahash" xmlns:w16se="http://schemas.microsoft.com/office/word/2015/wordml/symex" xmlns:wpg="http://schemas.microsoft.com/office/word/2010/wordprocessingGroup" xmlns:wpi="http://schemas.microsoft.com/office/word/2010/wordprocessingInk" xmlns:wne="http://schemas.microsoft.com/office/word/2006/wordml" xmlns:wps="http://schemas.microsoft.com/office/word/2010/wordprocessingShape" mc:Ignorable="w14 w15 w16se w16cid w16 w16cex w16sdtdh wp14">
+<w:document xmlns:wpc="http://schemas.microsoft.com/office/word/2010/wordprocessingCanvas" xmlns:cx="http://schemas.microsoft.com/office/drawing/2014/chartex" xmlns:cx1="http://schemas.microsoft.com/office/drawing/2015/9/8/chartex" xmlns:cx2="http://schemas.microsoft.com/office/drawing/2015/10/21/chartex" xmlns:cx3="http://schemas.microsoft.com/office/drawing/2016/5/9/chartex" xmlns:cx4="http://schemas.microsoft.com/office/drawing/2016/5/10/chartex" xmlns:cx5="http://schemas.microsoft.com/office/drawing/2016/5/11/chartex" xmlns:cx6="http://schemas.microsoft.com/office/drawing/2016/5/12/chartex" xmlns:cx7="http://schemas.microsoft.com/office/drawing/2016/5/13/chartex" xmlns:cx8="http://schemas.microsoft.com/office/drawing/2016/5/14/chartex" xmlns:mc="http://schemas.openxmlformats.org/markup-compatibility/2006" xmlns:aink="http://schemas.microsoft.com/office/drawing/2016/ink" xmlns:am3d="http://schemas.microsoft.com/office/drawing/2017/model3d" xmlns:o="urn:schemas-microsoft-com:office:office" xmlns:oel="http://schemas.microsoft.com/office/2019/extlst" xmlns:r="http://schemas.openxmlformats.org/officeDocument/2006/relationships" xmlns:m="http://schemas.openxmlformats.org/officeDocument/2006/math" xmlns:v="urn:schemas-microsoft-com:vml" xmlns:wp14="http://schemas.microsoft.com/office/word/2010/wordprocessingDrawing" xmlns:wp="http://schemas.openxmlformats.org/drawingml/2006/wordprocessingDrawing" xmlns:w10="urn:schemas-microsoft-com:office:word" xmlns:w="http://schemas.openxmlformats.org/wordprocessingml/2006/main" xmlns:w14="http://schemas.microsoft.com/office/word/2010/wordml" xmlns:w15="http://schemas.microsoft.com/office/word/2012/wordml" xmlns:w16cex="http://schemas.microsoft.com/office/word/2018/wordml/cex" xmlns:w16cid="http://schemas.microsoft.com/office/word/2016/wordml/cid" xmlns:w16="http://schemas.microsoft.com/office/word/2018/wordml" xmlns:w16du="http://schemas.microsoft.com/office/word/2023/wordml/word16du" xmlns:w16sdtdh="http://schemas.microsoft.com/office/word/2020/wordml/sdtdatahash" xmlns:w16se="http://schemas.microsoft.com/office/word/2015/wordml/symex" xmlns:wpg="http://schemas.microsoft.com/office/word/2010/wordprocessingGroup" xmlns:wpi="http://schemas.microsoft.com/office/word/2010/wordprocessingInk" xmlns:wne="http://schemas.microsoft.com/office/word/2006/wordml" xmlns:wps="http://schemas.microsoft.com/office/word/2010/wordprocessingShape" mc:Ignorable="w14 w15 w16se w16cid w16 w16cex w16sdtdh w16du wp14">
   <w:body>
     <w:p>
       <w:pPr>
@@ -41,15 +41,7 @@
           <w:u w:val="none"/>
           <w:lang w:eastAsia="en-US"/>
         </w:rPr>
-        <w:t>Поля</w:t>
-      </w:r>
-      <w:r>
-        <w:rPr>
-          <w:szCs w:val="28"/>
-          <w:u w:val="none"/>
-          <w:lang w:eastAsia="en-US"/>
-        </w:rPr>
-        <w:t xml:space="preserve"> сущности </w:t>
+        <w:t xml:space="preserve">Поля сущности </w:t>
       </w:r>
       <w:r>
         <w:rPr>
@@ -181,6 +173,7 @@
                 <w:lang w:val="en-US"/>
               </w:rPr>
             </w:pPr>
+            <w:proofErr w:type="spellStart"/>
             <w:r>
               <w:rPr>
                 <w:szCs w:val="28"/>
@@ -197,6 +190,7 @@
               </w:rPr>
               <w:t>gint</w:t>
             </w:r>
+            <w:proofErr w:type="spellEnd"/>
             <w:r>
               <w:rPr>
                 <w:szCs w:val="28"/>
@@ -266,6 +260,7 @@
                 <w:u w:val="none"/>
               </w:rPr>
             </w:pPr>
+            <w:proofErr w:type="spellStart"/>
             <w:r>
               <w:rPr>
                 <w:szCs w:val="28"/>
@@ -274,6 +269,7 @@
               </w:rPr>
               <w:t>fio</w:t>
             </w:r>
+            <w:proofErr w:type="spellEnd"/>
           </w:p>
         </w:tc>
         <w:tc>
@@ -290,13 +286,23 @@
                 <w:lang w:val="en-US"/>
               </w:rPr>
             </w:pPr>
-            <w:r>
-              <w:rPr>
-                <w:szCs w:val="28"/>
-                <w:u w:val="none"/>
-                <w:lang w:val="en-US"/>
-              </w:rPr>
-              <w:t>varchar(255)</w:t>
+            <w:proofErr w:type="gramStart"/>
+            <w:r>
+              <w:rPr>
+                <w:szCs w:val="28"/>
+                <w:u w:val="none"/>
+                <w:lang w:val="en-US"/>
+              </w:rPr>
+              <w:t>varchar(</w:t>
+            </w:r>
+            <w:proofErr w:type="gramEnd"/>
+            <w:r>
+              <w:rPr>
+                <w:szCs w:val="28"/>
+                <w:u w:val="none"/>
+                <w:lang w:val="en-US"/>
+              </w:rPr>
+              <w:t>255)</w:t>
             </w:r>
           </w:p>
         </w:tc>
@@ -362,13 +368,23 @@
                 <w:lang w:val="en-US"/>
               </w:rPr>
             </w:pPr>
-            <w:r>
-              <w:rPr>
-                <w:szCs w:val="28"/>
-                <w:u w:val="none"/>
-                <w:lang w:val="en-US"/>
-              </w:rPr>
-              <w:t>varchar(255)</w:t>
+            <w:proofErr w:type="gramStart"/>
+            <w:r>
+              <w:rPr>
+                <w:szCs w:val="28"/>
+                <w:u w:val="none"/>
+                <w:lang w:val="en-US"/>
+              </w:rPr>
+              <w:t>varchar(</w:t>
+            </w:r>
+            <w:proofErr w:type="gramEnd"/>
+            <w:r>
+              <w:rPr>
+                <w:szCs w:val="28"/>
+                <w:u w:val="none"/>
+                <w:lang w:val="en-US"/>
+              </w:rPr>
+              <w:t>255)</w:t>
             </w:r>
           </w:p>
         </w:tc>
@@ -441,13 +457,33 @@
                 <w:lang w:val="en-US"/>
               </w:rPr>
             </w:pPr>
-            <w:r>
-              <w:rPr>
-                <w:szCs w:val="28"/>
-                <w:u w:val="none"/>
-                <w:lang w:val="en-US"/>
-              </w:rPr>
-              <w:t>tinyint(1)</w:t>
+            <w:proofErr w:type="spellStart"/>
+            <w:proofErr w:type="gramStart"/>
+            <w:r>
+              <w:rPr>
+                <w:szCs w:val="28"/>
+                <w:u w:val="none"/>
+                <w:lang w:val="en-US"/>
+              </w:rPr>
+              <w:t>tinyint</w:t>
+            </w:r>
+            <w:proofErr w:type="spellEnd"/>
+            <w:r>
+              <w:rPr>
+                <w:szCs w:val="28"/>
+                <w:u w:val="none"/>
+                <w:lang w:val="en-US"/>
+              </w:rPr>
+              <w:t>(</w:t>
+            </w:r>
+            <w:proofErr w:type="gramEnd"/>
+            <w:r>
+              <w:rPr>
+                <w:szCs w:val="28"/>
+                <w:u w:val="none"/>
+                <w:lang w:val="en-US"/>
+              </w:rPr>
+              <w:t>1)</w:t>
             </w:r>
           </w:p>
         </w:tc>
@@ -513,13 +549,23 @@
                 <w:lang w:val="en-US"/>
               </w:rPr>
             </w:pPr>
-            <w:r>
-              <w:rPr>
-                <w:szCs w:val="28"/>
-                <w:u w:val="none"/>
-                <w:lang w:val="en-US"/>
-              </w:rPr>
-              <w:t>varchar(255)</w:t>
+            <w:proofErr w:type="gramStart"/>
+            <w:r>
+              <w:rPr>
+                <w:szCs w:val="28"/>
+                <w:u w:val="none"/>
+                <w:lang w:val="en-US"/>
+              </w:rPr>
+              <w:t>varchar(</w:t>
+            </w:r>
+            <w:proofErr w:type="gramEnd"/>
+            <w:r>
+              <w:rPr>
+                <w:szCs w:val="28"/>
+                <w:u w:val="none"/>
+                <w:lang w:val="en-US"/>
+              </w:rPr>
+              <w:t>255)</w:t>
             </w:r>
           </w:p>
         </w:tc>
@@ -561,6 +607,7 @@
                 <w:lang w:val="en-US"/>
               </w:rPr>
             </w:pPr>
+            <w:proofErr w:type="spellStart"/>
             <w:r>
               <w:rPr>
                 <w:szCs w:val="28"/>
@@ -569,6 +616,7 @@
               </w:rPr>
               <w:t>email_verified_at</w:t>
             </w:r>
+            <w:proofErr w:type="spellEnd"/>
           </w:p>
         </w:tc>
         <w:tc>
@@ -657,13 +705,23 @@
                 <w:lang w:val="en-US"/>
               </w:rPr>
             </w:pPr>
-            <w:r>
-              <w:rPr>
-                <w:szCs w:val="28"/>
-                <w:u w:val="none"/>
-                <w:lang w:val="en-US"/>
-              </w:rPr>
-              <w:t>varchar(255)</w:t>
+            <w:proofErr w:type="gramStart"/>
+            <w:r>
+              <w:rPr>
+                <w:szCs w:val="28"/>
+                <w:u w:val="none"/>
+                <w:lang w:val="en-US"/>
+              </w:rPr>
+              <w:t>varchar(</w:t>
+            </w:r>
+            <w:proofErr w:type="gramEnd"/>
+            <w:r>
+              <w:rPr>
+                <w:szCs w:val="28"/>
+                <w:u w:val="none"/>
+                <w:lang w:val="en-US"/>
+              </w:rPr>
+              <w:t>255)</w:t>
             </w:r>
           </w:p>
         </w:tc>
@@ -705,6 +763,7 @@
                 <w:lang w:val="en-US"/>
               </w:rPr>
             </w:pPr>
+            <w:proofErr w:type="spellStart"/>
             <w:r>
               <w:rPr>
                 <w:szCs w:val="28"/>
@@ -713,6 +772,7 @@
               </w:rPr>
               <w:t>remember_token</w:t>
             </w:r>
+            <w:proofErr w:type="spellEnd"/>
           </w:p>
         </w:tc>
         <w:tc>
@@ -729,13 +789,23 @@
                 <w:lang w:val="en-US"/>
               </w:rPr>
             </w:pPr>
-            <w:r>
-              <w:rPr>
-                <w:szCs w:val="28"/>
-                <w:u w:val="none"/>
-                <w:lang w:val="en-US"/>
-              </w:rPr>
-              <w:t>varchar(1)</w:t>
+            <w:proofErr w:type="gramStart"/>
+            <w:r>
+              <w:rPr>
+                <w:szCs w:val="28"/>
+                <w:u w:val="none"/>
+                <w:lang w:val="en-US"/>
+              </w:rPr>
+              <w:t>varchar(</w:t>
+            </w:r>
+            <w:proofErr w:type="gramEnd"/>
+            <w:r>
+              <w:rPr>
+                <w:szCs w:val="28"/>
+                <w:u w:val="none"/>
+                <w:lang w:val="en-US"/>
+              </w:rPr>
+              <w:t>1)</w:t>
             </w:r>
           </w:p>
         </w:tc>
@@ -777,6 +847,7 @@
                 <w:lang w:val="en-US"/>
               </w:rPr>
             </w:pPr>
+            <w:proofErr w:type="spellStart"/>
             <w:r>
               <w:rPr>
                 <w:szCs w:val="28"/>
@@ -785,6 +856,7 @@
               </w:rPr>
               <w:t>created_at</w:t>
             </w:r>
+            <w:proofErr w:type="spellEnd"/>
           </w:p>
         </w:tc>
         <w:tc>
@@ -849,6 +921,7 @@
                 <w:lang w:val="en-US"/>
               </w:rPr>
             </w:pPr>
+            <w:proofErr w:type="spellStart"/>
             <w:r>
               <w:rPr>
                 <w:szCs w:val="28"/>
@@ -857,6 +930,7 @@
               </w:rPr>
               <w:t>updated_at</w:t>
             </w:r>
+            <w:proofErr w:type="spellEnd"/>
           </w:p>
         </w:tc>
         <w:tc>
@@ -921,6 +995,7 @@
                 <w:lang w:val="en-US"/>
               </w:rPr>
             </w:pPr>
+            <w:proofErr w:type="spellStart"/>
             <w:r>
               <w:rPr>
                 <w:szCs w:val="28"/>
@@ -929,6 +1004,7 @@
               </w:rPr>
               <w:t>deleted_at</w:t>
             </w:r>
+            <w:proofErr w:type="spellEnd"/>
           </w:p>
         </w:tc>
         <w:tc>
@@ -973,21 +1049,7 @@
                 <w:szCs w:val="28"/>
                 <w:u w:val="none"/>
               </w:rPr>
-              <w:t xml:space="preserve">Дата и время </w:t>
-            </w:r>
-            <w:r>
-              <w:rPr>
-                <w:szCs w:val="28"/>
-                <w:u w:val="none"/>
-              </w:rPr>
-              <w:t>удаления</w:t>
-            </w:r>
-            <w:r>
-              <w:rPr>
-                <w:szCs w:val="28"/>
-                <w:u w:val="none"/>
-              </w:rPr>
-              <w:t xml:space="preserve"> записи</w:t>
+              <w:t>Дата и время удаления записи</w:t>
             </w:r>
           </w:p>
         </w:tc>
@@ -1188,6 +1250,7 @@
                 <w:lang w:val="en-US"/>
               </w:rPr>
             </w:pPr>
+            <w:proofErr w:type="spellStart"/>
             <w:r>
               <w:rPr>
                 <w:szCs w:val="28"/>
@@ -1204,6 +1267,7 @@
               </w:rPr>
               <w:t>gint</w:t>
             </w:r>
+            <w:proofErr w:type="spellEnd"/>
             <w:r>
               <w:rPr>
                 <w:szCs w:val="28"/>
@@ -1273,6 +1337,7 @@
                 <w:u w:val="none"/>
               </w:rPr>
             </w:pPr>
+            <w:proofErr w:type="spellStart"/>
             <w:r>
               <w:rPr>
                 <w:szCs w:val="28"/>
@@ -1280,6 +1345,7 @@
               </w:rPr>
               <w:t>name</w:t>
             </w:r>
+            <w:proofErr w:type="spellEnd"/>
           </w:p>
         </w:tc>
         <w:tc>
@@ -1296,13 +1362,23 @@
                 <w:lang w:val="en-US"/>
               </w:rPr>
             </w:pPr>
-            <w:r>
-              <w:rPr>
-                <w:szCs w:val="28"/>
-                <w:u w:val="none"/>
-                <w:lang w:val="en-US"/>
-              </w:rPr>
-              <w:t>varchar(255)</w:t>
+            <w:proofErr w:type="gramStart"/>
+            <w:r>
+              <w:rPr>
+                <w:szCs w:val="28"/>
+                <w:u w:val="none"/>
+                <w:lang w:val="en-US"/>
+              </w:rPr>
+              <w:t>varchar(</w:t>
+            </w:r>
+            <w:proofErr w:type="gramEnd"/>
+            <w:r>
+              <w:rPr>
+                <w:szCs w:val="28"/>
+                <w:u w:val="none"/>
+                <w:lang w:val="en-US"/>
+              </w:rPr>
+              <w:t>255)</w:t>
             </w:r>
           </w:p>
         </w:tc>
@@ -1344,6 +1420,7 @@
                 <w:lang w:val="en-US"/>
               </w:rPr>
             </w:pPr>
+            <w:proofErr w:type="spellStart"/>
             <w:r>
               <w:rPr>
                 <w:szCs w:val="28"/>
@@ -1352,6 +1429,7 @@
               </w:rPr>
               <w:t>man_name</w:t>
             </w:r>
+            <w:proofErr w:type="spellEnd"/>
           </w:p>
         </w:tc>
         <w:tc>
@@ -1368,13 +1446,23 @@
                 <w:lang w:val="en-US"/>
               </w:rPr>
             </w:pPr>
-            <w:r>
-              <w:rPr>
-                <w:szCs w:val="28"/>
-                <w:u w:val="none"/>
-                <w:lang w:val="en-US"/>
-              </w:rPr>
-              <w:t>varchar(255)</w:t>
+            <w:proofErr w:type="gramStart"/>
+            <w:r>
+              <w:rPr>
+                <w:szCs w:val="28"/>
+                <w:u w:val="none"/>
+                <w:lang w:val="en-US"/>
+              </w:rPr>
+              <w:t>varchar(</w:t>
+            </w:r>
+            <w:proofErr w:type="gramEnd"/>
+            <w:r>
+              <w:rPr>
+                <w:szCs w:val="28"/>
+                <w:u w:val="none"/>
+                <w:lang w:val="en-US"/>
+              </w:rPr>
+              <w:t>255)</w:t>
             </w:r>
           </w:p>
         </w:tc>
@@ -1416,6 +1504,7 @@
                 <w:lang w:val="en-US"/>
               </w:rPr>
             </w:pPr>
+            <w:proofErr w:type="spellStart"/>
             <w:r>
               <w:rPr>
                 <w:szCs w:val="28"/>
@@ -1424,6 +1513,7 @@
               </w:rPr>
               <w:t>created_at</w:t>
             </w:r>
+            <w:proofErr w:type="spellEnd"/>
           </w:p>
         </w:tc>
         <w:tc>
@@ -1488,6 +1578,7 @@
                 <w:lang w:val="en-US"/>
               </w:rPr>
             </w:pPr>
+            <w:proofErr w:type="spellStart"/>
             <w:r>
               <w:rPr>
                 <w:szCs w:val="28"/>
@@ -1496,6 +1587,7 @@
               </w:rPr>
               <w:t>updated_at</w:t>
             </w:r>
+            <w:proofErr w:type="spellEnd"/>
           </w:p>
         </w:tc>
         <w:tc>
@@ -1577,15 +1669,31 @@
           <w:u w:val="none"/>
           <w:lang w:val="en-US" w:eastAsia="en-US"/>
         </w:rPr>
+        <w:t xml:space="preserve"> 3 — </w:t>
+      </w:r>
+      <w:r>
+        <w:rPr>
+          <w:szCs w:val="28"/>
+          <w:u w:val="none"/>
+          <w:lang w:eastAsia="en-US"/>
+        </w:rPr>
+        <w:t>Поля</w:t>
+      </w:r>
+      <w:r>
+        <w:rPr>
+          <w:szCs w:val="28"/>
+          <w:u w:val="none"/>
+          <w:lang w:val="en-US" w:eastAsia="en-US"/>
+        </w:rPr>
         <w:t xml:space="preserve"> </w:t>
       </w:r>
       <w:r>
         <w:rPr>
           <w:szCs w:val="28"/>
           <w:u w:val="none"/>
-          <w:lang w:val="en-US" w:eastAsia="en-US"/>
-        </w:rPr>
-        <w:t>3</w:t>
+          <w:lang w:eastAsia="en-US"/>
+        </w:rPr>
+        <w:t>сущности</w:t>
       </w:r>
       <w:r>
         <w:rPr>
@@ -1593,31 +1701,16 @@
           <w:u w:val="none"/>
           <w:lang w:val="en-US" w:eastAsia="en-US"/>
         </w:rPr>
-        <w:t xml:space="preserve"> — </w:t>
+        <w:t xml:space="preserve"> </w:t>
       </w:r>
-      <w:r>
-        <w:rPr>
-          <w:szCs w:val="28"/>
-          <w:u w:val="none"/>
-          <w:lang w:eastAsia="en-US"/>
-        </w:rPr>
-        <w:t>Поля</w:t>
-      </w:r>
+      <w:proofErr w:type="spellStart"/>
       <w:r>
         <w:rPr>
           <w:szCs w:val="28"/>
           <w:u w:val="none"/>
           <w:lang w:val="en-US" w:eastAsia="en-US"/>
         </w:rPr>
-        <w:t xml:space="preserve"> </w:t>
-      </w:r>
-      <w:r>
-        <w:rPr>
-          <w:szCs w:val="28"/>
-          <w:u w:val="none"/>
-          <w:lang w:eastAsia="en-US"/>
-        </w:rPr>
-        <w:t>сущности</w:t>
+        <w:t>users_users</w:t>
       </w:r>
       <w:r>
         <w:rPr>
@@ -1625,7 +1718,7 @@
           <w:u w:val="none"/>
           <w:lang w:val="en-US" w:eastAsia="en-US"/>
         </w:rPr>
-        <w:t xml:space="preserve"> </w:t>
+        <w:t>_</w:t>
       </w:r>
       <w:r>
         <w:rPr>
@@ -1633,32 +1726,9 @@
           <w:u w:val="none"/>
           <w:lang w:val="en-US" w:eastAsia="en-US"/>
         </w:rPr>
-        <w:t>users</w:t>
-      </w:r>
-      <w:r>
-        <w:rPr>
-          <w:szCs w:val="28"/>
-          <w:u w:val="none"/>
-          <w:lang w:val="en-US" w:eastAsia="en-US"/>
-        </w:rPr>
-        <w:t>_users</w:t>
-      </w:r>
-      <w:r>
-        <w:rPr>
-          <w:szCs w:val="28"/>
-          <w:u w:val="none"/>
-          <w:lang w:val="en-US" w:eastAsia="en-US"/>
-        </w:rPr>
-        <w:t>_</w:t>
-      </w:r>
-      <w:r>
-        <w:rPr>
-          <w:szCs w:val="28"/>
-          <w:u w:val="none"/>
-          <w:lang w:val="en-US" w:eastAsia="en-US"/>
-        </w:rPr>
         <w:t>params</w:t>
       </w:r>
+      <w:proofErr w:type="spellEnd"/>
     </w:p>
     <w:tbl>
       <w:tblPr>
@@ -1757,6 +1827,7 @@
                 <w:lang w:val="en-US"/>
               </w:rPr>
             </w:pPr>
+            <w:proofErr w:type="spellStart"/>
             <w:r>
               <w:rPr>
                 <w:szCs w:val="28"/>
@@ -1773,6 +1844,7 @@
               </w:rPr>
               <w:t>d</w:t>
             </w:r>
+            <w:proofErr w:type="spellEnd"/>
           </w:p>
         </w:tc>
         <w:tc>
@@ -1789,6 +1861,7 @@
                 <w:lang w:val="en-US"/>
               </w:rPr>
             </w:pPr>
+            <w:proofErr w:type="spellStart"/>
             <w:r>
               <w:rPr>
                 <w:szCs w:val="28"/>
@@ -1805,6 +1878,7 @@
               </w:rPr>
               <w:t>gint</w:t>
             </w:r>
+            <w:proofErr w:type="spellEnd"/>
             <w:r>
               <w:rPr>
                 <w:szCs w:val="28"/>
@@ -1875,6 +1949,7 @@
                 <w:lang w:val="en-US"/>
               </w:rPr>
             </w:pPr>
+            <w:proofErr w:type="spellStart"/>
             <w:r>
               <w:rPr>
                 <w:szCs w:val="28"/>
@@ -1883,6 +1958,7 @@
               </w:rPr>
               <w:t>param_id</w:t>
             </w:r>
+            <w:proofErr w:type="spellEnd"/>
           </w:p>
         </w:tc>
         <w:tc>
@@ -1899,6 +1975,7 @@
                 <w:lang w:val="en-US"/>
               </w:rPr>
             </w:pPr>
+            <w:proofErr w:type="spellStart"/>
             <w:r>
               <w:rPr>
                 <w:szCs w:val="28"/>
@@ -1915,6 +1992,7 @@
               </w:rPr>
               <w:t>gint</w:t>
             </w:r>
+            <w:proofErr w:type="spellEnd"/>
             <w:r>
               <w:rPr>
                 <w:szCs w:val="28"/>
@@ -2166,6 +2244,7 @@
                 <w:lang w:val="en-US"/>
               </w:rPr>
             </w:pPr>
+            <w:proofErr w:type="spellStart"/>
             <w:r>
               <w:rPr>
                 <w:szCs w:val="28"/>
@@ -2182,6 +2261,7 @@
               </w:rPr>
               <w:t>gint</w:t>
             </w:r>
+            <w:proofErr w:type="spellEnd"/>
             <w:r>
               <w:rPr>
                 <w:szCs w:val="28"/>
@@ -2277,13 +2357,23 @@
                 <w:lang w:val="en-US"/>
               </w:rPr>
             </w:pPr>
-            <w:r>
-              <w:rPr>
-                <w:szCs w:val="28"/>
-                <w:u w:val="none"/>
-                <w:lang w:val="en-US"/>
-              </w:rPr>
-              <w:t>varchar(255)</w:t>
+            <w:proofErr w:type="gramStart"/>
+            <w:r>
+              <w:rPr>
+                <w:szCs w:val="28"/>
+                <w:u w:val="none"/>
+                <w:lang w:val="en-US"/>
+              </w:rPr>
+              <w:t>varchar(</w:t>
+            </w:r>
+            <w:proofErr w:type="gramEnd"/>
+            <w:r>
+              <w:rPr>
+                <w:szCs w:val="28"/>
+                <w:u w:val="none"/>
+                <w:lang w:val="en-US"/>
+              </w:rPr>
+              <w:t>255)</w:t>
             </w:r>
           </w:p>
         </w:tc>
@@ -2349,13 +2439,23 @@
                 <w:lang w:val="en-US"/>
               </w:rPr>
             </w:pPr>
-            <w:r>
-              <w:rPr>
-                <w:szCs w:val="28"/>
-                <w:u w:val="none"/>
-                <w:lang w:val="en-US"/>
-              </w:rPr>
-              <w:t>varchar(255)</w:t>
+            <w:proofErr w:type="gramStart"/>
+            <w:r>
+              <w:rPr>
+                <w:szCs w:val="28"/>
+                <w:u w:val="none"/>
+                <w:lang w:val="en-US"/>
+              </w:rPr>
+              <w:t>varchar(</w:t>
+            </w:r>
+            <w:proofErr w:type="gramEnd"/>
+            <w:r>
+              <w:rPr>
+                <w:szCs w:val="28"/>
+                <w:u w:val="none"/>
+                <w:lang w:val="en-US"/>
+              </w:rPr>
+              <w:t>255)</w:t>
             </w:r>
           </w:p>
         </w:tc>
@@ -2397,6 +2497,7 @@
                 <w:lang w:val="en-US"/>
               </w:rPr>
             </w:pPr>
+            <w:proofErr w:type="spellStart"/>
             <w:r>
               <w:rPr>
                 <w:szCs w:val="28"/>
@@ -2405,6 +2506,7 @@
               </w:rPr>
               <w:t>created_at</w:t>
             </w:r>
+            <w:proofErr w:type="spellEnd"/>
           </w:p>
         </w:tc>
         <w:tc>
@@ -2469,6 +2571,7 @@
                 <w:lang w:val="en-US"/>
               </w:rPr>
             </w:pPr>
+            <w:proofErr w:type="spellStart"/>
             <w:r>
               <w:rPr>
                 <w:szCs w:val="28"/>
@@ -2477,6 +2580,7 @@
               </w:rPr>
               <w:t>updated_at</w:t>
             </w:r>
+            <w:proofErr w:type="spellEnd"/>
           </w:p>
         </w:tc>
         <w:tc>
@@ -2541,6 +2645,7 @@
                 <w:lang w:val="en-US"/>
               </w:rPr>
             </w:pPr>
+            <w:proofErr w:type="spellStart"/>
             <w:r>
               <w:rPr>
                 <w:szCs w:val="28"/>
@@ -2549,6 +2654,7 @@
               </w:rPr>
               <w:t>deleted_at</w:t>
             </w:r>
+            <w:proofErr w:type="spellEnd"/>
           </w:p>
         </w:tc>
         <w:tc>
@@ -2778,6 +2884,7 @@
                 <w:lang w:val="en-US"/>
               </w:rPr>
             </w:pPr>
+            <w:proofErr w:type="spellStart"/>
             <w:r>
               <w:rPr>
                 <w:szCs w:val="28"/>
@@ -2794,6 +2901,7 @@
               </w:rPr>
               <w:t>gint</w:t>
             </w:r>
+            <w:proofErr w:type="spellEnd"/>
             <w:r>
               <w:rPr>
                 <w:szCs w:val="28"/>
@@ -2888,13 +2996,23 @@
                 <w:lang w:val="en-US"/>
               </w:rPr>
             </w:pPr>
-            <w:r>
-              <w:rPr>
-                <w:szCs w:val="28"/>
-                <w:u w:val="none"/>
-                <w:lang w:val="en-US"/>
-              </w:rPr>
-              <w:t>varchar(255)</w:t>
+            <w:proofErr w:type="gramStart"/>
+            <w:r>
+              <w:rPr>
+                <w:szCs w:val="28"/>
+                <w:u w:val="none"/>
+                <w:lang w:val="en-US"/>
+              </w:rPr>
+              <w:t>varchar(</w:t>
+            </w:r>
+            <w:proofErr w:type="gramEnd"/>
+            <w:r>
+              <w:rPr>
+                <w:szCs w:val="28"/>
+                <w:u w:val="none"/>
+                <w:lang w:val="en-US"/>
+              </w:rPr>
+              <w:t>255)</w:t>
             </w:r>
           </w:p>
         </w:tc>
@@ -2917,14 +3035,7 @@
                 <w:szCs w:val="28"/>
                 <w:u w:val="none"/>
               </w:rPr>
-              <w:t xml:space="preserve">Название </w:t>
-            </w:r>
-            <w:r>
-              <w:rPr>
-                <w:szCs w:val="28"/>
-                <w:u w:val="none"/>
-              </w:rPr>
-              <w:t>товара</w:t>
+              <w:t>Название товара</w:t>
             </w:r>
           </w:p>
         </w:tc>
@@ -2968,13 +3079,23 @@
                 <w:lang w:val="en-US"/>
               </w:rPr>
             </w:pPr>
-            <w:r>
-              <w:rPr>
-                <w:szCs w:val="28"/>
-                <w:u w:val="none"/>
-                <w:lang w:val="en-US"/>
-              </w:rPr>
-              <w:t>int(11)</w:t>
+            <w:proofErr w:type="gramStart"/>
+            <w:r>
+              <w:rPr>
+                <w:szCs w:val="28"/>
+                <w:u w:val="none"/>
+                <w:lang w:val="en-US"/>
+              </w:rPr>
+              <w:t>int(</w:t>
+            </w:r>
+            <w:proofErr w:type="gramEnd"/>
+            <w:r>
+              <w:rPr>
+                <w:szCs w:val="28"/>
+                <w:u w:val="none"/>
+                <w:lang w:val="en-US"/>
+              </w:rPr>
+              <w:t>11)</w:t>
             </w:r>
           </w:p>
         </w:tc>
@@ -3040,13 +3161,23 @@
                 <w:lang w:val="en-US"/>
               </w:rPr>
             </w:pPr>
-            <w:r>
-              <w:rPr>
-                <w:szCs w:val="28"/>
-                <w:u w:val="none"/>
-                <w:lang w:val="en-US"/>
-              </w:rPr>
-              <w:t>varchar(255)</w:t>
+            <w:proofErr w:type="gramStart"/>
+            <w:r>
+              <w:rPr>
+                <w:szCs w:val="28"/>
+                <w:u w:val="none"/>
+                <w:lang w:val="en-US"/>
+              </w:rPr>
+              <w:t>varchar(</w:t>
+            </w:r>
+            <w:proofErr w:type="gramEnd"/>
+            <w:r>
+              <w:rPr>
+                <w:szCs w:val="28"/>
+                <w:u w:val="none"/>
+                <w:lang w:val="en-US"/>
+              </w:rPr>
+              <w:t>255)</w:t>
             </w:r>
           </w:p>
         </w:tc>
@@ -3088,6 +3219,7 @@
                 <w:lang w:val="en-US"/>
               </w:rPr>
             </w:pPr>
+            <w:proofErr w:type="spellStart"/>
             <w:r>
               <w:rPr>
                 <w:szCs w:val="28"/>
@@ -3096,6 +3228,7 @@
               </w:rPr>
               <w:t>type_id</w:t>
             </w:r>
+            <w:proofErr w:type="spellEnd"/>
           </w:p>
         </w:tc>
         <w:tc>
@@ -3112,6 +3245,7 @@
                 <w:lang w:val="en-US"/>
               </w:rPr>
             </w:pPr>
+            <w:proofErr w:type="spellStart"/>
             <w:r>
               <w:rPr>
                 <w:szCs w:val="28"/>
@@ -3128,6 +3262,7 @@
               </w:rPr>
               <w:t>gint</w:t>
             </w:r>
+            <w:proofErr w:type="spellEnd"/>
             <w:r>
               <w:rPr>
                 <w:szCs w:val="28"/>
@@ -3198,6 +3333,7 @@
                 <w:lang w:val="en-US"/>
               </w:rPr>
             </w:pPr>
+            <w:proofErr w:type="spellStart"/>
             <w:r>
               <w:rPr>
                 <w:szCs w:val="28"/>
@@ -3206,6 +3342,7 @@
               </w:rPr>
               <w:t>remember_token</w:t>
             </w:r>
+            <w:proofErr w:type="spellEnd"/>
           </w:p>
         </w:tc>
         <w:tc>
@@ -3222,13 +3359,23 @@
                 <w:lang w:val="en-US"/>
               </w:rPr>
             </w:pPr>
-            <w:r>
-              <w:rPr>
-                <w:szCs w:val="28"/>
-                <w:u w:val="none"/>
-                <w:lang w:val="en-US"/>
-              </w:rPr>
-              <w:t>varchar(1)</w:t>
+            <w:proofErr w:type="gramStart"/>
+            <w:r>
+              <w:rPr>
+                <w:szCs w:val="28"/>
+                <w:u w:val="none"/>
+                <w:lang w:val="en-US"/>
+              </w:rPr>
+              <w:t>varchar(</w:t>
+            </w:r>
+            <w:proofErr w:type="gramEnd"/>
+            <w:r>
+              <w:rPr>
+                <w:szCs w:val="28"/>
+                <w:u w:val="none"/>
+                <w:lang w:val="en-US"/>
+              </w:rPr>
+              <w:t>1)</w:t>
             </w:r>
           </w:p>
         </w:tc>
@@ -3270,6 +3417,7 @@
                 <w:lang w:val="en-US"/>
               </w:rPr>
             </w:pPr>
+            <w:proofErr w:type="spellStart"/>
             <w:r>
               <w:rPr>
                 <w:szCs w:val="28"/>
@@ -3278,6 +3426,7 @@
               </w:rPr>
               <w:t>created_at</w:t>
             </w:r>
+            <w:proofErr w:type="spellEnd"/>
           </w:p>
         </w:tc>
         <w:tc>
@@ -3342,6 +3491,7 @@
                 <w:lang w:val="en-US"/>
               </w:rPr>
             </w:pPr>
+            <w:proofErr w:type="spellStart"/>
             <w:r>
               <w:rPr>
                 <w:szCs w:val="28"/>
@@ -3350,6 +3500,7 @@
               </w:rPr>
               <w:t>updated_at</w:t>
             </w:r>
+            <w:proofErr w:type="spellEnd"/>
           </w:p>
         </w:tc>
         <w:tc>
@@ -3414,6 +3565,7 @@
                 <w:lang w:val="en-US"/>
               </w:rPr>
             </w:pPr>
+            <w:proofErr w:type="spellStart"/>
             <w:r>
               <w:rPr>
                 <w:szCs w:val="28"/>
@@ -3422,6 +3574,7 @@
               </w:rPr>
               <w:t>deleted_at</w:t>
             </w:r>
+            <w:proofErr w:type="spellEnd"/>
           </w:p>
         </w:tc>
         <w:tc>
@@ -3667,6 +3820,7 @@
                 <w:lang w:val="en-US"/>
               </w:rPr>
             </w:pPr>
+            <w:proofErr w:type="spellStart"/>
             <w:r>
               <w:rPr>
                 <w:szCs w:val="28"/>
@@ -3683,6 +3837,7 @@
               </w:rPr>
               <w:t>gint</w:t>
             </w:r>
+            <w:proofErr w:type="spellEnd"/>
             <w:r>
               <w:rPr>
                 <w:szCs w:val="28"/>
@@ -3777,13 +3932,23 @@
                 <w:lang w:val="en-US"/>
               </w:rPr>
             </w:pPr>
-            <w:r>
-              <w:rPr>
-                <w:szCs w:val="28"/>
-                <w:u w:val="none"/>
-                <w:lang w:val="en-US"/>
-              </w:rPr>
-              <w:t>varchar(255)</w:t>
+            <w:proofErr w:type="gramStart"/>
+            <w:r>
+              <w:rPr>
+                <w:szCs w:val="28"/>
+                <w:u w:val="none"/>
+                <w:lang w:val="en-US"/>
+              </w:rPr>
+              <w:t>varchar(</w:t>
+            </w:r>
+            <w:proofErr w:type="gramEnd"/>
+            <w:r>
+              <w:rPr>
+                <w:szCs w:val="28"/>
+                <w:u w:val="none"/>
+                <w:lang w:val="en-US"/>
+              </w:rPr>
+              <w:t>255)</w:t>
             </w:r>
           </w:p>
         </w:tc>
@@ -3856,29 +4021,31 @@
                 <w:lang w:val="en-US"/>
               </w:rPr>
             </w:pPr>
-            <w:r>
-              <w:rPr>
-                <w:szCs w:val="28"/>
-                <w:u w:val="none"/>
-                <w:lang w:val="en-US"/>
-              </w:rPr>
-              <w:t>int(11)</w:t>
-            </w:r>
-            <w:r>
-              <w:rPr>
-                <w:szCs w:val="28"/>
-                <w:u w:val="none"/>
-                <w:lang w:val="en-US"/>
-              </w:rPr>
-              <w:t xml:space="preserve"> </w:t>
-            </w:r>
-            <w:r>
-              <w:rPr>
-                <w:szCs w:val="28"/>
-                <w:u w:val="none"/>
-                <w:lang w:val="en-US"/>
-              </w:rPr>
-              <w:t>unsigned</w:t>
+            <w:proofErr w:type="gramStart"/>
+            <w:r>
+              <w:rPr>
+                <w:szCs w:val="28"/>
+                <w:u w:val="none"/>
+                <w:lang w:val="en-US"/>
+              </w:rPr>
+              <w:t>int(</w:t>
+            </w:r>
+            <w:proofErr w:type="gramEnd"/>
+            <w:r>
+              <w:rPr>
+                <w:szCs w:val="28"/>
+                <w:u w:val="none"/>
+                <w:lang w:val="en-US"/>
+              </w:rPr>
+              <w:t>11)</w:t>
+            </w:r>
+            <w:r>
+              <w:rPr>
+                <w:szCs w:val="28"/>
+                <w:u w:val="none"/>
+                <w:lang w:val="en-US"/>
+              </w:rPr>
+              <w:t xml:space="preserve"> unsigned</w:t>
             </w:r>
           </w:p>
         </w:tc>
@@ -3900,14 +4067,7 @@
                 <w:szCs w:val="28"/>
                 <w:u w:val="none"/>
               </w:rPr>
-              <w:t xml:space="preserve">Стоимость </w:t>
-            </w:r>
-            <w:r>
-              <w:rPr>
-                <w:szCs w:val="28"/>
-                <w:u w:val="none"/>
-              </w:rPr>
-              <w:t>за 1 час посещения</w:t>
+              <w:t>Стоимость за 1 час посещения</w:t>
             </w:r>
           </w:p>
         </w:tc>
@@ -3927,6 +4087,7 @@
                 <w:lang w:val="en-US"/>
               </w:rPr>
             </w:pPr>
+            <w:proofErr w:type="spellStart"/>
             <w:r>
               <w:rPr>
                 <w:szCs w:val="28"/>
@@ -3935,6 +4096,7 @@
               </w:rPr>
               <w:t>created_at</w:t>
             </w:r>
+            <w:proofErr w:type="spellEnd"/>
           </w:p>
         </w:tc>
         <w:tc>
@@ -3999,6 +4161,7 @@
                 <w:lang w:val="en-US"/>
               </w:rPr>
             </w:pPr>
+            <w:proofErr w:type="spellStart"/>
             <w:r>
               <w:rPr>
                 <w:szCs w:val="28"/>
@@ -4007,6 +4170,7 @@
               </w:rPr>
               <w:t>updated_at</w:t>
             </w:r>
+            <w:proofErr w:type="spellEnd"/>
           </w:p>
         </w:tc>
         <w:tc>
@@ -4071,6 +4235,7 @@
                 <w:lang w:val="en-US"/>
               </w:rPr>
             </w:pPr>
+            <w:proofErr w:type="spellStart"/>
             <w:r>
               <w:rPr>
                 <w:szCs w:val="28"/>
@@ -4079,6 +4244,7 @@
               </w:rPr>
               <w:t>deleted_at</w:t>
             </w:r>
+            <w:proofErr w:type="spellEnd"/>
           </w:p>
         </w:tc>
         <w:tc>
@@ -4308,6 +4474,7 @@
                 <w:lang w:val="en-US"/>
               </w:rPr>
             </w:pPr>
+            <w:proofErr w:type="spellStart"/>
             <w:r>
               <w:rPr>
                 <w:szCs w:val="28"/>
@@ -4324,6 +4491,7 @@
               </w:rPr>
               <w:t>gint</w:t>
             </w:r>
+            <w:proofErr w:type="spellEnd"/>
             <w:r>
               <w:rPr>
                 <w:szCs w:val="28"/>
@@ -4419,13 +4587,23 @@
                 <w:lang w:val="en-US"/>
               </w:rPr>
             </w:pPr>
-            <w:r>
-              <w:rPr>
-                <w:szCs w:val="28"/>
-                <w:u w:val="none"/>
-                <w:lang w:val="en-US"/>
-              </w:rPr>
-              <w:t>varchar(255)</w:t>
+            <w:proofErr w:type="gramStart"/>
+            <w:r>
+              <w:rPr>
+                <w:szCs w:val="28"/>
+                <w:u w:val="none"/>
+                <w:lang w:val="en-US"/>
+              </w:rPr>
+              <w:t>varchar(</w:t>
+            </w:r>
+            <w:proofErr w:type="gramEnd"/>
+            <w:r>
+              <w:rPr>
+                <w:szCs w:val="28"/>
+                <w:u w:val="none"/>
+                <w:lang w:val="en-US"/>
+              </w:rPr>
+              <w:t>255)</w:t>
             </w:r>
           </w:p>
         </w:tc>
@@ -4498,13 +4676,23 @@
                 <w:u w:val="none"/>
               </w:rPr>
             </w:pPr>
-            <w:r>
-              <w:rPr>
-                <w:szCs w:val="28"/>
-                <w:u w:val="none"/>
-                <w:lang w:val="en-US"/>
-              </w:rPr>
-              <w:t>int(11)</w:t>
+            <w:proofErr w:type="gramStart"/>
+            <w:r>
+              <w:rPr>
+                <w:szCs w:val="28"/>
+                <w:u w:val="none"/>
+                <w:lang w:val="en-US"/>
+              </w:rPr>
+              <w:t>int(</w:t>
+            </w:r>
+            <w:proofErr w:type="gramEnd"/>
+            <w:r>
+              <w:rPr>
+                <w:szCs w:val="28"/>
+                <w:u w:val="none"/>
+                <w:lang w:val="en-US"/>
+              </w:rPr>
+              <w:t>11)</w:t>
             </w:r>
             <w:r>
               <w:rPr>
@@ -4578,13 +4766,23 @@
                 <w:lang w:val="en-US"/>
               </w:rPr>
             </w:pPr>
-            <w:r>
-              <w:rPr>
-                <w:szCs w:val="28"/>
-                <w:u w:val="none"/>
-                <w:lang w:val="en-US"/>
-              </w:rPr>
-              <w:t>varchar(255)</w:t>
+            <w:proofErr w:type="gramStart"/>
+            <w:r>
+              <w:rPr>
+                <w:szCs w:val="28"/>
+                <w:u w:val="none"/>
+                <w:lang w:val="en-US"/>
+              </w:rPr>
+              <w:t>varchar(</w:t>
+            </w:r>
+            <w:proofErr w:type="gramEnd"/>
+            <w:r>
+              <w:rPr>
+                <w:szCs w:val="28"/>
+                <w:u w:val="none"/>
+                <w:lang w:val="en-US"/>
+              </w:rPr>
+              <w:t>255)</w:t>
             </w:r>
           </w:p>
         </w:tc>
@@ -4626,6 +4824,7 @@
                 <w:lang w:val="en-US"/>
               </w:rPr>
             </w:pPr>
+            <w:proofErr w:type="spellStart"/>
             <w:r>
               <w:rPr>
                 <w:szCs w:val="28"/>
@@ -4642,6 +4841,7 @@
               </w:rPr>
               <w:t>_id</w:t>
             </w:r>
+            <w:proofErr w:type="spellEnd"/>
           </w:p>
         </w:tc>
         <w:tc>
@@ -4658,6 +4858,7 @@
                 <w:lang w:val="en-US"/>
               </w:rPr>
             </w:pPr>
+            <w:proofErr w:type="spellStart"/>
             <w:r>
               <w:rPr>
                 <w:szCs w:val="28"/>
@@ -4674,6 +4875,7 @@
               </w:rPr>
               <w:t>gint</w:t>
             </w:r>
+            <w:proofErr w:type="spellEnd"/>
             <w:r>
               <w:rPr>
                 <w:szCs w:val="28"/>
@@ -4744,6 +4946,7 @@
                 <w:lang w:val="en-US"/>
               </w:rPr>
             </w:pPr>
+            <w:proofErr w:type="spellStart"/>
             <w:r>
               <w:rPr>
                 <w:szCs w:val="28"/>
@@ -4752,6 +4955,7 @@
               </w:rPr>
               <w:t>remember_token</w:t>
             </w:r>
+            <w:proofErr w:type="spellEnd"/>
           </w:p>
         </w:tc>
         <w:tc>
@@ -4768,13 +4972,23 @@
                 <w:lang w:val="en-US"/>
               </w:rPr>
             </w:pPr>
-            <w:r>
-              <w:rPr>
-                <w:szCs w:val="28"/>
-                <w:u w:val="none"/>
-                <w:lang w:val="en-US"/>
-              </w:rPr>
-              <w:t>varchar(1)</w:t>
+            <w:proofErr w:type="gramStart"/>
+            <w:r>
+              <w:rPr>
+                <w:szCs w:val="28"/>
+                <w:u w:val="none"/>
+                <w:lang w:val="en-US"/>
+              </w:rPr>
+              <w:t>varchar(</w:t>
+            </w:r>
+            <w:proofErr w:type="gramEnd"/>
+            <w:r>
+              <w:rPr>
+                <w:szCs w:val="28"/>
+                <w:u w:val="none"/>
+                <w:lang w:val="en-US"/>
+              </w:rPr>
+              <w:t>1)</w:t>
             </w:r>
           </w:p>
         </w:tc>
@@ -4816,6 +5030,7 @@
                 <w:lang w:val="en-US"/>
               </w:rPr>
             </w:pPr>
+            <w:proofErr w:type="spellStart"/>
             <w:r>
               <w:rPr>
                 <w:szCs w:val="28"/>
@@ -4824,6 +5039,7 @@
               </w:rPr>
               <w:t>created_at</w:t>
             </w:r>
+            <w:proofErr w:type="spellEnd"/>
           </w:p>
         </w:tc>
         <w:tc>
@@ -4888,6 +5104,7 @@
                 <w:lang w:val="en-US"/>
               </w:rPr>
             </w:pPr>
+            <w:proofErr w:type="spellStart"/>
             <w:r>
               <w:rPr>
                 <w:szCs w:val="28"/>
@@ -4896,6 +5113,7 @@
               </w:rPr>
               <w:t>updated_at</w:t>
             </w:r>
+            <w:proofErr w:type="spellEnd"/>
           </w:p>
         </w:tc>
         <w:tc>
@@ -4960,6 +5178,7 @@
                 <w:lang w:val="en-US"/>
               </w:rPr>
             </w:pPr>
+            <w:proofErr w:type="spellStart"/>
             <w:r>
               <w:rPr>
                 <w:szCs w:val="28"/>
@@ -4968,6 +5187,7 @@
               </w:rPr>
               <w:t>deleted_at</w:t>
             </w:r>
+            <w:proofErr w:type="spellEnd"/>
           </w:p>
         </w:tc>
         <w:tc>
@@ -5213,6 +5433,7 @@
                 <w:lang w:val="en-US"/>
               </w:rPr>
             </w:pPr>
+            <w:proofErr w:type="spellStart"/>
             <w:r>
               <w:rPr>
                 <w:szCs w:val="28"/>
@@ -5229,6 +5450,7 @@
               </w:rPr>
               <w:t>gint</w:t>
             </w:r>
+            <w:proofErr w:type="spellEnd"/>
             <w:r>
               <w:rPr>
                 <w:szCs w:val="28"/>
@@ -5299,6 +5521,7 @@
                 <w:lang w:val="en-US"/>
               </w:rPr>
             </w:pPr>
+            <w:proofErr w:type="spellStart"/>
             <w:r>
               <w:rPr>
                 <w:szCs w:val="28"/>
@@ -5307,6 +5530,7 @@
               </w:rPr>
               <w:t>fio</w:t>
             </w:r>
+            <w:proofErr w:type="spellEnd"/>
           </w:p>
         </w:tc>
         <w:tc>
@@ -5323,13 +5547,23 @@
                 <w:lang w:val="en-US"/>
               </w:rPr>
             </w:pPr>
-            <w:r>
-              <w:rPr>
-                <w:szCs w:val="28"/>
-                <w:u w:val="none"/>
-                <w:lang w:val="en-US"/>
-              </w:rPr>
-              <w:t>varchar(255)</w:t>
+            <w:proofErr w:type="gramStart"/>
+            <w:r>
+              <w:rPr>
+                <w:szCs w:val="28"/>
+                <w:u w:val="none"/>
+                <w:lang w:val="en-US"/>
+              </w:rPr>
+              <w:t>varchar(</w:t>
+            </w:r>
+            <w:proofErr w:type="gramEnd"/>
+            <w:r>
+              <w:rPr>
+                <w:szCs w:val="28"/>
+                <w:u w:val="none"/>
+                <w:lang w:val="en-US"/>
+              </w:rPr>
+              <w:t>255)</w:t>
             </w:r>
           </w:p>
         </w:tc>
@@ -5351,14 +5585,7 @@
                 <w:szCs w:val="28"/>
                 <w:u w:val="none"/>
               </w:rPr>
-              <w:t>Фамилия, имя и отчество</w:t>
-            </w:r>
-            <w:r>
-              <w:rPr>
-                <w:szCs w:val="28"/>
-                <w:u w:val="none"/>
-              </w:rPr>
-              <w:t xml:space="preserve"> клиента</w:t>
+              <w:t>Фамилия, имя и отчество клиента</w:t>
             </w:r>
           </w:p>
         </w:tc>
@@ -5401,13 +5628,33 @@
                 <w:u w:val="none"/>
               </w:rPr>
             </w:pPr>
-            <w:r>
-              <w:rPr>
-                <w:szCs w:val="28"/>
-                <w:u w:val="none"/>
-                <w:lang w:val="en-US"/>
-              </w:rPr>
-              <w:t>tinyint(1)</w:t>
+            <w:proofErr w:type="spellStart"/>
+            <w:proofErr w:type="gramStart"/>
+            <w:r>
+              <w:rPr>
+                <w:szCs w:val="28"/>
+                <w:u w:val="none"/>
+                <w:lang w:val="en-US"/>
+              </w:rPr>
+              <w:t>tinyint</w:t>
+            </w:r>
+            <w:proofErr w:type="spellEnd"/>
+            <w:r>
+              <w:rPr>
+                <w:szCs w:val="28"/>
+                <w:u w:val="none"/>
+                <w:lang w:val="en-US"/>
+              </w:rPr>
+              <w:t>(</w:t>
+            </w:r>
+            <w:proofErr w:type="gramEnd"/>
+            <w:r>
+              <w:rPr>
+                <w:szCs w:val="28"/>
+                <w:u w:val="none"/>
+                <w:lang w:val="en-US"/>
+              </w:rPr>
+              <w:t>1)</w:t>
             </w:r>
           </w:p>
         </w:tc>
@@ -5429,14 +5676,7 @@
                 <w:szCs w:val="28"/>
                 <w:u w:val="none"/>
               </w:rPr>
-              <w:t xml:space="preserve">Статус </w:t>
-            </w:r>
-            <w:r>
-              <w:rPr>
-                <w:szCs w:val="28"/>
-                <w:u w:val="none"/>
-              </w:rPr>
-              <w:t>бронирования</w:t>
+              <w:t>Статус бронирования</w:t>
             </w:r>
           </w:p>
         </w:tc>
@@ -5480,13 +5720,23 @@
                 <w:lang w:val="en-US"/>
               </w:rPr>
             </w:pPr>
-            <w:r>
-              <w:rPr>
-                <w:szCs w:val="28"/>
-                <w:u w:val="none"/>
-                <w:lang w:val="en-US"/>
-              </w:rPr>
-              <w:t>varchar(255)</w:t>
+            <w:proofErr w:type="gramStart"/>
+            <w:r>
+              <w:rPr>
+                <w:szCs w:val="28"/>
+                <w:u w:val="none"/>
+                <w:lang w:val="en-US"/>
+              </w:rPr>
+              <w:t>varchar(</w:t>
+            </w:r>
+            <w:proofErr w:type="gramEnd"/>
+            <w:r>
+              <w:rPr>
+                <w:szCs w:val="28"/>
+                <w:u w:val="none"/>
+                <w:lang w:val="en-US"/>
+              </w:rPr>
+              <w:t>255)</w:t>
             </w:r>
           </w:p>
         </w:tc>
@@ -5508,14 +5758,7 @@
                 <w:szCs w:val="28"/>
                 <w:u w:val="none"/>
               </w:rPr>
-              <w:t>Электронная почта</w:t>
-            </w:r>
-            <w:r>
-              <w:rPr>
-                <w:szCs w:val="28"/>
-                <w:u w:val="none"/>
-              </w:rPr>
-              <w:t xml:space="preserve"> клиента</w:t>
+              <w:t>Электронная почта клиента</w:t>
             </w:r>
           </w:p>
         </w:tc>
@@ -5535,6 +5778,7 @@
                 <w:lang w:val="en-US"/>
               </w:rPr>
             </w:pPr>
+            <w:proofErr w:type="spellStart"/>
             <w:r>
               <w:rPr>
                 <w:szCs w:val="28"/>
@@ -5551,6 +5795,7 @@
               </w:rPr>
               <w:t>_id</w:t>
             </w:r>
+            <w:proofErr w:type="spellEnd"/>
           </w:p>
         </w:tc>
         <w:tc>
@@ -5567,6 +5812,7 @@
                 <w:lang w:val="en-US"/>
               </w:rPr>
             </w:pPr>
+            <w:proofErr w:type="spellStart"/>
             <w:r>
               <w:rPr>
                 <w:szCs w:val="28"/>
@@ -5583,6 +5829,7 @@
               </w:rPr>
               <w:t>gint</w:t>
             </w:r>
+            <w:proofErr w:type="spellEnd"/>
             <w:r>
               <w:rPr>
                 <w:szCs w:val="28"/>
@@ -5677,13 +5924,23 @@
                 <w:lang w:val="en-US"/>
               </w:rPr>
             </w:pPr>
-            <w:r>
-              <w:rPr>
-                <w:szCs w:val="28"/>
-                <w:u w:val="none"/>
-                <w:lang w:val="en-US"/>
-              </w:rPr>
-              <w:t>int(11) unsigned</w:t>
+            <w:proofErr w:type="gramStart"/>
+            <w:r>
+              <w:rPr>
+                <w:szCs w:val="28"/>
+                <w:u w:val="none"/>
+                <w:lang w:val="en-US"/>
+              </w:rPr>
+              <w:t>int(</w:t>
+            </w:r>
+            <w:proofErr w:type="gramEnd"/>
+            <w:r>
+              <w:rPr>
+                <w:szCs w:val="28"/>
+                <w:u w:val="none"/>
+                <w:lang w:val="en-US"/>
+              </w:rPr>
+              <w:t>11) unsigned</w:t>
             </w:r>
           </w:p>
         </w:tc>
@@ -5748,13 +6005,23 @@
                 <w:lang w:val="en-US"/>
               </w:rPr>
             </w:pPr>
-            <w:r>
-              <w:rPr>
-                <w:szCs w:val="28"/>
-                <w:u w:val="none"/>
-                <w:lang w:val="en-US"/>
-              </w:rPr>
-              <w:t>int(11) unsigned</w:t>
+            <w:proofErr w:type="gramStart"/>
+            <w:r>
+              <w:rPr>
+                <w:szCs w:val="28"/>
+                <w:u w:val="none"/>
+                <w:lang w:val="en-US"/>
+              </w:rPr>
+              <w:t>int(</w:t>
+            </w:r>
+            <w:proofErr w:type="gramEnd"/>
+            <w:r>
+              <w:rPr>
+                <w:szCs w:val="28"/>
+                <w:u w:val="none"/>
+                <w:lang w:val="en-US"/>
+              </w:rPr>
+              <w:t>11) unsigned</w:t>
             </w:r>
           </w:p>
         </w:tc>
@@ -5776,14 +6043,7 @@
                 <w:szCs w:val="28"/>
                 <w:u w:val="none"/>
               </w:rPr>
-              <w:t xml:space="preserve">Количество </w:t>
-            </w:r>
-            <w:r>
-              <w:rPr>
-                <w:szCs w:val="28"/>
-                <w:u w:val="none"/>
-              </w:rPr>
-              <w:t>планируемых часов</w:t>
+              <w:t>Количество планируемых часов</w:t>
             </w:r>
           </w:p>
         </w:tc>
@@ -5803,6 +6063,7 @@
                 <w:lang w:val="en-US"/>
               </w:rPr>
             </w:pPr>
+            <w:proofErr w:type="spellStart"/>
             <w:r>
               <w:rPr>
                 <w:szCs w:val="28"/>
@@ -5811,6 +6072,7 @@
               </w:rPr>
               <w:t>date_reserve</w:t>
             </w:r>
+            <w:proofErr w:type="spellEnd"/>
           </w:p>
         </w:tc>
         <w:tc>
@@ -5875,6 +6137,7 @@
                 <w:lang w:val="en-US"/>
               </w:rPr>
             </w:pPr>
+            <w:proofErr w:type="spellStart"/>
             <w:r>
               <w:rPr>
                 <w:szCs w:val="28"/>
@@ -5883,6 +6146,7 @@
               </w:rPr>
               <w:t>created_at</w:t>
             </w:r>
+            <w:proofErr w:type="spellEnd"/>
           </w:p>
         </w:tc>
         <w:tc>
@@ -5947,6 +6211,7 @@
                 <w:lang w:val="en-US"/>
               </w:rPr>
             </w:pPr>
+            <w:proofErr w:type="spellStart"/>
             <w:r>
               <w:rPr>
                 <w:szCs w:val="28"/>
@@ -5955,6 +6220,7 @@
               </w:rPr>
               <w:t>updated_at</w:t>
             </w:r>
+            <w:proofErr w:type="spellEnd"/>
           </w:p>
         </w:tc>
         <w:tc>
@@ -6019,6 +6285,7 @@
                 <w:lang w:val="en-US"/>
               </w:rPr>
             </w:pPr>
+            <w:proofErr w:type="spellStart"/>
             <w:r>
               <w:rPr>
                 <w:szCs w:val="28"/>
@@ -6027,6 +6294,7 @@
               </w:rPr>
               <w:t>deleted_at</w:t>
             </w:r>
+            <w:proofErr w:type="spellEnd"/>
           </w:p>
         </w:tc>
         <w:tc>
@@ -6272,6 +6540,7 @@
                 <w:lang w:val="en-US"/>
               </w:rPr>
             </w:pPr>
+            <w:proofErr w:type="spellStart"/>
             <w:r>
               <w:rPr>
                 <w:szCs w:val="28"/>
@@ -6288,6 +6557,7 @@
               </w:rPr>
               <w:t>gint</w:t>
             </w:r>
+            <w:proofErr w:type="spellEnd"/>
             <w:r>
               <w:rPr>
                 <w:szCs w:val="28"/>
@@ -6358,6 +6628,7 @@
                 <w:lang w:val="en-US"/>
               </w:rPr>
             </w:pPr>
+            <w:proofErr w:type="spellStart"/>
             <w:r>
               <w:rPr>
                 <w:szCs w:val="28"/>
@@ -6366,6 +6637,7 @@
               </w:rPr>
               <w:t>room_id</w:t>
             </w:r>
+            <w:proofErr w:type="spellEnd"/>
           </w:p>
         </w:tc>
         <w:tc>
@@ -6382,6 +6654,7 @@
                 <w:lang w:val="en-US"/>
               </w:rPr>
             </w:pPr>
+            <w:proofErr w:type="spellStart"/>
             <w:r>
               <w:rPr>
                 <w:szCs w:val="28"/>
@@ -6398,6 +6671,7 @@
               </w:rPr>
               <w:t>gint</w:t>
             </w:r>
+            <w:proofErr w:type="spellEnd"/>
             <w:r>
               <w:rPr>
                 <w:szCs w:val="28"/>
@@ -6492,13 +6766,23 @@
                 <w:lang w:val="en-US"/>
               </w:rPr>
             </w:pPr>
-            <w:r>
-              <w:rPr>
-                <w:szCs w:val="28"/>
-                <w:u w:val="none"/>
-                <w:lang w:val="en-US"/>
-              </w:rPr>
-              <w:t>varchar(255)</w:t>
+            <w:proofErr w:type="gramStart"/>
+            <w:r>
+              <w:rPr>
+                <w:szCs w:val="28"/>
+                <w:u w:val="none"/>
+                <w:lang w:val="en-US"/>
+              </w:rPr>
+              <w:t>varchar(</w:t>
+            </w:r>
+            <w:proofErr w:type="gramEnd"/>
+            <w:r>
+              <w:rPr>
+                <w:szCs w:val="28"/>
+                <w:u w:val="none"/>
+                <w:lang w:val="en-US"/>
+              </w:rPr>
+              <w:t>255)</w:t>
             </w:r>
           </w:p>
         </w:tc>
@@ -6540,6 +6824,7 @@
                 <w:lang w:val="en-US"/>
               </w:rPr>
             </w:pPr>
+            <w:proofErr w:type="spellStart"/>
             <w:r>
               <w:rPr>
                 <w:szCs w:val="28"/>
@@ -6548,6 +6833,7 @@
               </w:rPr>
               <w:t>created_at</w:t>
             </w:r>
+            <w:proofErr w:type="spellEnd"/>
           </w:p>
         </w:tc>
         <w:tc>
@@ -6612,6 +6898,7 @@
                 <w:lang w:val="en-US"/>
               </w:rPr>
             </w:pPr>
+            <w:proofErr w:type="spellStart"/>
             <w:r>
               <w:rPr>
                 <w:szCs w:val="28"/>
@@ -6620,6 +6907,7 @@
               </w:rPr>
               <w:t>updated_at</w:t>
             </w:r>
+            <w:proofErr w:type="spellEnd"/>
           </w:p>
         </w:tc>
         <w:tc>
@@ -6849,6 +7137,7 @@
                 <w:lang w:val="en-US"/>
               </w:rPr>
             </w:pPr>
+            <w:proofErr w:type="spellStart"/>
             <w:r>
               <w:rPr>
                 <w:szCs w:val="28"/>
@@ -6865,6 +7154,7 @@
               </w:rPr>
               <w:t>gint</w:t>
             </w:r>
+            <w:proofErr w:type="spellEnd"/>
             <w:r>
               <w:rPr>
                 <w:szCs w:val="28"/>
@@ -6958,13 +7248,33 @@
                 <w:u w:val="none"/>
               </w:rPr>
             </w:pPr>
-            <w:r>
-              <w:rPr>
-                <w:szCs w:val="28"/>
-                <w:u w:val="none"/>
-                <w:lang w:val="en-US"/>
-              </w:rPr>
-              <w:t>tinyint(1)</w:t>
+            <w:proofErr w:type="spellStart"/>
+            <w:proofErr w:type="gramStart"/>
+            <w:r>
+              <w:rPr>
+                <w:szCs w:val="28"/>
+                <w:u w:val="none"/>
+                <w:lang w:val="en-US"/>
+              </w:rPr>
+              <w:t>tinyint</w:t>
+            </w:r>
+            <w:proofErr w:type="spellEnd"/>
+            <w:r>
+              <w:rPr>
+                <w:szCs w:val="28"/>
+                <w:u w:val="none"/>
+                <w:lang w:val="en-US"/>
+              </w:rPr>
+              <w:t>(</w:t>
+            </w:r>
+            <w:proofErr w:type="gramEnd"/>
+            <w:r>
+              <w:rPr>
+                <w:szCs w:val="28"/>
+                <w:u w:val="none"/>
+                <w:lang w:val="en-US"/>
+              </w:rPr>
+              <w:t>1)</w:t>
             </w:r>
           </w:p>
         </w:tc>
@@ -7006,6 +7316,7 @@
                 <w:lang w:val="en-US"/>
               </w:rPr>
             </w:pPr>
+            <w:proofErr w:type="spellStart"/>
             <w:r>
               <w:rPr>
                 <w:szCs w:val="28"/>
@@ -7014,6 +7325,7 @@
               </w:rPr>
               <w:t>room_id</w:t>
             </w:r>
+            <w:proofErr w:type="spellEnd"/>
           </w:p>
         </w:tc>
         <w:tc>
@@ -7030,6 +7342,7 @@
                 <w:lang w:val="en-US"/>
               </w:rPr>
             </w:pPr>
+            <w:proofErr w:type="spellStart"/>
             <w:r>
               <w:rPr>
                 <w:szCs w:val="28"/>
@@ -7046,6 +7359,7 @@
               </w:rPr>
               <w:t>gint</w:t>
             </w:r>
+            <w:proofErr w:type="spellEnd"/>
             <w:r>
               <w:rPr>
                 <w:szCs w:val="28"/>
@@ -7115,6 +7429,7 @@
                 <w:u w:val="none"/>
               </w:rPr>
             </w:pPr>
+            <w:proofErr w:type="spellStart"/>
             <w:r>
               <w:rPr>
                 <w:szCs w:val="28"/>
@@ -7131,6 +7446,7 @@
               </w:rPr>
               <w:t>order</w:t>
             </w:r>
+            <w:proofErr w:type="spellEnd"/>
           </w:p>
         </w:tc>
         <w:tc>
@@ -7202,6 +7518,7 @@
                 <w:lang w:val="en-US"/>
               </w:rPr>
             </w:pPr>
+            <w:proofErr w:type="spellStart"/>
             <w:r>
               <w:rPr>
                 <w:szCs w:val="28"/>
@@ -7210,6 +7527,7 @@
               </w:rPr>
               <w:t>created_at</w:t>
             </w:r>
+            <w:proofErr w:type="spellEnd"/>
           </w:p>
         </w:tc>
         <w:tc>
@@ -7274,6 +7592,7 @@
                 <w:lang w:val="en-US"/>
               </w:rPr>
             </w:pPr>
+            <w:proofErr w:type="spellStart"/>
             <w:r>
               <w:rPr>
                 <w:szCs w:val="28"/>
@@ -7282,6 +7601,7 @@
               </w:rPr>
               <w:t>updated_at</w:t>
             </w:r>
+            <w:proofErr w:type="spellEnd"/>
           </w:p>
         </w:tc>
         <w:tc>
@@ -7346,6 +7666,7 @@
                 <w:lang w:val="en-US"/>
               </w:rPr>
             </w:pPr>
+            <w:proofErr w:type="spellStart"/>
             <w:r>
               <w:rPr>
                 <w:szCs w:val="28"/>
@@ -7354,6 +7675,7 @@
               </w:rPr>
               <w:t>deleted_at</w:t>
             </w:r>
+            <w:proofErr w:type="spellEnd"/>
           </w:p>
         </w:tc>
         <w:tc>
@@ -7599,6 +7921,7 @@
                 <w:lang w:val="en-US"/>
               </w:rPr>
             </w:pPr>
+            <w:proofErr w:type="spellStart"/>
             <w:r>
               <w:rPr>
                 <w:szCs w:val="28"/>
@@ -7615,6 +7938,7 @@
               </w:rPr>
               <w:t>gint</w:t>
             </w:r>
+            <w:proofErr w:type="spellEnd"/>
             <w:r>
               <w:rPr>
                 <w:szCs w:val="28"/>
@@ -7685,6 +8009,7 @@
                 <w:lang w:val="en-US"/>
               </w:rPr>
             </w:pPr>
+            <w:proofErr w:type="spellStart"/>
             <w:r>
               <w:rPr>
                 <w:szCs w:val="28"/>
@@ -7701,6 +8026,7 @@
               </w:rPr>
               <w:t>_id</w:t>
             </w:r>
+            <w:proofErr w:type="spellEnd"/>
           </w:p>
         </w:tc>
         <w:tc>
@@ -7717,6 +8043,7 @@
                 <w:lang w:val="en-US"/>
               </w:rPr>
             </w:pPr>
+            <w:proofErr w:type="spellStart"/>
             <w:r>
               <w:rPr>
                 <w:szCs w:val="28"/>
@@ -7733,6 +8060,7 @@
               </w:rPr>
               <w:t>gint</w:t>
             </w:r>
+            <w:proofErr w:type="spellEnd"/>
             <w:r>
               <w:rPr>
                 <w:szCs w:val="28"/>
@@ -7803,22 +8131,16 @@
                 <w:lang w:val="en-US"/>
               </w:rPr>
             </w:pPr>
-            <w:r>
-              <w:rPr>
-                <w:szCs w:val="28"/>
-                <w:u w:val="none"/>
-                <w:lang w:val="en-US"/>
-              </w:rPr>
-              <w:t>product</w:t>
-            </w:r>
-            <w:r>
-              <w:rPr>
-                <w:szCs w:val="28"/>
-                <w:u w:val="none"/>
-                <w:lang w:val="en-US"/>
-              </w:rPr>
-              <w:t>_id</w:t>
-            </w:r>
+            <w:proofErr w:type="spellStart"/>
+            <w:r>
+              <w:rPr>
+                <w:szCs w:val="28"/>
+                <w:u w:val="none"/>
+                <w:lang w:val="en-US"/>
+              </w:rPr>
+              <w:t>product_id</w:t>
+            </w:r>
+            <w:proofErr w:type="spellEnd"/>
           </w:p>
         </w:tc>
         <w:tc>
@@ -7835,6 +8157,7 @@
                 <w:lang w:val="en-US"/>
               </w:rPr>
             </w:pPr>
+            <w:proofErr w:type="spellStart"/>
             <w:r>
               <w:rPr>
                 <w:szCs w:val="28"/>
@@ -7851,6 +8174,7 @@
               </w:rPr>
               <w:t>gint</w:t>
             </w:r>
+            <w:proofErr w:type="spellEnd"/>
             <w:r>
               <w:rPr>
                 <w:szCs w:val="28"/>
@@ -7946,13 +8270,23 @@
                 <w:lang w:val="en-US"/>
               </w:rPr>
             </w:pPr>
-            <w:r>
-              <w:rPr>
-                <w:szCs w:val="28"/>
-                <w:u w:val="none"/>
-                <w:lang w:val="en-US"/>
-              </w:rPr>
-              <w:t>int(11) unsigned</w:t>
+            <w:proofErr w:type="gramStart"/>
+            <w:r>
+              <w:rPr>
+                <w:szCs w:val="28"/>
+                <w:u w:val="none"/>
+                <w:lang w:val="en-US"/>
+              </w:rPr>
+              <w:t>int(</w:t>
+            </w:r>
+            <w:proofErr w:type="gramEnd"/>
+            <w:r>
+              <w:rPr>
+                <w:szCs w:val="28"/>
+                <w:u w:val="none"/>
+                <w:lang w:val="en-US"/>
+              </w:rPr>
+              <w:t>11) unsigned</w:t>
             </w:r>
           </w:p>
         </w:tc>
@@ -7975,14 +8309,7 @@
                 <w:szCs w:val="28"/>
                 <w:u w:val="none"/>
               </w:rPr>
-              <w:t>К</w:t>
-            </w:r>
-            <w:r>
-              <w:rPr>
-                <w:szCs w:val="28"/>
-                <w:u w:val="none"/>
-              </w:rPr>
-              <w:t>оличество единиц товара</w:t>
+              <w:t>Количество единиц товара</w:t>
             </w:r>
           </w:p>
         </w:tc>
@@ -8002,6 +8329,7 @@
                 <w:lang w:val="en-US"/>
               </w:rPr>
             </w:pPr>
+            <w:proofErr w:type="spellStart"/>
             <w:r>
               <w:rPr>
                 <w:szCs w:val="28"/>
@@ -8010,6 +8338,7 @@
               </w:rPr>
               <w:t>created_at</w:t>
             </w:r>
+            <w:proofErr w:type="spellEnd"/>
           </w:p>
         </w:tc>
         <w:tc>
@@ -8074,6 +8403,7 @@
                 <w:lang w:val="en-US"/>
               </w:rPr>
             </w:pPr>
+            <w:proofErr w:type="spellStart"/>
             <w:r>
               <w:rPr>
                 <w:szCs w:val="28"/>
@@ -8082,6 +8412,7 @@
               </w:rPr>
               <w:t>updated_at</w:t>
             </w:r>
+            <w:proofErr w:type="spellEnd"/>
           </w:p>
         </w:tc>
         <w:tc>
@@ -8132,6 +8463,1430 @@
         </w:tc>
       </w:tr>
     </w:tbl>
+    <w:p>
+      <w:pPr>
+        <w:rPr>
+          <w:sz w:val="24"/>
+          <w:szCs w:val="24"/>
+        </w:rPr>
+      </w:pPr>
+    </w:p>
+    <w:p>
+      <w:pPr>
+        <w:spacing w:line="360" w:lineRule="auto"/>
+        <w:rPr>
+          <w:szCs w:val="28"/>
+          <w:u w:val="none"/>
+          <w:lang w:val="en-US" w:eastAsia="en-US"/>
+        </w:rPr>
+      </w:pPr>
+      <w:r>
+        <w:rPr>
+          <w:szCs w:val="28"/>
+          <w:u w:val="none"/>
+          <w:lang w:eastAsia="en-US"/>
+        </w:rPr>
+        <w:t>Таблица</w:t>
+      </w:r>
+      <w:r>
+        <w:rPr>
+          <w:szCs w:val="28"/>
+          <w:u w:val="none"/>
+          <w:lang w:val="en-US" w:eastAsia="en-US"/>
+        </w:rPr>
+        <w:t xml:space="preserve"> </w:t>
+      </w:r>
+      <w:r>
+        <w:rPr>
+          <w:szCs w:val="28"/>
+          <w:u w:val="none"/>
+          <w:lang w:val="en-US" w:eastAsia="en-US"/>
+        </w:rPr>
+        <w:t>12</w:t>
+      </w:r>
+      <w:r>
+        <w:rPr>
+          <w:szCs w:val="28"/>
+          <w:u w:val="none"/>
+          <w:lang w:val="en-US" w:eastAsia="en-US"/>
+        </w:rPr>
+        <w:t xml:space="preserve"> — </w:t>
+      </w:r>
+      <w:r>
+        <w:rPr>
+          <w:szCs w:val="28"/>
+          <w:u w:val="none"/>
+          <w:lang w:eastAsia="en-US"/>
+        </w:rPr>
+        <w:t>Поля</w:t>
+      </w:r>
+      <w:r>
+        <w:rPr>
+          <w:szCs w:val="28"/>
+          <w:u w:val="none"/>
+          <w:lang w:val="en-US" w:eastAsia="en-US"/>
+        </w:rPr>
+        <w:t xml:space="preserve"> </w:t>
+      </w:r>
+      <w:r>
+        <w:rPr>
+          <w:szCs w:val="28"/>
+          <w:u w:val="none"/>
+          <w:lang w:eastAsia="en-US"/>
+        </w:rPr>
+        <w:t>сущности</w:t>
+      </w:r>
+      <w:r>
+        <w:rPr>
+          <w:szCs w:val="28"/>
+          <w:u w:val="none"/>
+          <w:lang w:val="en-US" w:eastAsia="en-US"/>
+        </w:rPr>
+        <w:t xml:space="preserve"> </w:t>
+      </w:r>
+      <w:r>
+        <w:rPr>
+          <w:szCs w:val="28"/>
+          <w:u w:val="none"/>
+          <w:lang w:val="en-US" w:eastAsia="en-US"/>
+        </w:rPr>
+        <w:t>reviews</w:t>
+      </w:r>
+    </w:p>
+    <w:tbl>
+      <w:tblPr>
+        <w:tblStyle w:val="a3"/>
+        <w:tblW w:w="5000" w:type="pct"/>
+        <w:tblLook w:val="04A0" w:firstRow="1" w:lastRow="0" w:firstColumn="1" w:lastColumn="0" w:noHBand="0" w:noVBand="1"/>
+      </w:tblPr>
+      <w:tblGrid>
+        <w:gridCol w:w="2192"/>
+        <w:gridCol w:w="2547"/>
+        <w:gridCol w:w="5456"/>
+      </w:tblGrid>
+      <w:tr>
+        <w:tc>
+          <w:tcPr>
+            <w:tcW w:w="1075" w:type="pct"/>
+          </w:tcPr>
+          <w:p>
+            <w:pPr>
+              <w:spacing w:line="360" w:lineRule="auto"/>
+              <w:jc w:val="both"/>
+              <w:rPr>
+                <w:szCs w:val="28"/>
+                <w:u w:val="none"/>
+                <w:lang w:val="en-US"/>
+              </w:rPr>
+            </w:pPr>
+            <w:r>
+              <w:rPr>
+                <w:szCs w:val="28"/>
+                <w:u w:val="none"/>
+              </w:rPr>
+              <w:t>Поле</w:t>
+            </w:r>
+          </w:p>
+        </w:tc>
+        <w:tc>
+          <w:tcPr>
+            <w:tcW w:w="1249" w:type="pct"/>
+          </w:tcPr>
+          <w:p>
+            <w:pPr>
+              <w:spacing w:line="360" w:lineRule="auto"/>
+              <w:jc w:val="both"/>
+              <w:rPr>
+                <w:szCs w:val="28"/>
+                <w:u w:val="none"/>
+                <w:lang w:val="en-US"/>
+              </w:rPr>
+            </w:pPr>
+            <w:r>
+              <w:rPr>
+                <w:szCs w:val="28"/>
+                <w:u w:val="none"/>
+              </w:rPr>
+              <w:t>Тип данных</w:t>
+            </w:r>
+          </w:p>
+        </w:tc>
+        <w:tc>
+          <w:tcPr>
+            <w:tcW w:w="2676" w:type="pct"/>
+          </w:tcPr>
+          <w:p>
+            <w:pPr>
+              <w:spacing w:line="360" w:lineRule="auto"/>
+              <w:jc w:val="both"/>
+              <w:rPr>
+                <w:szCs w:val="28"/>
+                <w:u w:val="none"/>
+                <w:lang w:val="en-US"/>
+              </w:rPr>
+            </w:pPr>
+            <w:r>
+              <w:rPr>
+                <w:szCs w:val="28"/>
+                <w:u w:val="none"/>
+              </w:rPr>
+              <w:t>Описание</w:t>
+            </w:r>
+          </w:p>
+        </w:tc>
+      </w:tr>
+      <w:tr>
+        <w:tc>
+          <w:tcPr>
+            <w:tcW w:w="1075" w:type="pct"/>
+          </w:tcPr>
+          <w:p>
+            <w:pPr>
+              <w:spacing w:line="360" w:lineRule="auto"/>
+              <w:jc w:val="both"/>
+              <w:rPr>
+                <w:szCs w:val="28"/>
+                <w:u w:val="none"/>
+                <w:lang w:val="en-US"/>
+              </w:rPr>
+            </w:pPr>
+            <w:r>
+              <w:rPr>
+                <w:szCs w:val="28"/>
+                <w:u w:val="none"/>
+                <w:lang w:val="en-US"/>
+              </w:rPr>
+              <w:t>id</w:t>
+            </w:r>
+          </w:p>
+        </w:tc>
+        <w:tc>
+          <w:tcPr>
+            <w:tcW w:w="1249" w:type="pct"/>
+          </w:tcPr>
+          <w:p>
+            <w:pPr>
+              <w:spacing w:line="360" w:lineRule="auto"/>
+              <w:jc w:val="both"/>
+              <w:rPr>
+                <w:szCs w:val="28"/>
+                <w:u w:val="none"/>
+                <w:lang w:val="en-US"/>
+              </w:rPr>
+            </w:pPr>
+            <w:proofErr w:type="spellStart"/>
+            <w:r>
+              <w:rPr>
+                <w:szCs w:val="28"/>
+                <w:u w:val="none"/>
+                <w:lang w:val="en-US"/>
+              </w:rPr>
+              <w:t>bi</w:t>
+            </w:r>
+            <w:r>
+              <w:rPr>
+                <w:szCs w:val="28"/>
+                <w:u w:val="none"/>
+                <w:lang w:val="en-US"/>
+              </w:rPr>
+              <w:t>gint</w:t>
+            </w:r>
+            <w:proofErr w:type="spellEnd"/>
+            <w:r>
+              <w:rPr>
+                <w:szCs w:val="28"/>
+                <w:u w:val="none"/>
+              </w:rPr>
+              <w:t xml:space="preserve"> </w:t>
+            </w:r>
+            <w:r>
+              <w:rPr>
+                <w:szCs w:val="28"/>
+                <w:u w:val="none"/>
+                <w:lang w:val="en-US"/>
+              </w:rPr>
+              <w:t>(20) unsigned</w:t>
+            </w:r>
+          </w:p>
+        </w:tc>
+        <w:tc>
+          <w:tcPr>
+            <w:tcW w:w="2676" w:type="pct"/>
+          </w:tcPr>
+          <w:p>
+            <w:pPr>
+              <w:spacing w:line="360" w:lineRule="auto"/>
+              <w:jc w:val="both"/>
+              <w:rPr>
+                <w:szCs w:val="28"/>
+                <w:u w:val="none"/>
+              </w:rPr>
+            </w:pPr>
+            <w:r>
+              <w:rPr>
+                <w:szCs w:val="28"/>
+                <w:u w:val="none"/>
+              </w:rPr>
+              <w:t>Идентификатор</w:t>
+            </w:r>
+            <w:r>
+              <w:rPr>
+                <w:szCs w:val="28"/>
+                <w:u w:val="none"/>
+                <w:lang w:val="en-US"/>
+              </w:rPr>
+              <w:t xml:space="preserve"> </w:t>
+            </w:r>
+            <w:r>
+              <w:rPr>
+                <w:szCs w:val="28"/>
+                <w:u w:val="none"/>
+              </w:rPr>
+              <w:t>отзыва</w:t>
+            </w:r>
+          </w:p>
+        </w:tc>
+      </w:tr>
+      <w:tr>
+        <w:tc>
+          <w:tcPr>
+            <w:tcW w:w="1075" w:type="pct"/>
+          </w:tcPr>
+          <w:p>
+            <w:pPr>
+              <w:spacing w:line="360" w:lineRule="auto"/>
+              <w:jc w:val="both"/>
+              <w:rPr>
+                <w:szCs w:val="28"/>
+                <w:u w:val="none"/>
+                <w:lang w:val="en-US"/>
+              </w:rPr>
+            </w:pPr>
+            <w:proofErr w:type="spellStart"/>
+            <w:r>
+              <w:rPr>
+                <w:szCs w:val="28"/>
+                <w:u w:val="none"/>
+                <w:lang w:val="en-US"/>
+              </w:rPr>
+              <w:t>user_id</w:t>
+            </w:r>
+            <w:proofErr w:type="spellEnd"/>
+          </w:p>
+        </w:tc>
+        <w:tc>
+          <w:tcPr>
+            <w:tcW w:w="1249" w:type="pct"/>
+          </w:tcPr>
+          <w:p>
+            <w:pPr>
+              <w:spacing w:line="360" w:lineRule="auto"/>
+              <w:jc w:val="both"/>
+              <w:rPr>
+                <w:szCs w:val="28"/>
+                <w:u w:val="none"/>
+                <w:lang w:val="en-US"/>
+              </w:rPr>
+            </w:pPr>
+            <w:proofErr w:type="spellStart"/>
+            <w:r>
+              <w:rPr>
+                <w:szCs w:val="28"/>
+                <w:u w:val="none"/>
+                <w:lang w:val="en-US"/>
+              </w:rPr>
+              <w:t>bi</w:t>
+            </w:r>
+            <w:r>
+              <w:rPr>
+                <w:szCs w:val="28"/>
+                <w:u w:val="none"/>
+                <w:lang w:val="en-US"/>
+              </w:rPr>
+              <w:t>gint</w:t>
+            </w:r>
+            <w:proofErr w:type="spellEnd"/>
+            <w:r>
+              <w:rPr>
+                <w:szCs w:val="28"/>
+                <w:u w:val="none"/>
+              </w:rPr>
+              <w:t xml:space="preserve"> </w:t>
+            </w:r>
+            <w:r>
+              <w:rPr>
+                <w:szCs w:val="28"/>
+                <w:u w:val="none"/>
+                <w:lang w:val="en-US"/>
+              </w:rPr>
+              <w:t>(20) unsigned</w:t>
+            </w:r>
+          </w:p>
+        </w:tc>
+        <w:tc>
+          <w:tcPr>
+            <w:tcW w:w="2676" w:type="pct"/>
+          </w:tcPr>
+          <w:p>
+            <w:pPr>
+              <w:spacing w:line="360" w:lineRule="auto"/>
+              <w:jc w:val="both"/>
+              <w:rPr>
+                <w:szCs w:val="28"/>
+                <w:u w:val="none"/>
+              </w:rPr>
+            </w:pPr>
+            <w:r>
+              <w:rPr>
+                <w:szCs w:val="28"/>
+                <w:u w:val="none"/>
+              </w:rPr>
+              <w:t>Идентификатор</w:t>
+            </w:r>
+            <w:r>
+              <w:rPr>
+                <w:szCs w:val="28"/>
+                <w:u w:val="none"/>
+                <w:lang w:val="en-US"/>
+              </w:rPr>
+              <w:t xml:space="preserve"> </w:t>
+            </w:r>
+            <w:r>
+              <w:rPr>
+                <w:szCs w:val="28"/>
+                <w:u w:val="none"/>
+              </w:rPr>
+              <w:t>пользователя</w:t>
+            </w:r>
+          </w:p>
+        </w:tc>
+      </w:tr>
+      <w:tr>
+        <w:tc>
+          <w:tcPr>
+            <w:tcW w:w="1075" w:type="pct"/>
+          </w:tcPr>
+          <w:p>
+            <w:pPr>
+              <w:spacing w:line="360" w:lineRule="auto"/>
+              <w:jc w:val="both"/>
+              <w:rPr>
+                <w:szCs w:val="28"/>
+                <w:u w:val="none"/>
+                <w:lang w:val="en-US"/>
+              </w:rPr>
+            </w:pPr>
+            <w:r>
+              <w:rPr>
+                <w:szCs w:val="28"/>
+                <w:u w:val="none"/>
+                <w:lang w:val="en-US"/>
+              </w:rPr>
+              <w:t>rating</w:t>
+            </w:r>
+          </w:p>
+        </w:tc>
+        <w:tc>
+          <w:tcPr>
+            <w:tcW w:w="1249" w:type="pct"/>
+          </w:tcPr>
+          <w:p>
+            <w:pPr>
+              <w:spacing w:line="360" w:lineRule="auto"/>
+              <w:jc w:val="both"/>
+              <w:rPr>
+                <w:szCs w:val="28"/>
+                <w:u w:val="none"/>
+                <w:lang w:val="en-US"/>
+              </w:rPr>
+            </w:pPr>
+            <w:proofErr w:type="spellStart"/>
+            <w:proofErr w:type="gramStart"/>
+            <w:r>
+              <w:rPr>
+                <w:szCs w:val="28"/>
+                <w:u w:val="none"/>
+                <w:lang w:val="en-US"/>
+              </w:rPr>
+              <w:t>tinyint</w:t>
+            </w:r>
+            <w:proofErr w:type="spellEnd"/>
+            <w:r>
+              <w:rPr>
+                <w:szCs w:val="28"/>
+                <w:u w:val="none"/>
+                <w:lang w:val="en-US"/>
+              </w:rPr>
+              <w:t>(</w:t>
+            </w:r>
+            <w:proofErr w:type="gramEnd"/>
+            <w:r>
+              <w:rPr>
+                <w:szCs w:val="28"/>
+                <w:u w:val="none"/>
+                <w:lang w:val="en-US"/>
+              </w:rPr>
+              <w:t>4)</w:t>
+            </w:r>
+          </w:p>
+        </w:tc>
+        <w:tc>
+          <w:tcPr>
+            <w:tcW w:w="2676" w:type="pct"/>
+          </w:tcPr>
+          <w:p>
+            <w:pPr>
+              <w:spacing w:line="360" w:lineRule="auto"/>
+              <w:jc w:val="both"/>
+              <w:rPr>
+                <w:szCs w:val="28"/>
+                <w:u w:val="none"/>
+                <w:lang w:val="en-US"/>
+              </w:rPr>
+            </w:pPr>
+            <w:r>
+              <w:rPr>
+                <w:szCs w:val="28"/>
+                <w:u w:val="none"/>
+              </w:rPr>
+              <w:t>Оценка пользователя</w:t>
+            </w:r>
+          </w:p>
+        </w:tc>
+      </w:tr>
+      <w:tr>
+        <w:tc>
+          <w:tcPr>
+            <w:tcW w:w="1075" w:type="pct"/>
+          </w:tcPr>
+          <w:p>
+            <w:pPr>
+              <w:spacing w:line="360" w:lineRule="auto"/>
+              <w:jc w:val="both"/>
+              <w:rPr>
+                <w:szCs w:val="28"/>
+                <w:u w:val="none"/>
+                <w:lang w:val="en-US"/>
+              </w:rPr>
+            </w:pPr>
+            <w:r>
+              <w:rPr>
+                <w:szCs w:val="28"/>
+                <w:u w:val="none"/>
+                <w:lang w:val="en-US"/>
+              </w:rPr>
+              <w:t>content</w:t>
+            </w:r>
+          </w:p>
+        </w:tc>
+        <w:tc>
+          <w:tcPr>
+            <w:tcW w:w="1249" w:type="pct"/>
+          </w:tcPr>
+          <w:p>
+            <w:pPr>
+              <w:spacing w:line="360" w:lineRule="auto"/>
+              <w:jc w:val="both"/>
+              <w:rPr>
+                <w:szCs w:val="28"/>
+                <w:u w:val="none"/>
+                <w:lang w:val="en-US"/>
+              </w:rPr>
+            </w:pPr>
+            <w:proofErr w:type="gramStart"/>
+            <w:r>
+              <w:rPr>
+                <w:szCs w:val="28"/>
+                <w:u w:val="none"/>
+                <w:lang w:val="en-US"/>
+              </w:rPr>
+              <w:t>varchar(</w:t>
+            </w:r>
+            <w:proofErr w:type="gramEnd"/>
+            <w:r>
+              <w:rPr>
+                <w:szCs w:val="28"/>
+                <w:u w:val="none"/>
+                <w:lang w:val="en-US"/>
+              </w:rPr>
+              <w:t>255)</w:t>
+            </w:r>
+          </w:p>
+        </w:tc>
+        <w:tc>
+          <w:tcPr>
+            <w:tcW w:w="2676" w:type="pct"/>
+          </w:tcPr>
+          <w:p>
+            <w:pPr>
+              <w:spacing w:line="360" w:lineRule="auto"/>
+              <w:jc w:val="both"/>
+              <w:rPr>
+                <w:szCs w:val="28"/>
+                <w:u w:val="none"/>
+                <w:lang w:val="en-US"/>
+              </w:rPr>
+            </w:pPr>
+            <w:r>
+              <w:rPr>
+                <w:szCs w:val="28"/>
+                <w:u w:val="none"/>
+              </w:rPr>
+              <w:t>Текст отзыва</w:t>
+            </w:r>
+          </w:p>
+        </w:tc>
+      </w:tr>
+      <w:tr>
+        <w:tc>
+          <w:tcPr>
+            <w:tcW w:w="1075" w:type="pct"/>
+          </w:tcPr>
+          <w:p>
+            <w:pPr>
+              <w:spacing w:line="360" w:lineRule="auto"/>
+              <w:jc w:val="both"/>
+              <w:rPr>
+                <w:szCs w:val="28"/>
+                <w:u w:val="none"/>
+                <w:lang w:val="en-US"/>
+              </w:rPr>
+            </w:pPr>
+            <w:proofErr w:type="spellStart"/>
+            <w:r>
+              <w:rPr>
+                <w:szCs w:val="28"/>
+                <w:u w:val="none"/>
+                <w:lang w:val="en-US"/>
+              </w:rPr>
+              <w:t>created_at</w:t>
+            </w:r>
+            <w:proofErr w:type="spellEnd"/>
+          </w:p>
+        </w:tc>
+        <w:tc>
+          <w:tcPr>
+            <w:tcW w:w="1249" w:type="pct"/>
+          </w:tcPr>
+          <w:p>
+            <w:pPr>
+              <w:spacing w:line="360" w:lineRule="auto"/>
+              <w:jc w:val="both"/>
+              <w:rPr>
+                <w:szCs w:val="28"/>
+                <w:u w:val="none"/>
+                <w:lang w:val="en-US"/>
+              </w:rPr>
+            </w:pPr>
+            <w:r>
+              <w:rPr>
+                <w:szCs w:val="28"/>
+                <w:u w:val="none"/>
+                <w:lang w:val="en-US"/>
+              </w:rPr>
+              <w:t>timestamp</w:t>
+            </w:r>
+          </w:p>
+        </w:tc>
+        <w:tc>
+          <w:tcPr>
+            <w:tcW w:w="2676" w:type="pct"/>
+          </w:tcPr>
+          <w:p>
+            <w:pPr>
+              <w:spacing w:line="360" w:lineRule="auto"/>
+              <w:jc w:val="both"/>
+              <w:rPr>
+                <w:szCs w:val="28"/>
+                <w:u w:val="none"/>
+              </w:rPr>
+            </w:pPr>
+            <w:r>
+              <w:rPr>
+                <w:szCs w:val="28"/>
+                <w:u w:val="none"/>
+              </w:rPr>
+              <w:t>Дата и время создания записи</w:t>
+            </w:r>
+          </w:p>
+        </w:tc>
+      </w:tr>
+      <w:tr>
+        <w:tc>
+          <w:tcPr>
+            <w:tcW w:w="1075" w:type="pct"/>
+          </w:tcPr>
+          <w:p>
+            <w:pPr>
+              <w:spacing w:line="360" w:lineRule="auto"/>
+              <w:jc w:val="both"/>
+              <w:rPr>
+                <w:szCs w:val="28"/>
+                <w:u w:val="none"/>
+                <w:lang w:val="en-US"/>
+              </w:rPr>
+            </w:pPr>
+            <w:proofErr w:type="spellStart"/>
+            <w:r>
+              <w:rPr>
+                <w:szCs w:val="28"/>
+                <w:u w:val="none"/>
+                <w:lang w:val="en-US"/>
+              </w:rPr>
+              <w:t>updated_at</w:t>
+            </w:r>
+            <w:proofErr w:type="spellEnd"/>
+          </w:p>
+        </w:tc>
+        <w:tc>
+          <w:tcPr>
+            <w:tcW w:w="1249" w:type="pct"/>
+          </w:tcPr>
+          <w:p>
+            <w:pPr>
+              <w:spacing w:line="360" w:lineRule="auto"/>
+              <w:jc w:val="both"/>
+              <w:rPr>
+                <w:szCs w:val="28"/>
+                <w:u w:val="none"/>
+                <w:lang w:val="en-US"/>
+              </w:rPr>
+            </w:pPr>
+            <w:r>
+              <w:rPr>
+                <w:szCs w:val="28"/>
+                <w:u w:val="none"/>
+                <w:lang w:val="en-US"/>
+              </w:rPr>
+              <w:t>timestamp</w:t>
+            </w:r>
+          </w:p>
+        </w:tc>
+        <w:tc>
+          <w:tcPr>
+            <w:tcW w:w="2676" w:type="pct"/>
+          </w:tcPr>
+          <w:p>
+            <w:pPr>
+              <w:spacing w:line="360" w:lineRule="auto"/>
+              <w:jc w:val="both"/>
+              <w:rPr>
+                <w:szCs w:val="28"/>
+                <w:u w:val="none"/>
+              </w:rPr>
+            </w:pPr>
+            <w:r>
+              <w:rPr>
+                <w:szCs w:val="28"/>
+                <w:u w:val="none"/>
+              </w:rPr>
+              <w:t>Дата и время изменения записи</w:t>
+            </w:r>
+          </w:p>
+        </w:tc>
+      </w:tr>
+    </w:tbl>
+    <w:p>
+      <w:pPr>
+        <w:rPr>
+          <w:sz w:val="24"/>
+          <w:szCs w:val="24"/>
+          <w:lang w:val="en-US"/>
+        </w:rPr>
+      </w:pPr>
+    </w:p>
+    <w:p>
+      <w:pPr>
+        <w:spacing w:line="360" w:lineRule="auto"/>
+        <w:rPr>
+          <w:szCs w:val="28"/>
+          <w:u w:val="none"/>
+          <w:lang w:eastAsia="en-US"/>
+        </w:rPr>
+      </w:pPr>
+      <w:r>
+        <w:rPr>
+          <w:szCs w:val="28"/>
+          <w:u w:val="none"/>
+          <w:lang w:eastAsia="en-US"/>
+        </w:rPr>
+        <w:t>Таблица</w:t>
+      </w:r>
+      <w:r>
+        <w:rPr>
+          <w:szCs w:val="28"/>
+          <w:u w:val="none"/>
+          <w:lang w:val="en-US" w:eastAsia="en-US"/>
+        </w:rPr>
+        <w:t xml:space="preserve"> </w:t>
+      </w:r>
+      <w:r>
+        <w:rPr>
+          <w:szCs w:val="28"/>
+          <w:u w:val="none"/>
+          <w:lang w:val="en-US" w:eastAsia="en-US"/>
+        </w:rPr>
+        <w:t>1</w:t>
+      </w:r>
+      <w:r>
+        <w:rPr>
+          <w:szCs w:val="28"/>
+          <w:u w:val="none"/>
+          <w:lang w:eastAsia="en-US"/>
+        </w:rPr>
+        <w:t>3</w:t>
+      </w:r>
+      <w:r>
+        <w:rPr>
+          <w:szCs w:val="28"/>
+          <w:u w:val="none"/>
+          <w:lang w:val="en-US" w:eastAsia="en-US"/>
+        </w:rPr>
+        <w:t xml:space="preserve"> — </w:t>
+      </w:r>
+      <w:r>
+        <w:rPr>
+          <w:szCs w:val="28"/>
+          <w:u w:val="none"/>
+          <w:lang w:eastAsia="en-US"/>
+        </w:rPr>
+        <w:t>Поля</w:t>
+      </w:r>
+      <w:r>
+        <w:rPr>
+          <w:szCs w:val="28"/>
+          <w:u w:val="none"/>
+          <w:lang w:val="en-US" w:eastAsia="en-US"/>
+        </w:rPr>
+        <w:t xml:space="preserve"> </w:t>
+      </w:r>
+      <w:r>
+        <w:rPr>
+          <w:szCs w:val="28"/>
+          <w:u w:val="none"/>
+          <w:lang w:eastAsia="en-US"/>
+        </w:rPr>
+        <w:t>сущности</w:t>
+      </w:r>
+      <w:r>
+        <w:rPr>
+          <w:szCs w:val="28"/>
+          <w:u w:val="none"/>
+          <w:lang w:val="en-US" w:eastAsia="en-US"/>
+        </w:rPr>
+        <w:t xml:space="preserve"> </w:t>
+      </w:r>
+      <w:r>
+        <w:rPr>
+          <w:szCs w:val="28"/>
+          <w:u w:val="none"/>
+          <w:lang w:val="en-US" w:eastAsia="en-US"/>
+        </w:rPr>
+        <w:t>stocks</w:t>
+      </w:r>
+    </w:p>
+    <w:tbl>
+      <w:tblPr>
+        <w:tblStyle w:val="a3"/>
+        <w:tblW w:w="5000" w:type="pct"/>
+        <w:tblLook w:val="04A0" w:firstRow="1" w:lastRow="0" w:firstColumn="1" w:lastColumn="0" w:noHBand="0" w:noVBand="1"/>
+      </w:tblPr>
+      <w:tblGrid>
+        <w:gridCol w:w="2192"/>
+        <w:gridCol w:w="2547"/>
+        <w:gridCol w:w="5456"/>
+      </w:tblGrid>
+      <w:tr>
+        <w:tc>
+          <w:tcPr>
+            <w:tcW w:w="1075" w:type="pct"/>
+          </w:tcPr>
+          <w:p>
+            <w:pPr>
+              <w:spacing w:line="360" w:lineRule="auto"/>
+              <w:jc w:val="both"/>
+              <w:rPr>
+                <w:szCs w:val="28"/>
+                <w:u w:val="none"/>
+                <w:lang w:val="en-US"/>
+              </w:rPr>
+            </w:pPr>
+            <w:r>
+              <w:rPr>
+                <w:szCs w:val="28"/>
+                <w:u w:val="none"/>
+              </w:rPr>
+              <w:t>Поле</w:t>
+            </w:r>
+          </w:p>
+        </w:tc>
+        <w:tc>
+          <w:tcPr>
+            <w:tcW w:w="1249" w:type="pct"/>
+          </w:tcPr>
+          <w:p>
+            <w:pPr>
+              <w:spacing w:line="360" w:lineRule="auto"/>
+              <w:jc w:val="both"/>
+              <w:rPr>
+                <w:szCs w:val="28"/>
+                <w:u w:val="none"/>
+                <w:lang w:val="en-US"/>
+              </w:rPr>
+            </w:pPr>
+            <w:r>
+              <w:rPr>
+                <w:szCs w:val="28"/>
+                <w:u w:val="none"/>
+              </w:rPr>
+              <w:t>Тип данных</w:t>
+            </w:r>
+          </w:p>
+        </w:tc>
+        <w:tc>
+          <w:tcPr>
+            <w:tcW w:w="2676" w:type="pct"/>
+          </w:tcPr>
+          <w:p>
+            <w:pPr>
+              <w:spacing w:line="360" w:lineRule="auto"/>
+              <w:jc w:val="both"/>
+              <w:rPr>
+                <w:szCs w:val="28"/>
+                <w:u w:val="none"/>
+                <w:lang w:val="en-US"/>
+              </w:rPr>
+            </w:pPr>
+            <w:r>
+              <w:rPr>
+                <w:szCs w:val="28"/>
+                <w:u w:val="none"/>
+              </w:rPr>
+              <w:t>Описание</w:t>
+            </w:r>
+          </w:p>
+        </w:tc>
+      </w:tr>
+      <w:tr>
+        <w:tc>
+          <w:tcPr>
+            <w:tcW w:w="1075" w:type="pct"/>
+          </w:tcPr>
+          <w:p>
+            <w:pPr>
+              <w:spacing w:line="360" w:lineRule="auto"/>
+              <w:jc w:val="both"/>
+              <w:rPr>
+                <w:szCs w:val="28"/>
+                <w:u w:val="none"/>
+                <w:lang w:val="en-US"/>
+              </w:rPr>
+            </w:pPr>
+            <w:r>
+              <w:rPr>
+                <w:szCs w:val="28"/>
+                <w:u w:val="none"/>
+                <w:lang w:val="en-US"/>
+              </w:rPr>
+              <w:lastRenderedPageBreak/>
+              <w:t>id</w:t>
+            </w:r>
+          </w:p>
+        </w:tc>
+        <w:tc>
+          <w:tcPr>
+            <w:tcW w:w="1249" w:type="pct"/>
+          </w:tcPr>
+          <w:p>
+            <w:pPr>
+              <w:spacing w:line="360" w:lineRule="auto"/>
+              <w:jc w:val="both"/>
+              <w:rPr>
+                <w:szCs w:val="28"/>
+                <w:u w:val="none"/>
+                <w:lang w:val="en-US"/>
+              </w:rPr>
+            </w:pPr>
+            <w:proofErr w:type="spellStart"/>
+            <w:r>
+              <w:rPr>
+                <w:szCs w:val="28"/>
+                <w:u w:val="none"/>
+                <w:lang w:val="en-US"/>
+              </w:rPr>
+              <w:t>bi</w:t>
+            </w:r>
+            <w:r>
+              <w:rPr>
+                <w:szCs w:val="28"/>
+                <w:u w:val="none"/>
+                <w:lang w:val="en-US"/>
+              </w:rPr>
+              <w:t>gint</w:t>
+            </w:r>
+            <w:proofErr w:type="spellEnd"/>
+            <w:r>
+              <w:rPr>
+                <w:szCs w:val="28"/>
+                <w:u w:val="none"/>
+              </w:rPr>
+              <w:t xml:space="preserve"> </w:t>
+            </w:r>
+            <w:r>
+              <w:rPr>
+                <w:szCs w:val="28"/>
+                <w:u w:val="none"/>
+                <w:lang w:val="en-US"/>
+              </w:rPr>
+              <w:t>(20) unsigned</w:t>
+            </w:r>
+          </w:p>
+        </w:tc>
+        <w:tc>
+          <w:tcPr>
+            <w:tcW w:w="2676" w:type="pct"/>
+          </w:tcPr>
+          <w:p>
+            <w:pPr>
+              <w:spacing w:line="360" w:lineRule="auto"/>
+              <w:jc w:val="both"/>
+              <w:rPr>
+                <w:szCs w:val="28"/>
+                <w:u w:val="none"/>
+              </w:rPr>
+            </w:pPr>
+            <w:r>
+              <w:rPr>
+                <w:szCs w:val="28"/>
+                <w:u w:val="none"/>
+              </w:rPr>
+              <w:t>Идентификатор</w:t>
+            </w:r>
+            <w:r>
+              <w:rPr>
+                <w:szCs w:val="28"/>
+                <w:u w:val="none"/>
+                <w:lang w:val="en-US"/>
+              </w:rPr>
+              <w:t xml:space="preserve"> </w:t>
+            </w:r>
+            <w:r>
+              <w:rPr>
+                <w:szCs w:val="28"/>
+                <w:u w:val="none"/>
+              </w:rPr>
+              <w:t>акции</w:t>
+            </w:r>
+          </w:p>
+        </w:tc>
+      </w:tr>
+      <w:tr>
+        <w:tc>
+          <w:tcPr>
+            <w:tcW w:w="1075" w:type="pct"/>
+          </w:tcPr>
+          <w:p>
+            <w:pPr>
+              <w:spacing w:line="360" w:lineRule="auto"/>
+              <w:jc w:val="both"/>
+              <w:rPr>
+                <w:szCs w:val="28"/>
+                <w:u w:val="none"/>
+                <w:lang w:val="en-US"/>
+              </w:rPr>
+            </w:pPr>
+            <w:r>
+              <w:rPr>
+                <w:szCs w:val="28"/>
+                <w:u w:val="none"/>
+                <w:lang w:val="en-US"/>
+              </w:rPr>
+              <w:t>name</w:t>
+            </w:r>
+          </w:p>
+        </w:tc>
+        <w:tc>
+          <w:tcPr>
+            <w:tcW w:w="1249" w:type="pct"/>
+          </w:tcPr>
+          <w:p>
+            <w:pPr>
+              <w:spacing w:line="360" w:lineRule="auto"/>
+              <w:jc w:val="both"/>
+              <w:rPr>
+                <w:szCs w:val="28"/>
+                <w:u w:val="none"/>
+                <w:lang w:val="en-US"/>
+              </w:rPr>
+            </w:pPr>
+            <w:r>
+              <w:rPr>
+                <w:szCs w:val="28"/>
+                <w:u w:val="none"/>
+                <w:lang w:val="en-US"/>
+              </w:rPr>
+              <w:t>varchar</w:t>
+            </w:r>
+            <w:r>
+              <w:rPr>
+                <w:szCs w:val="28"/>
+                <w:u w:val="none"/>
+                <w:lang w:val="en-US"/>
+              </w:rPr>
+              <w:t xml:space="preserve"> </w:t>
+            </w:r>
+            <w:r>
+              <w:rPr>
+                <w:szCs w:val="28"/>
+                <w:u w:val="none"/>
+                <w:lang w:val="en-US"/>
+              </w:rPr>
+              <w:t>(255)</w:t>
+            </w:r>
+          </w:p>
+        </w:tc>
+        <w:tc>
+          <w:tcPr>
+            <w:tcW w:w="2676" w:type="pct"/>
+          </w:tcPr>
+          <w:p>
+            <w:pPr>
+              <w:spacing w:line="360" w:lineRule="auto"/>
+              <w:jc w:val="both"/>
+              <w:rPr>
+                <w:szCs w:val="28"/>
+                <w:u w:val="none"/>
+              </w:rPr>
+            </w:pPr>
+            <w:r>
+              <w:rPr>
+                <w:szCs w:val="28"/>
+                <w:u w:val="none"/>
+              </w:rPr>
+              <w:t>Название акции</w:t>
+            </w:r>
+          </w:p>
+        </w:tc>
+      </w:tr>
+      <w:tr>
+        <w:tc>
+          <w:tcPr>
+            <w:tcW w:w="1075" w:type="pct"/>
+          </w:tcPr>
+          <w:p>
+            <w:pPr>
+              <w:spacing w:line="360" w:lineRule="auto"/>
+              <w:jc w:val="both"/>
+              <w:rPr>
+                <w:szCs w:val="28"/>
+                <w:u w:val="none"/>
+                <w:lang w:val="en-US"/>
+              </w:rPr>
+            </w:pPr>
+            <w:r>
+              <w:rPr>
+                <w:szCs w:val="28"/>
+                <w:u w:val="none"/>
+                <w:lang w:val="en-US"/>
+              </w:rPr>
+              <w:t>description</w:t>
+            </w:r>
+          </w:p>
+        </w:tc>
+        <w:tc>
+          <w:tcPr>
+            <w:tcW w:w="1249" w:type="pct"/>
+          </w:tcPr>
+          <w:p>
+            <w:pPr>
+              <w:spacing w:line="360" w:lineRule="auto"/>
+              <w:jc w:val="both"/>
+              <w:rPr>
+                <w:szCs w:val="28"/>
+                <w:u w:val="none"/>
+                <w:lang w:val="en-US"/>
+              </w:rPr>
+            </w:pPr>
+            <w:r>
+              <w:rPr>
+                <w:szCs w:val="28"/>
+                <w:u w:val="none"/>
+                <w:lang w:val="en-US"/>
+              </w:rPr>
+              <w:t>varchar</w:t>
+            </w:r>
+            <w:r>
+              <w:rPr>
+                <w:szCs w:val="28"/>
+                <w:u w:val="none"/>
+                <w:lang w:val="en-US"/>
+              </w:rPr>
+              <w:t xml:space="preserve"> </w:t>
+            </w:r>
+            <w:r>
+              <w:rPr>
+                <w:szCs w:val="28"/>
+                <w:u w:val="none"/>
+                <w:lang w:val="en-US"/>
+              </w:rPr>
+              <w:t>(255)</w:t>
+            </w:r>
+          </w:p>
+        </w:tc>
+        <w:tc>
+          <w:tcPr>
+            <w:tcW w:w="2676" w:type="pct"/>
+          </w:tcPr>
+          <w:p>
+            <w:pPr>
+              <w:spacing w:line="360" w:lineRule="auto"/>
+              <w:jc w:val="both"/>
+              <w:rPr>
+                <w:szCs w:val="28"/>
+                <w:u w:val="none"/>
+              </w:rPr>
+            </w:pPr>
+            <w:r>
+              <w:rPr>
+                <w:szCs w:val="28"/>
+                <w:u w:val="none"/>
+              </w:rPr>
+              <w:t>Описание акции</w:t>
+            </w:r>
+          </w:p>
+        </w:tc>
+      </w:tr>
+      <w:tr>
+        <w:tc>
+          <w:tcPr>
+            <w:tcW w:w="1075" w:type="pct"/>
+          </w:tcPr>
+          <w:p>
+            <w:pPr>
+              <w:spacing w:line="360" w:lineRule="auto"/>
+              <w:jc w:val="both"/>
+              <w:rPr>
+                <w:szCs w:val="28"/>
+                <w:u w:val="none"/>
+                <w:lang w:val="en-US"/>
+              </w:rPr>
+            </w:pPr>
+            <w:proofErr w:type="spellStart"/>
+            <w:r>
+              <w:rPr>
+                <w:szCs w:val="28"/>
+                <w:u w:val="none"/>
+                <w:lang w:val="en-US"/>
+              </w:rPr>
+              <w:t>created_at</w:t>
+            </w:r>
+            <w:proofErr w:type="spellEnd"/>
+          </w:p>
+        </w:tc>
+        <w:tc>
+          <w:tcPr>
+            <w:tcW w:w="1249" w:type="pct"/>
+          </w:tcPr>
+          <w:p>
+            <w:pPr>
+              <w:spacing w:line="360" w:lineRule="auto"/>
+              <w:jc w:val="both"/>
+              <w:rPr>
+                <w:szCs w:val="28"/>
+                <w:u w:val="none"/>
+                <w:lang w:val="en-US"/>
+              </w:rPr>
+            </w:pPr>
+            <w:r>
+              <w:rPr>
+                <w:szCs w:val="28"/>
+                <w:u w:val="none"/>
+                <w:lang w:val="en-US"/>
+              </w:rPr>
+              <w:t>timestamp</w:t>
+            </w:r>
+          </w:p>
+        </w:tc>
+        <w:tc>
+          <w:tcPr>
+            <w:tcW w:w="2676" w:type="pct"/>
+          </w:tcPr>
+          <w:p>
+            <w:pPr>
+              <w:spacing w:line="360" w:lineRule="auto"/>
+              <w:jc w:val="both"/>
+              <w:rPr>
+                <w:szCs w:val="28"/>
+                <w:u w:val="none"/>
+              </w:rPr>
+            </w:pPr>
+            <w:r>
+              <w:rPr>
+                <w:szCs w:val="28"/>
+                <w:u w:val="none"/>
+              </w:rPr>
+              <w:t>Дата и время создания записи</w:t>
+            </w:r>
+          </w:p>
+        </w:tc>
+      </w:tr>
+      <w:tr>
+        <w:tc>
+          <w:tcPr>
+            <w:tcW w:w="1075" w:type="pct"/>
+          </w:tcPr>
+          <w:p>
+            <w:pPr>
+              <w:spacing w:line="360" w:lineRule="auto"/>
+              <w:jc w:val="both"/>
+              <w:rPr>
+                <w:szCs w:val="28"/>
+                <w:u w:val="none"/>
+                <w:lang w:val="en-US"/>
+              </w:rPr>
+            </w:pPr>
+            <w:proofErr w:type="spellStart"/>
+            <w:r>
+              <w:rPr>
+                <w:szCs w:val="28"/>
+                <w:u w:val="none"/>
+                <w:lang w:val="en-US"/>
+              </w:rPr>
+              <w:t>updated_at</w:t>
+            </w:r>
+            <w:proofErr w:type="spellEnd"/>
+          </w:p>
+        </w:tc>
+        <w:tc>
+          <w:tcPr>
+            <w:tcW w:w="1249" w:type="pct"/>
+          </w:tcPr>
+          <w:p>
+            <w:pPr>
+              <w:spacing w:line="360" w:lineRule="auto"/>
+              <w:jc w:val="both"/>
+              <w:rPr>
+                <w:szCs w:val="28"/>
+                <w:u w:val="none"/>
+                <w:lang w:val="en-US"/>
+              </w:rPr>
+            </w:pPr>
+            <w:r>
+              <w:rPr>
+                <w:szCs w:val="28"/>
+                <w:u w:val="none"/>
+                <w:lang w:val="en-US"/>
+              </w:rPr>
+              <w:t>timestamp</w:t>
+            </w:r>
+          </w:p>
+        </w:tc>
+        <w:tc>
+          <w:tcPr>
+            <w:tcW w:w="2676" w:type="pct"/>
+          </w:tcPr>
+          <w:p>
+            <w:pPr>
+              <w:spacing w:line="360" w:lineRule="auto"/>
+              <w:jc w:val="both"/>
+              <w:rPr>
+                <w:szCs w:val="28"/>
+                <w:u w:val="none"/>
+              </w:rPr>
+            </w:pPr>
+            <w:r>
+              <w:rPr>
+                <w:szCs w:val="28"/>
+                <w:u w:val="none"/>
+              </w:rPr>
+              <w:t>Дата и время изменения записи</w:t>
+            </w:r>
+          </w:p>
+        </w:tc>
+      </w:tr>
+      <w:tr>
+        <w:tc>
+          <w:tcPr>
+            <w:tcW w:w="1075" w:type="pct"/>
+          </w:tcPr>
+          <w:p>
+            <w:pPr>
+              <w:spacing w:line="360" w:lineRule="auto"/>
+              <w:jc w:val="both"/>
+              <w:rPr>
+                <w:szCs w:val="28"/>
+                <w:u w:val="none"/>
+                <w:lang w:val="en-US"/>
+              </w:rPr>
+            </w:pPr>
+            <w:proofErr w:type="spellStart"/>
+            <w:r>
+              <w:rPr>
+                <w:szCs w:val="28"/>
+                <w:u w:val="none"/>
+                <w:lang w:val="en-US"/>
+              </w:rPr>
+              <w:t>deleted_at</w:t>
+            </w:r>
+            <w:proofErr w:type="spellEnd"/>
+          </w:p>
+        </w:tc>
+        <w:tc>
+          <w:tcPr>
+            <w:tcW w:w="1249" w:type="pct"/>
+          </w:tcPr>
+          <w:p>
+            <w:pPr>
+              <w:spacing w:line="360" w:lineRule="auto"/>
+              <w:jc w:val="both"/>
+              <w:rPr>
+                <w:szCs w:val="28"/>
+                <w:u w:val="none"/>
+                <w:lang w:val="en-US"/>
+              </w:rPr>
+            </w:pPr>
+            <w:r>
+              <w:rPr>
+                <w:szCs w:val="28"/>
+                <w:u w:val="none"/>
+                <w:lang w:val="en-US"/>
+              </w:rPr>
+              <w:t>timestamp</w:t>
+            </w:r>
+          </w:p>
+        </w:tc>
+        <w:tc>
+          <w:tcPr>
+            <w:tcW w:w="2676" w:type="pct"/>
+          </w:tcPr>
+          <w:p>
+            <w:pPr>
+              <w:spacing w:line="360" w:lineRule="auto"/>
+              <w:jc w:val="both"/>
+              <w:rPr>
+                <w:szCs w:val="28"/>
+                <w:u w:val="none"/>
+              </w:rPr>
+            </w:pPr>
+            <w:r>
+              <w:rPr>
+                <w:szCs w:val="28"/>
+                <w:u w:val="none"/>
+              </w:rPr>
+              <w:t>Дата и время удаления записи</w:t>
+            </w:r>
+          </w:p>
+        </w:tc>
+      </w:tr>
+    </w:tbl>
+    <w:p>
+      <w:pPr>
+        <w:rPr>
+          <w:sz w:val="24"/>
+          <w:szCs w:val="24"/>
+        </w:rPr>
+      </w:pPr>
+    </w:p>
     <w:p>
       <w:pPr>
         <w:rPr>
@@ -8151,7 +9906,7 @@
 </file>
 
 <file path=word/styles.xml><?xml version="1.0" encoding="utf-8"?>
-<w:styles xmlns:mc="http://schemas.openxmlformats.org/markup-compatibility/2006" xmlns:r="http://schemas.openxmlformats.org/officeDocument/2006/relationships" xmlns:w="http://schemas.openxmlformats.org/wordprocessingml/2006/main" xmlns:w14="http://schemas.microsoft.com/office/word/2010/wordml" xmlns:w15="http://schemas.microsoft.com/office/word/2012/wordml" xmlns:w16cex="http://schemas.microsoft.com/office/word/2018/wordml/cex" xmlns:w16cid="http://schemas.microsoft.com/office/word/2016/wordml/cid" xmlns:w16="http://schemas.microsoft.com/office/word/2018/wordml" xmlns:w16sdtdh="http://schemas.microsoft.com/office/word/2020/wordml/sdtdatahash" xmlns:w16se="http://schemas.microsoft.com/office/word/2015/wordml/symex" mc:Ignorable="w14 w15 w16se w16cid w16 w16cex w16sdtdh">
+<w:styles xmlns:mc="http://schemas.openxmlformats.org/markup-compatibility/2006" xmlns:r="http://schemas.openxmlformats.org/officeDocument/2006/relationships" xmlns:w="http://schemas.openxmlformats.org/wordprocessingml/2006/main" xmlns:w14="http://schemas.microsoft.com/office/word/2010/wordml" xmlns:w15="http://schemas.microsoft.com/office/word/2012/wordml" xmlns:w16cex="http://schemas.microsoft.com/office/word/2018/wordml/cex" xmlns:w16cid="http://schemas.microsoft.com/office/word/2016/wordml/cid" xmlns:w16="http://schemas.microsoft.com/office/word/2018/wordml" xmlns:w16du="http://schemas.microsoft.com/office/word/2023/wordml/word16du" xmlns:w16sdtdh="http://schemas.microsoft.com/office/word/2020/wordml/sdtdatahash" xmlns:w16se="http://schemas.microsoft.com/office/word/2015/wordml/symex" mc:Ignorable="w14 w15 w16se w16cid w16 w16cex w16sdtdh w16du">
   <w:docDefaults>
     <w:rPrDefault>
       <w:rPr>

--- a/public/documents/таблицы бд.docx
+++ b/public/documents/таблицы бд.docx
@@ -1,6 +1,6 @@
 
 <file path=word/document.xml><?xml version="1.0" encoding="utf-8"?>
-<w:document xmlns:wpc="http://schemas.microsoft.com/office/word/2010/wordprocessingCanvas" xmlns:cx="http://schemas.microsoft.com/office/drawing/2014/chartex" xmlns:cx1="http://schemas.microsoft.com/office/drawing/2015/9/8/chartex" xmlns:cx2="http://schemas.microsoft.com/office/drawing/2015/10/21/chartex" xmlns:cx3="http://schemas.microsoft.com/office/drawing/2016/5/9/chartex" xmlns:cx4="http://schemas.microsoft.com/office/drawing/2016/5/10/chartex" xmlns:cx5="http://schemas.microsoft.com/office/drawing/2016/5/11/chartex" xmlns:cx6="http://schemas.microsoft.com/office/drawing/2016/5/12/chartex" xmlns:cx7="http://schemas.microsoft.com/office/drawing/2016/5/13/chartex" xmlns:cx8="http://schemas.microsoft.com/office/drawing/2016/5/14/chartex" xmlns:mc="http://schemas.openxmlformats.org/markup-compatibility/2006" xmlns:aink="http://schemas.microsoft.com/office/drawing/2016/ink" xmlns:am3d="http://schemas.microsoft.com/office/drawing/2017/model3d" xmlns:o="urn:schemas-microsoft-com:office:office" xmlns:oel="http://schemas.microsoft.com/office/2019/extlst" xmlns:r="http://schemas.openxmlformats.org/officeDocument/2006/relationships" xmlns:m="http://schemas.openxmlformats.org/officeDocument/2006/math" xmlns:v="urn:schemas-microsoft-com:vml" xmlns:wp14="http://schemas.microsoft.com/office/word/2010/wordprocessingDrawing" xmlns:wp="http://schemas.openxmlformats.org/drawingml/2006/wordprocessingDrawing" xmlns:w10="urn:schemas-microsoft-com:office:word" xmlns:w="http://schemas.openxmlformats.org/wordprocessingml/2006/main" xmlns:w14="http://schemas.microsoft.com/office/word/2010/wordml" xmlns:w15="http://schemas.microsoft.com/office/word/2012/wordml" xmlns:w16cex="http://schemas.microsoft.com/office/word/2018/wordml/cex" xmlns:w16cid="http://schemas.microsoft.com/office/word/2016/wordml/cid" xmlns:w16="http://schemas.microsoft.com/office/word/2018/wordml" xmlns:w16du="http://schemas.microsoft.com/office/word/2023/wordml/word16du" xmlns:w16sdtdh="http://schemas.microsoft.com/office/word/2020/wordml/sdtdatahash" xmlns:w16se="http://schemas.microsoft.com/office/word/2015/wordml/symex" xmlns:wpg="http://schemas.microsoft.com/office/word/2010/wordprocessingGroup" xmlns:wpi="http://schemas.microsoft.com/office/word/2010/wordprocessingInk" xmlns:wne="http://schemas.microsoft.com/office/word/2006/wordml" xmlns:wps="http://schemas.microsoft.com/office/word/2010/wordprocessingShape" mc:Ignorable="w14 w15 w16se w16cid w16 w16cex w16sdtdh w16du wp14">
+<w:document xmlns:wpc="http://schemas.microsoft.com/office/word/2010/wordprocessingCanvas" xmlns:cx="http://schemas.microsoft.com/office/drawing/2014/chartex" xmlns:cx1="http://schemas.microsoft.com/office/drawing/2015/9/8/chartex" xmlns:cx2="http://schemas.microsoft.com/office/drawing/2015/10/21/chartex" xmlns:cx3="http://schemas.microsoft.com/office/drawing/2016/5/9/chartex" xmlns:cx4="http://schemas.microsoft.com/office/drawing/2016/5/10/chartex" xmlns:cx5="http://schemas.microsoft.com/office/drawing/2016/5/11/chartex" xmlns:cx6="http://schemas.microsoft.com/office/drawing/2016/5/12/chartex" xmlns:cx7="http://schemas.microsoft.com/office/drawing/2016/5/13/chartex" xmlns:cx8="http://schemas.microsoft.com/office/drawing/2016/5/14/chartex" xmlns:mc="http://schemas.openxmlformats.org/markup-compatibility/2006" xmlns:aink="http://schemas.microsoft.com/office/drawing/2016/ink" xmlns:am3d="http://schemas.microsoft.com/office/drawing/2017/model3d" xmlns:o="urn:schemas-microsoft-com:office:office" xmlns:oel="http://schemas.microsoft.com/office/2019/extlst" xmlns:r="http://schemas.openxmlformats.org/officeDocument/2006/relationships" xmlns:m="http://schemas.openxmlformats.org/officeDocument/2006/math" xmlns:v="urn:schemas-microsoft-com:vml" xmlns:wp14="http://schemas.microsoft.com/office/word/2010/wordprocessingDrawing" xmlns:wp="http://schemas.openxmlformats.org/drawingml/2006/wordprocessingDrawing" xmlns:w10="urn:schemas-microsoft-com:office:word" xmlns:w="http://schemas.openxmlformats.org/wordprocessingml/2006/main" xmlns:w14="http://schemas.microsoft.com/office/word/2010/wordml" xmlns:w15="http://schemas.microsoft.com/office/word/2012/wordml" xmlns:w16cex="http://schemas.microsoft.com/office/word/2018/wordml/cex" xmlns:w16cid="http://schemas.microsoft.com/office/word/2016/wordml/cid" xmlns:w16="http://schemas.microsoft.com/office/word/2018/wordml" xmlns:w16du="http://schemas.microsoft.com/office/word/2023/wordml/word16du" xmlns:w16sdtdh="http://schemas.microsoft.com/office/word/2020/wordml/sdtdatahash" xmlns:w16se="http://schemas.microsoft.com/office/word/2015/wordml/symex" xmlns:wpg="http://schemas.microsoft.com/office/word/2010/wordprocessingGroup" xmlns:wpi="http://schemas.microsoft.com/office/word/2010/wordprocessingInk" xmlns:wne="http://schemas.microsoft.com/office/word/2006/wordml" xmlns:wps="http://schemas.microsoft.com/office/word/2010/wordprocessingShape" mc:Ignorable="w14 w15 w16se w16cid w16 w16cex w16sdtdh wp14">
   <w:body>
     <w:p>
       <w:pPr>
@@ -173,7 +173,6 @@
                 <w:lang w:val="en-US"/>
               </w:rPr>
             </w:pPr>
-            <w:proofErr w:type="spellStart"/>
             <w:r>
               <w:rPr>
                 <w:szCs w:val="28"/>
@@ -190,7 +189,6 @@
               </w:rPr>
               <w:t>gint</w:t>
             </w:r>
-            <w:proofErr w:type="spellEnd"/>
             <w:r>
               <w:rPr>
                 <w:szCs w:val="28"/>
@@ -260,7 +258,6 @@
                 <w:u w:val="none"/>
               </w:rPr>
             </w:pPr>
-            <w:proofErr w:type="spellStart"/>
             <w:r>
               <w:rPr>
                 <w:szCs w:val="28"/>
@@ -269,7 +266,6 @@
               </w:rPr>
               <w:t>fio</w:t>
             </w:r>
-            <w:proofErr w:type="spellEnd"/>
           </w:p>
         </w:tc>
         <w:tc>
@@ -286,23 +282,13 @@
                 <w:lang w:val="en-US"/>
               </w:rPr>
             </w:pPr>
-            <w:proofErr w:type="gramStart"/>
-            <w:r>
-              <w:rPr>
-                <w:szCs w:val="28"/>
-                <w:u w:val="none"/>
-                <w:lang w:val="en-US"/>
-              </w:rPr>
-              <w:t>varchar(</w:t>
-            </w:r>
-            <w:proofErr w:type="gramEnd"/>
-            <w:r>
-              <w:rPr>
-                <w:szCs w:val="28"/>
-                <w:u w:val="none"/>
-                <w:lang w:val="en-US"/>
-              </w:rPr>
-              <w:t>255)</w:t>
+            <w:r>
+              <w:rPr>
+                <w:szCs w:val="28"/>
+                <w:u w:val="none"/>
+                <w:lang w:val="en-US"/>
+              </w:rPr>
+              <w:t>varchar(255)</w:t>
             </w:r>
           </w:p>
         </w:tc>
@@ -368,23 +354,13 @@
                 <w:lang w:val="en-US"/>
               </w:rPr>
             </w:pPr>
-            <w:proofErr w:type="gramStart"/>
-            <w:r>
-              <w:rPr>
-                <w:szCs w:val="28"/>
-                <w:u w:val="none"/>
-                <w:lang w:val="en-US"/>
-              </w:rPr>
-              <w:t>varchar(</w:t>
-            </w:r>
-            <w:proofErr w:type="gramEnd"/>
-            <w:r>
-              <w:rPr>
-                <w:szCs w:val="28"/>
-                <w:u w:val="none"/>
-                <w:lang w:val="en-US"/>
-              </w:rPr>
-              <w:t>255)</w:t>
+            <w:r>
+              <w:rPr>
+                <w:szCs w:val="28"/>
+                <w:u w:val="none"/>
+                <w:lang w:val="en-US"/>
+              </w:rPr>
+              <w:t>varchar(255)</w:t>
             </w:r>
           </w:p>
         </w:tc>
@@ -457,33 +433,13 @@
                 <w:lang w:val="en-US"/>
               </w:rPr>
             </w:pPr>
-            <w:proofErr w:type="spellStart"/>
-            <w:proofErr w:type="gramStart"/>
-            <w:r>
-              <w:rPr>
-                <w:szCs w:val="28"/>
-                <w:u w:val="none"/>
-                <w:lang w:val="en-US"/>
-              </w:rPr>
-              <w:t>tinyint</w:t>
-            </w:r>
-            <w:proofErr w:type="spellEnd"/>
-            <w:r>
-              <w:rPr>
-                <w:szCs w:val="28"/>
-                <w:u w:val="none"/>
-                <w:lang w:val="en-US"/>
-              </w:rPr>
-              <w:t>(</w:t>
-            </w:r>
-            <w:proofErr w:type="gramEnd"/>
-            <w:r>
-              <w:rPr>
-                <w:szCs w:val="28"/>
-                <w:u w:val="none"/>
-                <w:lang w:val="en-US"/>
-              </w:rPr>
-              <w:t>1)</w:t>
+            <w:r>
+              <w:rPr>
+                <w:szCs w:val="28"/>
+                <w:u w:val="none"/>
+                <w:lang w:val="en-US"/>
+              </w:rPr>
+              <w:t>tinyint(1)</w:t>
             </w:r>
           </w:p>
         </w:tc>
@@ -549,23 +505,13 @@
                 <w:lang w:val="en-US"/>
               </w:rPr>
             </w:pPr>
-            <w:proofErr w:type="gramStart"/>
-            <w:r>
-              <w:rPr>
-                <w:szCs w:val="28"/>
-                <w:u w:val="none"/>
-                <w:lang w:val="en-US"/>
-              </w:rPr>
-              <w:t>varchar(</w:t>
-            </w:r>
-            <w:proofErr w:type="gramEnd"/>
-            <w:r>
-              <w:rPr>
-                <w:szCs w:val="28"/>
-                <w:u w:val="none"/>
-                <w:lang w:val="en-US"/>
-              </w:rPr>
-              <w:t>255)</w:t>
+            <w:r>
+              <w:rPr>
+                <w:szCs w:val="28"/>
+                <w:u w:val="none"/>
+                <w:lang w:val="en-US"/>
+              </w:rPr>
+              <w:t>varchar(255)</w:t>
             </w:r>
           </w:p>
         </w:tc>
@@ -607,7 +553,6 @@
                 <w:lang w:val="en-US"/>
               </w:rPr>
             </w:pPr>
-            <w:proofErr w:type="spellStart"/>
             <w:r>
               <w:rPr>
                 <w:szCs w:val="28"/>
@@ -616,7 +561,6 @@
               </w:rPr>
               <w:t>email_verified_at</w:t>
             </w:r>
-            <w:proofErr w:type="spellEnd"/>
           </w:p>
         </w:tc>
         <w:tc>
@@ -705,23 +649,13 @@
                 <w:lang w:val="en-US"/>
               </w:rPr>
             </w:pPr>
-            <w:proofErr w:type="gramStart"/>
-            <w:r>
-              <w:rPr>
-                <w:szCs w:val="28"/>
-                <w:u w:val="none"/>
-                <w:lang w:val="en-US"/>
-              </w:rPr>
-              <w:t>varchar(</w:t>
-            </w:r>
-            <w:proofErr w:type="gramEnd"/>
-            <w:r>
-              <w:rPr>
-                <w:szCs w:val="28"/>
-                <w:u w:val="none"/>
-                <w:lang w:val="en-US"/>
-              </w:rPr>
-              <w:t>255)</w:t>
+            <w:r>
+              <w:rPr>
+                <w:szCs w:val="28"/>
+                <w:u w:val="none"/>
+                <w:lang w:val="en-US"/>
+              </w:rPr>
+              <w:t>varchar(255)</w:t>
             </w:r>
           </w:p>
         </w:tc>
@@ -763,7 +697,6 @@
                 <w:lang w:val="en-US"/>
               </w:rPr>
             </w:pPr>
-            <w:proofErr w:type="spellStart"/>
             <w:r>
               <w:rPr>
                 <w:szCs w:val="28"/>
@@ -772,7 +705,6 @@
               </w:rPr>
               <w:t>remember_token</w:t>
             </w:r>
-            <w:proofErr w:type="spellEnd"/>
           </w:p>
         </w:tc>
         <w:tc>
@@ -789,23 +721,13 @@
                 <w:lang w:val="en-US"/>
               </w:rPr>
             </w:pPr>
-            <w:proofErr w:type="gramStart"/>
-            <w:r>
-              <w:rPr>
-                <w:szCs w:val="28"/>
-                <w:u w:val="none"/>
-                <w:lang w:val="en-US"/>
-              </w:rPr>
-              <w:t>varchar(</w:t>
-            </w:r>
-            <w:proofErr w:type="gramEnd"/>
-            <w:r>
-              <w:rPr>
-                <w:szCs w:val="28"/>
-                <w:u w:val="none"/>
-                <w:lang w:val="en-US"/>
-              </w:rPr>
-              <w:t>1)</w:t>
+            <w:r>
+              <w:rPr>
+                <w:szCs w:val="28"/>
+                <w:u w:val="none"/>
+                <w:lang w:val="en-US"/>
+              </w:rPr>
+              <w:t>varchar(1)</w:t>
             </w:r>
           </w:p>
         </w:tc>
@@ -847,7 +769,6 @@
                 <w:lang w:val="en-US"/>
               </w:rPr>
             </w:pPr>
-            <w:proofErr w:type="spellStart"/>
             <w:r>
               <w:rPr>
                 <w:szCs w:val="28"/>
@@ -856,7 +777,6 @@
               </w:rPr>
               <w:t>created_at</w:t>
             </w:r>
-            <w:proofErr w:type="spellEnd"/>
           </w:p>
         </w:tc>
         <w:tc>
@@ -921,7 +841,6 @@
                 <w:lang w:val="en-US"/>
               </w:rPr>
             </w:pPr>
-            <w:proofErr w:type="spellStart"/>
             <w:r>
               <w:rPr>
                 <w:szCs w:val="28"/>
@@ -930,7 +849,6 @@
               </w:rPr>
               <w:t>updated_at</w:t>
             </w:r>
-            <w:proofErr w:type="spellEnd"/>
           </w:p>
         </w:tc>
         <w:tc>
@@ -995,7 +913,6 @@
                 <w:lang w:val="en-US"/>
               </w:rPr>
             </w:pPr>
-            <w:proofErr w:type="spellStart"/>
             <w:r>
               <w:rPr>
                 <w:szCs w:val="28"/>
@@ -1004,7 +921,6 @@
               </w:rPr>
               <w:t>deleted_at</w:t>
             </w:r>
-            <w:proofErr w:type="spellEnd"/>
           </w:p>
         </w:tc>
         <w:tc>
@@ -1250,7 +1166,6 @@
                 <w:lang w:val="en-US"/>
               </w:rPr>
             </w:pPr>
-            <w:proofErr w:type="spellStart"/>
             <w:r>
               <w:rPr>
                 <w:szCs w:val="28"/>
@@ -1267,7 +1182,6 @@
               </w:rPr>
               <w:t>gint</w:t>
             </w:r>
-            <w:proofErr w:type="spellEnd"/>
             <w:r>
               <w:rPr>
                 <w:szCs w:val="28"/>
@@ -1337,7 +1251,6 @@
                 <w:u w:val="none"/>
               </w:rPr>
             </w:pPr>
-            <w:proofErr w:type="spellStart"/>
             <w:r>
               <w:rPr>
                 <w:szCs w:val="28"/>
@@ -1345,7 +1258,6 @@
               </w:rPr>
               <w:t>name</w:t>
             </w:r>
-            <w:proofErr w:type="spellEnd"/>
           </w:p>
         </w:tc>
         <w:tc>
@@ -1362,23 +1274,13 @@
                 <w:lang w:val="en-US"/>
               </w:rPr>
             </w:pPr>
-            <w:proofErr w:type="gramStart"/>
-            <w:r>
-              <w:rPr>
-                <w:szCs w:val="28"/>
-                <w:u w:val="none"/>
-                <w:lang w:val="en-US"/>
-              </w:rPr>
-              <w:t>varchar(</w:t>
-            </w:r>
-            <w:proofErr w:type="gramEnd"/>
-            <w:r>
-              <w:rPr>
-                <w:szCs w:val="28"/>
-                <w:u w:val="none"/>
-                <w:lang w:val="en-US"/>
-              </w:rPr>
-              <w:t>255)</w:t>
+            <w:r>
+              <w:rPr>
+                <w:szCs w:val="28"/>
+                <w:u w:val="none"/>
+                <w:lang w:val="en-US"/>
+              </w:rPr>
+              <w:t>varchar(255)</w:t>
             </w:r>
           </w:p>
         </w:tc>
@@ -1420,7 +1322,6 @@
                 <w:lang w:val="en-US"/>
               </w:rPr>
             </w:pPr>
-            <w:proofErr w:type="spellStart"/>
             <w:r>
               <w:rPr>
                 <w:szCs w:val="28"/>
@@ -1429,7 +1330,6 @@
               </w:rPr>
               <w:t>man_name</w:t>
             </w:r>
-            <w:proofErr w:type="spellEnd"/>
           </w:p>
         </w:tc>
         <w:tc>
@@ -1446,23 +1346,13 @@
                 <w:lang w:val="en-US"/>
               </w:rPr>
             </w:pPr>
-            <w:proofErr w:type="gramStart"/>
-            <w:r>
-              <w:rPr>
-                <w:szCs w:val="28"/>
-                <w:u w:val="none"/>
-                <w:lang w:val="en-US"/>
-              </w:rPr>
-              <w:t>varchar(</w:t>
-            </w:r>
-            <w:proofErr w:type="gramEnd"/>
-            <w:r>
-              <w:rPr>
-                <w:szCs w:val="28"/>
-                <w:u w:val="none"/>
-                <w:lang w:val="en-US"/>
-              </w:rPr>
-              <w:t>255)</w:t>
+            <w:r>
+              <w:rPr>
+                <w:szCs w:val="28"/>
+                <w:u w:val="none"/>
+                <w:lang w:val="en-US"/>
+              </w:rPr>
+              <w:t>varchar(255)</w:t>
             </w:r>
           </w:p>
         </w:tc>
@@ -1504,7 +1394,6 @@
                 <w:lang w:val="en-US"/>
               </w:rPr>
             </w:pPr>
-            <w:proofErr w:type="spellStart"/>
             <w:r>
               <w:rPr>
                 <w:szCs w:val="28"/>
@@ -1513,7 +1402,6 @@
               </w:rPr>
               <w:t>created_at</w:t>
             </w:r>
-            <w:proofErr w:type="spellEnd"/>
           </w:p>
         </w:tc>
         <w:tc>
@@ -1578,7 +1466,6 @@
                 <w:lang w:val="en-US"/>
               </w:rPr>
             </w:pPr>
-            <w:proofErr w:type="spellStart"/>
             <w:r>
               <w:rPr>
                 <w:szCs w:val="28"/>
@@ -1587,7 +1474,6 @@
               </w:rPr>
               <w:t>updated_at</w:t>
             </w:r>
-            <w:proofErr w:type="spellEnd"/>
           </w:p>
         </w:tc>
         <w:tc>
@@ -1703,7 +1589,6 @@
         </w:rPr>
         <w:t xml:space="preserve"> </w:t>
       </w:r>
-      <w:proofErr w:type="spellStart"/>
       <w:r>
         <w:rPr>
           <w:szCs w:val="28"/>
@@ -1728,7 +1613,6 @@
         </w:rPr>
         <w:t>params</w:t>
       </w:r>
-      <w:proofErr w:type="spellEnd"/>
     </w:p>
     <w:tbl>
       <w:tblPr>
@@ -1827,7 +1711,6 @@
                 <w:lang w:val="en-US"/>
               </w:rPr>
             </w:pPr>
-            <w:proofErr w:type="spellStart"/>
             <w:r>
               <w:rPr>
                 <w:szCs w:val="28"/>
@@ -1844,7 +1727,6 @@
               </w:rPr>
               <w:t>d</w:t>
             </w:r>
-            <w:proofErr w:type="spellEnd"/>
           </w:p>
         </w:tc>
         <w:tc>
@@ -1861,7 +1743,6 @@
                 <w:lang w:val="en-US"/>
               </w:rPr>
             </w:pPr>
-            <w:proofErr w:type="spellStart"/>
             <w:r>
               <w:rPr>
                 <w:szCs w:val="28"/>
@@ -1878,7 +1759,6 @@
               </w:rPr>
               <w:t>gint</w:t>
             </w:r>
-            <w:proofErr w:type="spellEnd"/>
             <w:r>
               <w:rPr>
                 <w:szCs w:val="28"/>
@@ -1949,7 +1829,6 @@
                 <w:lang w:val="en-US"/>
               </w:rPr>
             </w:pPr>
-            <w:proofErr w:type="spellStart"/>
             <w:r>
               <w:rPr>
                 <w:szCs w:val="28"/>
@@ -1958,7 +1837,6 @@
               </w:rPr>
               <w:t>param_id</w:t>
             </w:r>
-            <w:proofErr w:type="spellEnd"/>
           </w:p>
         </w:tc>
         <w:tc>
@@ -1975,7 +1853,6 @@
                 <w:lang w:val="en-US"/>
               </w:rPr>
             </w:pPr>
-            <w:proofErr w:type="spellStart"/>
             <w:r>
               <w:rPr>
                 <w:szCs w:val="28"/>
@@ -1992,7 +1869,6 @@
               </w:rPr>
               <w:t>gint</w:t>
             </w:r>
-            <w:proofErr w:type="spellEnd"/>
             <w:r>
               <w:rPr>
                 <w:szCs w:val="28"/>
@@ -2244,7 +2120,6 @@
                 <w:lang w:val="en-US"/>
               </w:rPr>
             </w:pPr>
-            <w:proofErr w:type="spellStart"/>
             <w:r>
               <w:rPr>
                 <w:szCs w:val="28"/>
@@ -2261,7 +2136,6 @@
               </w:rPr>
               <w:t>gint</w:t>
             </w:r>
-            <w:proofErr w:type="spellEnd"/>
             <w:r>
               <w:rPr>
                 <w:szCs w:val="28"/>
@@ -2357,23 +2231,13 @@
                 <w:lang w:val="en-US"/>
               </w:rPr>
             </w:pPr>
-            <w:proofErr w:type="gramStart"/>
-            <w:r>
-              <w:rPr>
-                <w:szCs w:val="28"/>
-                <w:u w:val="none"/>
-                <w:lang w:val="en-US"/>
-              </w:rPr>
-              <w:t>varchar(</w:t>
-            </w:r>
-            <w:proofErr w:type="gramEnd"/>
-            <w:r>
-              <w:rPr>
-                <w:szCs w:val="28"/>
-                <w:u w:val="none"/>
-                <w:lang w:val="en-US"/>
-              </w:rPr>
-              <w:t>255)</w:t>
+            <w:r>
+              <w:rPr>
+                <w:szCs w:val="28"/>
+                <w:u w:val="none"/>
+                <w:lang w:val="en-US"/>
+              </w:rPr>
+              <w:t>varchar(255)</w:t>
             </w:r>
           </w:p>
         </w:tc>
@@ -2439,23 +2303,13 @@
                 <w:lang w:val="en-US"/>
               </w:rPr>
             </w:pPr>
-            <w:proofErr w:type="gramStart"/>
-            <w:r>
-              <w:rPr>
-                <w:szCs w:val="28"/>
-                <w:u w:val="none"/>
-                <w:lang w:val="en-US"/>
-              </w:rPr>
-              <w:t>varchar(</w:t>
-            </w:r>
-            <w:proofErr w:type="gramEnd"/>
-            <w:r>
-              <w:rPr>
-                <w:szCs w:val="28"/>
-                <w:u w:val="none"/>
-                <w:lang w:val="en-US"/>
-              </w:rPr>
-              <w:t>255)</w:t>
+            <w:r>
+              <w:rPr>
+                <w:szCs w:val="28"/>
+                <w:u w:val="none"/>
+                <w:lang w:val="en-US"/>
+              </w:rPr>
+              <w:t>varchar(255)</w:t>
             </w:r>
           </w:p>
         </w:tc>
@@ -2497,7 +2351,6 @@
                 <w:lang w:val="en-US"/>
               </w:rPr>
             </w:pPr>
-            <w:proofErr w:type="spellStart"/>
             <w:r>
               <w:rPr>
                 <w:szCs w:val="28"/>
@@ -2506,7 +2359,6 @@
               </w:rPr>
               <w:t>created_at</w:t>
             </w:r>
-            <w:proofErr w:type="spellEnd"/>
           </w:p>
         </w:tc>
         <w:tc>
@@ -2571,7 +2423,6 @@
                 <w:lang w:val="en-US"/>
               </w:rPr>
             </w:pPr>
-            <w:proofErr w:type="spellStart"/>
             <w:r>
               <w:rPr>
                 <w:szCs w:val="28"/>
@@ -2580,7 +2431,6 @@
               </w:rPr>
               <w:t>updated_at</w:t>
             </w:r>
-            <w:proofErr w:type="spellEnd"/>
           </w:p>
         </w:tc>
         <w:tc>
@@ -2645,7 +2495,6 @@
                 <w:lang w:val="en-US"/>
               </w:rPr>
             </w:pPr>
-            <w:proofErr w:type="spellStart"/>
             <w:r>
               <w:rPr>
                 <w:szCs w:val="28"/>
@@ -2654,7 +2503,6 @@
               </w:rPr>
               <w:t>deleted_at</w:t>
             </w:r>
-            <w:proofErr w:type="spellEnd"/>
           </w:p>
         </w:tc>
         <w:tc>
@@ -2884,7 +2732,6 @@
                 <w:lang w:val="en-US"/>
               </w:rPr>
             </w:pPr>
-            <w:proofErr w:type="spellStart"/>
             <w:r>
               <w:rPr>
                 <w:szCs w:val="28"/>
@@ -2901,7 +2748,6 @@
               </w:rPr>
               <w:t>gint</w:t>
             </w:r>
-            <w:proofErr w:type="spellEnd"/>
             <w:r>
               <w:rPr>
                 <w:szCs w:val="28"/>
@@ -2996,23 +2842,13 @@
                 <w:lang w:val="en-US"/>
               </w:rPr>
             </w:pPr>
-            <w:proofErr w:type="gramStart"/>
-            <w:r>
-              <w:rPr>
-                <w:szCs w:val="28"/>
-                <w:u w:val="none"/>
-                <w:lang w:val="en-US"/>
-              </w:rPr>
-              <w:t>varchar(</w:t>
-            </w:r>
-            <w:proofErr w:type="gramEnd"/>
-            <w:r>
-              <w:rPr>
-                <w:szCs w:val="28"/>
-                <w:u w:val="none"/>
-                <w:lang w:val="en-US"/>
-              </w:rPr>
-              <w:t>255)</w:t>
+            <w:r>
+              <w:rPr>
+                <w:szCs w:val="28"/>
+                <w:u w:val="none"/>
+                <w:lang w:val="en-US"/>
+              </w:rPr>
+              <w:t>varchar(255)</w:t>
             </w:r>
           </w:p>
         </w:tc>
@@ -3079,23 +2915,13 @@
                 <w:lang w:val="en-US"/>
               </w:rPr>
             </w:pPr>
-            <w:proofErr w:type="gramStart"/>
-            <w:r>
-              <w:rPr>
-                <w:szCs w:val="28"/>
-                <w:u w:val="none"/>
-                <w:lang w:val="en-US"/>
-              </w:rPr>
-              <w:t>int(</w:t>
-            </w:r>
-            <w:proofErr w:type="gramEnd"/>
-            <w:r>
-              <w:rPr>
-                <w:szCs w:val="28"/>
-                <w:u w:val="none"/>
-                <w:lang w:val="en-US"/>
-              </w:rPr>
-              <w:t>11)</w:t>
+            <w:r>
+              <w:rPr>
+                <w:szCs w:val="28"/>
+                <w:u w:val="none"/>
+                <w:lang w:val="en-US"/>
+              </w:rPr>
+              <w:t>int(11)</w:t>
             </w:r>
           </w:p>
         </w:tc>
@@ -3161,23 +2987,13 @@
                 <w:lang w:val="en-US"/>
               </w:rPr>
             </w:pPr>
-            <w:proofErr w:type="gramStart"/>
-            <w:r>
-              <w:rPr>
-                <w:szCs w:val="28"/>
-                <w:u w:val="none"/>
-                <w:lang w:val="en-US"/>
-              </w:rPr>
-              <w:t>varchar(</w:t>
-            </w:r>
-            <w:proofErr w:type="gramEnd"/>
-            <w:r>
-              <w:rPr>
-                <w:szCs w:val="28"/>
-                <w:u w:val="none"/>
-                <w:lang w:val="en-US"/>
-              </w:rPr>
-              <w:t>255)</w:t>
+            <w:r>
+              <w:rPr>
+                <w:szCs w:val="28"/>
+                <w:u w:val="none"/>
+                <w:lang w:val="en-US"/>
+              </w:rPr>
+              <w:t>varchar(255)</w:t>
             </w:r>
           </w:p>
         </w:tc>
@@ -3219,7 +3035,6 @@
                 <w:lang w:val="en-US"/>
               </w:rPr>
             </w:pPr>
-            <w:proofErr w:type="spellStart"/>
             <w:r>
               <w:rPr>
                 <w:szCs w:val="28"/>
@@ -3228,7 +3043,6 @@
               </w:rPr>
               <w:t>type_id</w:t>
             </w:r>
-            <w:proofErr w:type="spellEnd"/>
           </w:p>
         </w:tc>
         <w:tc>
@@ -3245,7 +3059,6 @@
                 <w:lang w:val="en-US"/>
               </w:rPr>
             </w:pPr>
-            <w:proofErr w:type="spellStart"/>
             <w:r>
               <w:rPr>
                 <w:szCs w:val="28"/>
@@ -3262,7 +3075,6 @@
               </w:rPr>
               <w:t>gint</w:t>
             </w:r>
-            <w:proofErr w:type="spellEnd"/>
             <w:r>
               <w:rPr>
                 <w:szCs w:val="28"/>
@@ -3333,7 +3145,6 @@
                 <w:lang w:val="en-US"/>
               </w:rPr>
             </w:pPr>
-            <w:proofErr w:type="spellStart"/>
             <w:r>
               <w:rPr>
                 <w:szCs w:val="28"/>
@@ -3342,7 +3153,6 @@
               </w:rPr>
               <w:t>remember_token</w:t>
             </w:r>
-            <w:proofErr w:type="spellEnd"/>
           </w:p>
         </w:tc>
         <w:tc>
@@ -3359,23 +3169,13 @@
                 <w:lang w:val="en-US"/>
               </w:rPr>
             </w:pPr>
-            <w:proofErr w:type="gramStart"/>
-            <w:r>
-              <w:rPr>
-                <w:szCs w:val="28"/>
-                <w:u w:val="none"/>
-                <w:lang w:val="en-US"/>
-              </w:rPr>
-              <w:t>varchar(</w:t>
-            </w:r>
-            <w:proofErr w:type="gramEnd"/>
-            <w:r>
-              <w:rPr>
-                <w:szCs w:val="28"/>
-                <w:u w:val="none"/>
-                <w:lang w:val="en-US"/>
-              </w:rPr>
-              <w:t>1)</w:t>
+            <w:r>
+              <w:rPr>
+                <w:szCs w:val="28"/>
+                <w:u w:val="none"/>
+                <w:lang w:val="en-US"/>
+              </w:rPr>
+              <w:t>varchar(1)</w:t>
             </w:r>
           </w:p>
         </w:tc>
@@ -3417,7 +3217,6 @@
                 <w:lang w:val="en-US"/>
               </w:rPr>
             </w:pPr>
-            <w:proofErr w:type="spellStart"/>
             <w:r>
               <w:rPr>
                 <w:szCs w:val="28"/>
@@ -3426,7 +3225,6 @@
               </w:rPr>
               <w:t>created_at</w:t>
             </w:r>
-            <w:proofErr w:type="spellEnd"/>
           </w:p>
         </w:tc>
         <w:tc>
@@ -3491,7 +3289,6 @@
                 <w:lang w:val="en-US"/>
               </w:rPr>
             </w:pPr>
-            <w:proofErr w:type="spellStart"/>
             <w:r>
               <w:rPr>
                 <w:szCs w:val="28"/>
@@ -3500,7 +3297,6 @@
               </w:rPr>
               <w:t>updated_at</w:t>
             </w:r>
-            <w:proofErr w:type="spellEnd"/>
           </w:p>
         </w:tc>
         <w:tc>
@@ -3565,7 +3361,6 @@
                 <w:lang w:val="en-US"/>
               </w:rPr>
             </w:pPr>
-            <w:proofErr w:type="spellStart"/>
             <w:r>
               <w:rPr>
                 <w:szCs w:val="28"/>
@@ -3574,7 +3369,6 @@
               </w:rPr>
               <w:t>deleted_at</w:t>
             </w:r>
-            <w:proofErr w:type="spellEnd"/>
           </w:p>
         </w:tc>
         <w:tc>
@@ -3820,7 +3614,6 @@
                 <w:lang w:val="en-US"/>
               </w:rPr>
             </w:pPr>
-            <w:proofErr w:type="spellStart"/>
             <w:r>
               <w:rPr>
                 <w:szCs w:val="28"/>
@@ -3837,7 +3630,6 @@
               </w:rPr>
               <w:t>gint</w:t>
             </w:r>
-            <w:proofErr w:type="spellEnd"/>
             <w:r>
               <w:rPr>
                 <w:szCs w:val="28"/>
@@ -3932,23 +3724,13 @@
                 <w:lang w:val="en-US"/>
               </w:rPr>
             </w:pPr>
-            <w:proofErr w:type="gramStart"/>
-            <w:r>
-              <w:rPr>
-                <w:szCs w:val="28"/>
-                <w:u w:val="none"/>
-                <w:lang w:val="en-US"/>
-              </w:rPr>
-              <w:t>varchar(</w:t>
-            </w:r>
-            <w:proofErr w:type="gramEnd"/>
-            <w:r>
-              <w:rPr>
-                <w:szCs w:val="28"/>
-                <w:u w:val="none"/>
-                <w:lang w:val="en-US"/>
-              </w:rPr>
-              <w:t>255)</w:t>
+            <w:r>
+              <w:rPr>
+                <w:szCs w:val="28"/>
+                <w:u w:val="none"/>
+                <w:lang w:val="en-US"/>
+              </w:rPr>
+              <w:t>varchar(255)</w:t>
             </w:r>
           </w:p>
         </w:tc>
@@ -4021,23 +3803,13 @@
                 <w:lang w:val="en-US"/>
               </w:rPr>
             </w:pPr>
-            <w:proofErr w:type="gramStart"/>
-            <w:r>
-              <w:rPr>
-                <w:szCs w:val="28"/>
-                <w:u w:val="none"/>
-                <w:lang w:val="en-US"/>
-              </w:rPr>
-              <w:t>int(</w:t>
-            </w:r>
-            <w:proofErr w:type="gramEnd"/>
-            <w:r>
-              <w:rPr>
-                <w:szCs w:val="28"/>
-                <w:u w:val="none"/>
-                <w:lang w:val="en-US"/>
-              </w:rPr>
-              <w:t>11)</w:t>
+            <w:r>
+              <w:rPr>
+                <w:szCs w:val="28"/>
+                <w:u w:val="none"/>
+                <w:lang w:val="en-US"/>
+              </w:rPr>
+              <w:t>int(11)</w:t>
             </w:r>
             <w:r>
               <w:rPr>
@@ -4087,7 +3859,6 @@
                 <w:lang w:val="en-US"/>
               </w:rPr>
             </w:pPr>
-            <w:proofErr w:type="spellStart"/>
             <w:r>
               <w:rPr>
                 <w:szCs w:val="28"/>
@@ -4096,7 +3867,6 @@
               </w:rPr>
               <w:t>created_at</w:t>
             </w:r>
-            <w:proofErr w:type="spellEnd"/>
           </w:p>
         </w:tc>
         <w:tc>
@@ -4161,7 +3931,6 @@
                 <w:lang w:val="en-US"/>
               </w:rPr>
             </w:pPr>
-            <w:proofErr w:type="spellStart"/>
             <w:r>
               <w:rPr>
                 <w:szCs w:val="28"/>
@@ -4170,7 +3939,6 @@
               </w:rPr>
               <w:t>updated_at</w:t>
             </w:r>
-            <w:proofErr w:type="spellEnd"/>
           </w:p>
         </w:tc>
         <w:tc>
@@ -4235,7 +4003,6 @@
                 <w:lang w:val="en-US"/>
               </w:rPr>
             </w:pPr>
-            <w:proofErr w:type="spellStart"/>
             <w:r>
               <w:rPr>
                 <w:szCs w:val="28"/>
@@ -4244,7 +4011,6 @@
               </w:rPr>
               <w:t>deleted_at</w:t>
             </w:r>
-            <w:proofErr w:type="spellEnd"/>
           </w:p>
         </w:tc>
         <w:tc>
@@ -4474,7 +4240,6 @@
                 <w:lang w:val="en-US"/>
               </w:rPr>
             </w:pPr>
-            <w:proofErr w:type="spellStart"/>
             <w:r>
               <w:rPr>
                 <w:szCs w:val="28"/>
@@ -4491,7 +4256,6 @@
               </w:rPr>
               <w:t>gint</w:t>
             </w:r>
-            <w:proofErr w:type="spellEnd"/>
             <w:r>
               <w:rPr>
                 <w:szCs w:val="28"/>
@@ -4587,23 +4351,13 @@
                 <w:lang w:val="en-US"/>
               </w:rPr>
             </w:pPr>
-            <w:proofErr w:type="gramStart"/>
-            <w:r>
-              <w:rPr>
-                <w:szCs w:val="28"/>
-                <w:u w:val="none"/>
-                <w:lang w:val="en-US"/>
-              </w:rPr>
-              <w:t>varchar(</w:t>
-            </w:r>
-            <w:proofErr w:type="gramEnd"/>
-            <w:r>
-              <w:rPr>
-                <w:szCs w:val="28"/>
-                <w:u w:val="none"/>
-                <w:lang w:val="en-US"/>
-              </w:rPr>
-              <w:t>255)</w:t>
+            <w:r>
+              <w:rPr>
+                <w:szCs w:val="28"/>
+                <w:u w:val="none"/>
+                <w:lang w:val="en-US"/>
+              </w:rPr>
+              <w:t>varchar(255)</w:t>
             </w:r>
           </w:p>
         </w:tc>
@@ -4676,23 +4430,13 @@
                 <w:u w:val="none"/>
               </w:rPr>
             </w:pPr>
-            <w:proofErr w:type="gramStart"/>
-            <w:r>
-              <w:rPr>
-                <w:szCs w:val="28"/>
-                <w:u w:val="none"/>
-                <w:lang w:val="en-US"/>
-              </w:rPr>
-              <w:t>int(</w:t>
-            </w:r>
-            <w:proofErr w:type="gramEnd"/>
-            <w:r>
-              <w:rPr>
-                <w:szCs w:val="28"/>
-                <w:u w:val="none"/>
-                <w:lang w:val="en-US"/>
-              </w:rPr>
-              <w:t>11)</w:t>
+            <w:r>
+              <w:rPr>
+                <w:szCs w:val="28"/>
+                <w:u w:val="none"/>
+                <w:lang w:val="en-US"/>
+              </w:rPr>
+              <w:t>int(11)</w:t>
             </w:r>
             <w:r>
               <w:rPr>
@@ -4766,23 +4510,13 @@
                 <w:lang w:val="en-US"/>
               </w:rPr>
             </w:pPr>
-            <w:proofErr w:type="gramStart"/>
-            <w:r>
-              <w:rPr>
-                <w:szCs w:val="28"/>
-                <w:u w:val="none"/>
-                <w:lang w:val="en-US"/>
-              </w:rPr>
-              <w:t>varchar(</w:t>
-            </w:r>
-            <w:proofErr w:type="gramEnd"/>
-            <w:r>
-              <w:rPr>
-                <w:szCs w:val="28"/>
-                <w:u w:val="none"/>
-                <w:lang w:val="en-US"/>
-              </w:rPr>
-              <w:t>255)</w:t>
+            <w:r>
+              <w:rPr>
+                <w:szCs w:val="28"/>
+                <w:u w:val="none"/>
+                <w:lang w:val="en-US"/>
+              </w:rPr>
+              <w:t>varchar(255)</w:t>
             </w:r>
           </w:p>
         </w:tc>
@@ -4824,7 +4558,6 @@
                 <w:lang w:val="en-US"/>
               </w:rPr>
             </w:pPr>
-            <w:proofErr w:type="spellStart"/>
             <w:r>
               <w:rPr>
                 <w:szCs w:val="28"/>
@@ -4841,7 +4574,6 @@
               </w:rPr>
               <w:t>_id</w:t>
             </w:r>
-            <w:proofErr w:type="spellEnd"/>
           </w:p>
         </w:tc>
         <w:tc>
@@ -4858,7 +4590,6 @@
                 <w:lang w:val="en-US"/>
               </w:rPr>
             </w:pPr>
-            <w:proofErr w:type="spellStart"/>
             <w:r>
               <w:rPr>
                 <w:szCs w:val="28"/>
@@ -4875,7 +4606,6 @@
               </w:rPr>
               <w:t>gint</w:t>
             </w:r>
-            <w:proofErr w:type="spellEnd"/>
             <w:r>
               <w:rPr>
                 <w:szCs w:val="28"/>
@@ -4946,7 +4676,6 @@
                 <w:lang w:val="en-US"/>
               </w:rPr>
             </w:pPr>
-            <w:proofErr w:type="spellStart"/>
             <w:r>
               <w:rPr>
                 <w:szCs w:val="28"/>
@@ -4955,7 +4684,6 @@
               </w:rPr>
               <w:t>remember_token</w:t>
             </w:r>
-            <w:proofErr w:type="spellEnd"/>
           </w:p>
         </w:tc>
         <w:tc>
@@ -4972,23 +4700,13 @@
                 <w:lang w:val="en-US"/>
               </w:rPr>
             </w:pPr>
-            <w:proofErr w:type="gramStart"/>
-            <w:r>
-              <w:rPr>
-                <w:szCs w:val="28"/>
-                <w:u w:val="none"/>
-                <w:lang w:val="en-US"/>
-              </w:rPr>
-              <w:t>varchar(</w:t>
-            </w:r>
-            <w:proofErr w:type="gramEnd"/>
-            <w:r>
-              <w:rPr>
-                <w:szCs w:val="28"/>
-                <w:u w:val="none"/>
-                <w:lang w:val="en-US"/>
-              </w:rPr>
-              <w:t>1)</w:t>
+            <w:r>
+              <w:rPr>
+                <w:szCs w:val="28"/>
+                <w:u w:val="none"/>
+                <w:lang w:val="en-US"/>
+              </w:rPr>
+              <w:t>varchar(1)</w:t>
             </w:r>
           </w:p>
         </w:tc>
@@ -5030,7 +4748,6 @@
                 <w:lang w:val="en-US"/>
               </w:rPr>
             </w:pPr>
-            <w:proofErr w:type="spellStart"/>
             <w:r>
               <w:rPr>
                 <w:szCs w:val="28"/>
@@ -5039,7 +4756,6 @@
               </w:rPr>
               <w:t>created_at</w:t>
             </w:r>
-            <w:proofErr w:type="spellEnd"/>
           </w:p>
         </w:tc>
         <w:tc>
@@ -5104,7 +4820,6 @@
                 <w:lang w:val="en-US"/>
               </w:rPr>
             </w:pPr>
-            <w:proofErr w:type="spellStart"/>
             <w:r>
               <w:rPr>
                 <w:szCs w:val="28"/>
@@ -5113,7 +4828,6 @@
               </w:rPr>
               <w:t>updated_at</w:t>
             </w:r>
-            <w:proofErr w:type="spellEnd"/>
           </w:p>
         </w:tc>
         <w:tc>
@@ -5178,7 +4892,6 @@
                 <w:lang w:val="en-US"/>
               </w:rPr>
             </w:pPr>
-            <w:proofErr w:type="spellStart"/>
             <w:r>
               <w:rPr>
                 <w:szCs w:val="28"/>
@@ -5187,7 +4900,6 @@
               </w:rPr>
               <w:t>deleted_at</w:t>
             </w:r>
-            <w:proofErr w:type="spellEnd"/>
           </w:p>
         </w:tc>
         <w:tc>
@@ -5433,7 +5145,6 @@
                 <w:lang w:val="en-US"/>
               </w:rPr>
             </w:pPr>
-            <w:proofErr w:type="spellStart"/>
             <w:r>
               <w:rPr>
                 <w:szCs w:val="28"/>
@@ -5450,7 +5161,6 @@
               </w:rPr>
               <w:t>gint</w:t>
             </w:r>
-            <w:proofErr w:type="spellEnd"/>
             <w:r>
               <w:rPr>
                 <w:szCs w:val="28"/>
@@ -5521,7 +5231,6 @@
                 <w:lang w:val="en-US"/>
               </w:rPr>
             </w:pPr>
-            <w:proofErr w:type="spellStart"/>
             <w:r>
               <w:rPr>
                 <w:szCs w:val="28"/>
@@ -5530,7 +5239,6 @@
               </w:rPr>
               <w:t>fio</w:t>
             </w:r>
-            <w:proofErr w:type="spellEnd"/>
           </w:p>
         </w:tc>
         <w:tc>
@@ -5547,23 +5255,13 @@
                 <w:lang w:val="en-US"/>
               </w:rPr>
             </w:pPr>
-            <w:proofErr w:type="gramStart"/>
-            <w:r>
-              <w:rPr>
-                <w:szCs w:val="28"/>
-                <w:u w:val="none"/>
-                <w:lang w:val="en-US"/>
-              </w:rPr>
-              <w:t>varchar(</w:t>
-            </w:r>
-            <w:proofErr w:type="gramEnd"/>
-            <w:r>
-              <w:rPr>
-                <w:szCs w:val="28"/>
-                <w:u w:val="none"/>
-                <w:lang w:val="en-US"/>
-              </w:rPr>
-              <w:t>255)</w:t>
+            <w:r>
+              <w:rPr>
+                <w:szCs w:val="28"/>
+                <w:u w:val="none"/>
+                <w:lang w:val="en-US"/>
+              </w:rPr>
+              <w:t>varchar(255)</w:t>
             </w:r>
           </w:p>
         </w:tc>
@@ -5628,33 +5326,13 @@
                 <w:u w:val="none"/>
               </w:rPr>
             </w:pPr>
-            <w:proofErr w:type="spellStart"/>
-            <w:proofErr w:type="gramStart"/>
-            <w:r>
-              <w:rPr>
-                <w:szCs w:val="28"/>
-                <w:u w:val="none"/>
-                <w:lang w:val="en-US"/>
-              </w:rPr>
-              <w:t>tinyint</w:t>
-            </w:r>
-            <w:proofErr w:type="spellEnd"/>
-            <w:r>
-              <w:rPr>
-                <w:szCs w:val="28"/>
-                <w:u w:val="none"/>
-                <w:lang w:val="en-US"/>
-              </w:rPr>
-              <w:t>(</w:t>
-            </w:r>
-            <w:proofErr w:type="gramEnd"/>
-            <w:r>
-              <w:rPr>
-                <w:szCs w:val="28"/>
-                <w:u w:val="none"/>
-                <w:lang w:val="en-US"/>
-              </w:rPr>
-              <w:t>1)</w:t>
+            <w:r>
+              <w:rPr>
+                <w:szCs w:val="28"/>
+                <w:u w:val="none"/>
+                <w:lang w:val="en-US"/>
+              </w:rPr>
+              <w:t>tinyint(1)</w:t>
             </w:r>
           </w:p>
         </w:tc>
@@ -5720,23 +5398,13 @@
                 <w:lang w:val="en-US"/>
               </w:rPr>
             </w:pPr>
-            <w:proofErr w:type="gramStart"/>
-            <w:r>
-              <w:rPr>
-                <w:szCs w:val="28"/>
-                <w:u w:val="none"/>
-                <w:lang w:val="en-US"/>
-              </w:rPr>
-              <w:t>varchar(</w:t>
-            </w:r>
-            <w:proofErr w:type="gramEnd"/>
-            <w:r>
-              <w:rPr>
-                <w:szCs w:val="28"/>
-                <w:u w:val="none"/>
-                <w:lang w:val="en-US"/>
-              </w:rPr>
-              <w:t>255)</w:t>
+            <w:r>
+              <w:rPr>
+                <w:szCs w:val="28"/>
+                <w:u w:val="none"/>
+                <w:lang w:val="en-US"/>
+              </w:rPr>
+              <w:t>varchar(255)</w:t>
             </w:r>
           </w:p>
         </w:tc>
@@ -5778,7 +5446,6 @@
                 <w:lang w:val="en-US"/>
               </w:rPr>
             </w:pPr>
-            <w:proofErr w:type="spellStart"/>
             <w:r>
               <w:rPr>
                 <w:szCs w:val="28"/>
@@ -5795,7 +5462,6 @@
               </w:rPr>
               <w:t>_id</w:t>
             </w:r>
-            <w:proofErr w:type="spellEnd"/>
           </w:p>
         </w:tc>
         <w:tc>
@@ -5812,7 +5478,6 @@
                 <w:lang w:val="en-US"/>
               </w:rPr>
             </w:pPr>
-            <w:proofErr w:type="spellStart"/>
             <w:r>
               <w:rPr>
                 <w:szCs w:val="28"/>
@@ -5829,7 +5494,6 @@
               </w:rPr>
               <w:t>gint</w:t>
             </w:r>
-            <w:proofErr w:type="spellEnd"/>
             <w:r>
               <w:rPr>
                 <w:szCs w:val="28"/>
@@ -5924,23 +5588,13 @@
                 <w:lang w:val="en-US"/>
               </w:rPr>
             </w:pPr>
-            <w:proofErr w:type="gramStart"/>
-            <w:r>
-              <w:rPr>
-                <w:szCs w:val="28"/>
-                <w:u w:val="none"/>
-                <w:lang w:val="en-US"/>
-              </w:rPr>
-              <w:t>int(</w:t>
-            </w:r>
-            <w:proofErr w:type="gramEnd"/>
-            <w:r>
-              <w:rPr>
-                <w:szCs w:val="28"/>
-                <w:u w:val="none"/>
-                <w:lang w:val="en-US"/>
-              </w:rPr>
-              <w:t>11) unsigned</w:t>
+            <w:r>
+              <w:rPr>
+                <w:szCs w:val="28"/>
+                <w:u w:val="none"/>
+                <w:lang w:val="en-US"/>
+              </w:rPr>
+              <w:t>int(11) unsigned</w:t>
             </w:r>
           </w:p>
         </w:tc>
@@ -6005,23 +5659,13 @@
                 <w:lang w:val="en-US"/>
               </w:rPr>
             </w:pPr>
-            <w:proofErr w:type="gramStart"/>
-            <w:r>
-              <w:rPr>
-                <w:szCs w:val="28"/>
-                <w:u w:val="none"/>
-                <w:lang w:val="en-US"/>
-              </w:rPr>
-              <w:t>int(</w:t>
-            </w:r>
-            <w:proofErr w:type="gramEnd"/>
-            <w:r>
-              <w:rPr>
-                <w:szCs w:val="28"/>
-                <w:u w:val="none"/>
-                <w:lang w:val="en-US"/>
-              </w:rPr>
-              <w:t>11) unsigned</w:t>
+            <w:r>
+              <w:rPr>
+                <w:szCs w:val="28"/>
+                <w:u w:val="none"/>
+                <w:lang w:val="en-US"/>
+              </w:rPr>
+              <w:t>int(11) unsigned</w:t>
             </w:r>
           </w:p>
         </w:tc>
@@ -6063,7 +5707,6 @@
                 <w:lang w:val="en-US"/>
               </w:rPr>
             </w:pPr>
-            <w:proofErr w:type="spellStart"/>
             <w:r>
               <w:rPr>
                 <w:szCs w:val="28"/>
@@ -6072,7 +5715,6 @@
               </w:rPr>
               <w:t>date_reserve</w:t>
             </w:r>
-            <w:proofErr w:type="spellEnd"/>
           </w:p>
         </w:tc>
         <w:tc>
@@ -6137,7 +5779,6 @@
                 <w:lang w:val="en-US"/>
               </w:rPr>
             </w:pPr>
-            <w:proofErr w:type="spellStart"/>
             <w:r>
               <w:rPr>
                 <w:szCs w:val="28"/>
@@ -6146,7 +5787,6 @@
               </w:rPr>
               <w:t>created_at</w:t>
             </w:r>
-            <w:proofErr w:type="spellEnd"/>
           </w:p>
         </w:tc>
         <w:tc>
@@ -6211,7 +5851,6 @@
                 <w:lang w:val="en-US"/>
               </w:rPr>
             </w:pPr>
-            <w:proofErr w:type="spellStart"/>
             <w:r>
               <w:rPr>
                 <w:szCs w:val="28"/>
@@ -6220,7 +5859,6 @@
               </w:rPr>
               <w:t>updated_at</w:t>
             </w:r>
-            <w:proofErr w:type="spellEnd"/>
           </w:p>
         </w:tc>
         <w:tc>
@@ -6285,7 +5923,6 @@
                 <w:lang w:val="en-US"/>
               </w:rPr>
             </w:pPr>
-            <w:proofErr w:type="spellStart"/>
             <w:r>
               <w:rPr>
                 <w:szCs w:val="28"/>
@@ -6294,7 +5931,6 @@
               </w:rPr>
               <w:t>deleted_at</w:t>
             </w:r>
-            <w:proofErr w:type="spellEnd"/>
           </w:p>
         </w:tc>
         <w:tc>
@@ -6540,7 +6176,6 @@
                 <w:lang w:val="en-US"/>
               </w:rPr>
             </w:pPr>
-            <w:proofErr w:type="spellStart"/>
             <w:r>
               <w:rPr>
                 <w:szCs w:val="28"/>
@@ -6557,7 +6192,6 @@
               </w:rPr>
               <w:t>gint</w:t>
             </w:r>
-            <w:proofErr w:type="spellEnd"/>
             <w:r>
               <w:rPr>
                 <w:szCs w:val="28"/>
@@ -6628,7 +6262,6 @@
                 <w:lang w:val="en-US"/>
               </w:rPr>
             </w:pPr>
-            <w:proofErr w:type="spellStart"/>
             <w:r>
               <w:rPr>
                 <w:szCs w:val="28"/>
@@ -6637,7 +6270,6 @@
               </w:rPr>
               <w:t>room_id</w:t>
             </w:r>
-            <w:proofErr w:type="spellEnd"/>
           </w:p>
         </w:tc>
         <w:tc>
@@ -6654,7 +6286,6 @@
                 <w:lang w:val="en-US"/>
               </w:rPr>
             </w:pPr>
-            <w:proofErr w:type="spellStart"/>
             <w:r>
               <w:rPr>
                 <w:szCs w:val="28"/>
@@ -6671,7 +6302,6 @@
               </w:rPr>
               <w:t>gint</w:t>
             </w:r>
-            <w:proofErr w:type="spellEnd"/>
             <w:r>
               <w:rPr>
                 <w:szCs w:val="28"/>
@@ -6766,23 +6396,13 @@
                 <w:lang w:val="en-US"/>
               </w:rPr>
             </w:pPr>
-            <w:proofErr w:type="gramStart"/>
-            <w:r>
-              <w:rPr>
-                <w:szCs w:val="28"/>
-                <w:u w:val="none"/>
-                <w:lang w:val="en-US"/>
-              </w:rPr>
-              <w:t>varchar(</w:t>
-            </w:r>
-            <w:proofErr w:type="gramEnd"/>
-            <w:r>
-              <w:rPr>
-                <w:szCs w:val="28"/>
-                <w:u w:val="none"/>
-                <w:lang w:val="en-US"/>
-              </w:rPr>
-              <w:t>255)</w:t>
+            <w:r>
+              <w:rPr>
+                <w:szCs w:val="28"/>
+                <w:u w:val="none"/>
+                <w:lang w:val="en-US"/>
+              </w:rPr>
+              <w:t>varchar(255)</w:t>
             </w:r>
           </w:p>
         </w:tc>
@@ -6824,7 +6444,6 @@
                 <w:lang w:val="en-US"/>
               </w:rPr>
             </w:pPr>
-            <w:proofErr w:type="spellStart"/>
             <w:r>
               <w:rPr>
                 <w:szCs w:val="28"/>
@@ -6833,7 +6452,6 @@
               </w:rPr>
               <w:t>created_at</w:t>
             </w:r>
-            <w:proofErr w:type="spellEnd"/>
           </w:p>
         </w:tc>
         <w:tc>
@@ -6898,7 +6516,6 @@
                 <w:lang w:val="en-US"/>
               </w:rPr>
             </w:pPr>
-            <w:proofErr w:type="spellStart"/>
             <w:r>
               <w:rPr>
                 <w:szCs w:val="28"/>
@@ -6907,7 +6524,6 @@
               </w:rPr>
               <w:t>updated_at</w:t>
             </w:r>
-            <w:proofErr w:type="spellEnd"/>
           </w:p>
         </w:tc>
         <w:tc>
@@ -7137,7 +6753,6 @@
                 <w:lang w:val="en-US"/>
               </w:rPr>
             </w:pPr>
-            <w:proofErr w:type="spellStart"/>
             <w:r>
               <w:rPr>
                 <w:szCs w:val="28"/>
@@ -7154,7 +6769,6 @@
               </w:rPr>
               <w:t>gint</w:t>
             </w:r>
-            <w:proofErr w:type="spellEnd"/>
             <w:r>
               <w:rPr>
                 <w:szCs w:val="28"/>
@@ -7248,33 +6862,13 @@
                 <w:u w:val="none"/>
               </w:rPr>
             </w:pPr>
-            <w:proofErr w:type="spellStart"/>
-            <w:proofErr w:type="gramStart"/>
-            <w:r>
-              <w:rPr>
-                <w:szCs w:val="28"/>
-                <w:u w:val="none"/>
-                <w:lang w:val="en-US"/>
-              </w:rPr>
-              <w:t>tinyint</w:t>
-            </w:r>
-            <w:proofErr w:type="spellEnd"/>
-            <w:r>
-              <w:rPr>
-                <w:szCs w:val="28"/>
-                <w:u w:val="none"/>
-                <w:lang w:val="en-US"/>
-              </w:rPr>
-              <w:t>(</w:t>
-            </w:r>
-            <w:proofErr w:type="gramEnd"/>
-            <w:r>
-              <w:rPr>
-                <w:szCs w:val="28"/>
-                <w:u w:val="none"/>
-                <w:lang w:val="en-US"/>
-              </w:rPr>
-              <w:t>1)</w:t>
+            <w:r>
+              <w:rPr>
+                <w:szCs w:val="28"/>
+                <w:u w:val="none"/>
+                <w:lang w:val="en-US"/>
+              </w:rPr>
+              <w:t>tinyint(1)</w:t>
             </w:r>
           </w:p>
         </w:tc>
@@ -7316,7 +6910,6 @@
                 <w:lang w:val="en-US"/>
               </w:rPr>
             </w:pPr>
-            <w:proofErr w:type="spellStart"/>
             <w:r>
               <w:rPr>
                 <w:szCs w:val="28"/>
@@ -7325,7 +6918,6 @@
               </w:rPr>
               <w:t>room_id</w:t>
             </w:r>
-            <w:proofErr w:type="spellEnd"/>
           </w:p>
         </w:tc>
         <w:tc>
@@ -7342,7 +6934,6 @@
                 <w:lang w:val="en-US"/>
               </w:rPr>
             </w:pPr>
-            <w:proofErr w:type="spellStart"/>
             <w:r>
               <w:rPr>
                 <w:szCs w:val="28"/>
@@ -7359,7 +6950,6 @@
               </w:rPr>
               <w:t>gint</w:t>
             </w:r>
-            <w:proofErr w:type="spellEnd"/>
             <w:r>
               <w:rPr>
                 <w:szCs w:val="28"/>
@@ -7429,7 +7019,6 @@
                 <w:u w:val="none"/>
               </w:rPr>
             </w:pPr>
-            <w:proofErr w:type="spellStart"/>
             <w:r>
               <w:rPr>
                 <w:szCs w:val="28"/>
@@ -7446,7 +7035,6 @@
               </w:rPr>
               <w:t>order</w:t>
             </w:r>
-            <w:proofErr w:type="spellEnd"/>
           </w:p>
         </w:tc>
         <w:tc>
@@ -7518,7 +7106,6 @@
                 <w:lang w:val="en-US"/>
               </w:rPr>
             </w:pPr>
-            <w:proofErr w:type="spellStart"/>
             <w:r>
               <w:rPr>
                 <w:szCs w:val="28"/>
@@ -7527,7 +7114,6 @@
               </w:rPr>
               <w:t>created_at</w:t>
             </w:r>
-            <w:proofErr w:type="spellEnd"/>
           </w:p>
         </w:tc>
         <w:tc>
@@ -7592,7 +7178,6 @@
                 <w:lang w:val="en-US"/>
               </w:rPr>
             </w:pPr>
-            <w:proofErr w:type="spellStart"/>
             <w:r>
               <w:rPr>
                 <w:szCs w:val="28"/>
@@ -7601,7 +7186,6 @@
               </w:rPr>
               <w:t>updated_at</w:t>
             </w:r>
-            <w:proofErr w:type="spellEnd"/>
           </w:p>
         </w:tc>
         <w:tc>
@@ -7666,7 +7250,6 @@
                 <w:lang w:val="en-US"/>
               </w:rPr>
             </w:pPr>
-            <w:proofErr w:type="spellStart"/>
             <w:r>
               <w:rPr>
                 <w:szCs w:val="28"/>
@@ -7675,7 +7258,6 @@
               </w:rPr>
               <w:t>deleted_at</w:t>
             </w:r>
-            <w:proofErr w:type="spellEnd"/>
           </w:p>
         </w:tc>
         <w:tc>
@@ -7921,7 +7503,6 @@
                 <w:lang w:val="en-US"/>
               </w:rPr>
             </w:pPr>
-            <w:proofErr w:type="spellStart"/>
             <w:r>
               <w:rPr>
                 <w:szCs w:val="28"/>
@@ -7938,7 +7519,6 @@
               </w:rPr>
               <w:t>gint</w:t>
             </w:r>
-            <w:proofErr w:type="spellEnd"/>
             <w:r>
               <w:rPr>
                 <w:szCs w:val="28"/>
@@ -8009,7 +7589,6 @@
                 <w:lang w:val="en-US"/>
               </w:rPr>
             </w:pPr>
-            <w:proofErr w:type="spellStart"/>
             <w:r>
               <w:rPr>
                 <w:szCs w:val="28"/>
@@ -8026,7 +7605,6 @@
               </w:rPr>
               <w:t>_id</w:t>
             </w:r>
-            <w:proofErr w:type="spellEnd"/>
           </w:p>
         </w:tc>
         <w:tc>
@@ -8043,7 +7621,6 @@
                 <w:lang w:val="en-US"/>
               </w:rPr>
             </w:pPr>
-            <w:proofErr w:type="spellStart"/>
             <w:r>
               <w:rPr>
                 <w:szCs w:val="28"/>
@@ -8060,7 +7637,6 @@
               </w:rPr>
               <w:t>gint</w:t>
             </w:r>
-            <w:proofErr w:type="spellEnd"/>
             <w:r>
               <w:rPr>
                 <w:szCs w:val="28"/>
@@ -8131,7 +7707,6 @@
                 <w:lang w:val="en-US"/>
               </w:rPr>
             </w:pPr>
-            <w:proofErr w:type="spellStart"/>
             <w:r>
               <w:rPr>
                 <w:szCs w:val="28"/>
@@ -8140,7 +7715,6 @@
               </w:rPr>
               <w:t>product_id</w:t>
             </w:r>
-            <w:proofErr w:type="spellEnd"/>
           </w:p>
         </w:tc>
         <w:tc>
@@ -8157,7 +7731,6 @@
                 <w:lang w:val="en-US"/>
               </w:rPr>
             </w:pPr>
-            <w:proofErr w:type="spellStart"/>
             <w:r>
               <w:rPr>
                 <w:szCs w:val="28"/>
@@ -8174,7 +7747,6 @@
               </w:rPr>
               <w:t>gint</w:t>
             </w:r>
-            <w:proofErr w:type="spellEnd"/>
             <w:r>
               <w:rPr>
                 <w:szCs w:val="28"/>
@@ -8270,23 +7842,13 @@
                 <w:lang w:val="en-US"/>
               </w:rPr>
             </w:pPr>
-            <w:proofErr w:type="gramStart"/>
-            <w:r>
-              <w:rPr>
-                <w:szCs w:val="28"/>
-                <w:u w:val="none"/>
-                <w:lang w:val="en-US"/>
-              </w:rPr>
-              <w:t>int(</w:t>
-            </w:r>
-            <w:proofErr w:type="gramEnd"/>
-            <w:r>
-              <w:rPr>
-                <w:szCs w:val="28"/>
-                <w:u w:val="none"/>
-                <w:lang w:val="en-US"/>
-              </w:rPr>
-              <w:t>11) unsigned</w:t>
+            <w:r>
+              <w:rPr>
+                <w:szCs w:val="28"/>
+                <w:u w:val="none"/>
+                <w:lang w:val="en-US"/>
+              </w:rPr>
+              <w:t>int(11) unsigned</w:t>
             </w:r>
           </w:p>
         </w:tc>
@@ -8329,7 +7891,6 @@
                 <w:lang w:val="en-US"/>
               </w:rPr>
             </w:pPr>
-            <w:proofErr w:type="spellStart"/>
             <w:r>
               <w:rPr>
                 <w:szCs w:val="28"/>
@@ -8338,7 +7899,6 @@
               </w:rPr>
               <w:t>created_at</w:t>
             </w:r>
-            <w:proofErr w:type="spellEnd"/>
           </w:p>
         </w:tc>
         <w:tc>
@@ -8403,7 +7963,6 @@
                 <w:lang w:val="en-US"/>
               </w:rPr>
             </w:pPr>
-            <w:proofErr w:type="spellStart"/>
             <w:r>
               <w:rPr>
                 <w:szCs w:val="28"/>
@@ -8412,7 +7971,6 @@
               </w:rPr>
               <w:t>updated_at</w:t>
             </w:r>
-            <w:proofErr w:type="spellEnd"/>
           </w:p>
         </w:tc>
         <w:tc>
@@ -8674,7 +8232,6 @@
                 <w:lang w:val="en-US"/>
               </w:rPr>
             </w:pPr>
-            <w:proofErr w:type="spellStart"/>
             <w:r>
               <w:rPr>
                 <w:szCs w:val="28"/>
@@ -8691,7 +8248,6 @@
               </w:rPr>
               <w:t>gint</w:t>
             </w:r>
-            <w:proofErr w:type="spellEnd"/>
             <w:r>
               <w:rPr>
                 <w:szCs w:val="28"/>
@@ -8762,7 +8318,6 @@
                 <w:lang w:val="en-US"/>
               </w:rPr>
             </w:pPr>
-            <w:proofErr w:type="spellStart"/>
             <w:r>
               <w:rPr>
                 <w:szCs w:val="28"/>
@@ -8771,7 +8326,6 @@
               </w:rPr>
               <w:t>user_id</w:t>
             </w:r>
-            <w:proofErr w:type="spellEnd"/>
           </w:p>
         </w:tc>
         <w:tc>
@@ -8788,7 +8342,6 @@
                 <w:lang w:val="en-US"/>
               </w:rPr>
             </w:pPr>
-            <w:proofErr w:type="spellStart"/>
             <w:r>
               <w:rPr>
                 <w:szCs w:val="28"/>
@@ -8805,7 +8358,6 @@
               </w:rPr>
               <w:t>gint</w:t>
             </w:r>
-            <w:proofErr w:type="spellEnd"/>
             <w:r>
               <w:rPr>
                 <w:szCs w:val="28"/>
@@ -8900,33 +8452,13 @@
                 <w:lang w:val="en-US"/>
               </w:rPr>
             </w:pPr>
-            <w:proofErr w:type="spellStart"/>
-            <w:proofErr w:type="gramStart"/>
-            <w:r>
-              <w:rPr>
-                <w:szCs w:val="28"/>
-                <w:u w:val="none"/>
-                <w:lang w:val="en-US"/>
-              </w:rPr>
-              <w:t>tinyint</w:t>
-            </w:r>
-            <w:proofErr w:type="spellEnd"/>
-            <w:r>
-              <w:rPr>
-                <w:szCs w:val="28"/>
-                <w:u w:val="none"/>
-                <w:lang w:val="en-US"/>
-              </w:rPr>
-              <w:t>(</w:t>
-            </w:r>
-            <w:proofErr w:type="gramEnd"/>
-            <w:r>
-              <w:rPr>
-                <w:szCs w:val="28"/>
-                <w:u w:val="none"/>
-                <w:lang w:val="en-US"/>
-              </w:rPr>
-              <w:t>4)</w:t>
+            <w:r>
+              <w:rPr>
+                <w:szCs w:val="28"/>
+                <w:u w:val="none"/>
+                <w:lang w:val="en-US"/>
+              </w:rPr>
+              <w:t>tinyint(4)</w:t>
             </w:r>
           </w:p>
         </w:tc>
@@ -8993,23 +8525,13 @@
                 <w:lang w:val="en-US"/>
               </w:rPr>
             </w:pPr>
-            <w:proofErr w:type="gramStart"/>
-            <w:r>
-              <w:rPr>
-                <w:szCs w:val="28"/>
-                <w:u w:val="none"/>
-                <w:lang w:val="en-US"/>
-              </w:rPr>
-              <w:t>varchar(</w:t>
-            </w:r>
-            <w:proofErr w:type="gramEnd"/>
-            <w:r>
-              <w:rPr>
-                <w:szCs w:val="28"/>
-                <w:u w:val="none"/>
-                <w:lang w:val="en-US"/>
-              </w:rPr>
-              <w:t>255)</w:t>
+            <w:r>
+              <w:rPr>
+                <w:szCs w:val="28"/>
+                <w:u w:val="none"/>
+                <w:lang w:val="en-US"/>
+              </w:rPr>
+              <w:t>varchar(255)</w:t>
             </w:r>
           </w:p>
         </w:tc>
@@ -9052,7 +8574,6 @@
                 <w:lang w:val="en-US"/>
               </w:rPr>
             </w:pPr>
-            <w:proofErr w:type="spellStart"/>
             <w:r>
               <w:rPr>
                 <w:szCs w:val="28"/>
@@ -9061,7 +8582,6 @@
               </w:rPr>
               <w:t>created_at</w:t>
             </w:r>
-            <w:proofErr w:type="spellEnd"/>
           </w:p>
         </w:tc>
         <w:tc>
@@ -9126,7 +8646,6 @@
                 <w:lang w:val="en-US"/>
               </w:rPr>
             </w:pPr>
-            <w:proofErr w:type="spellStart"/>
             <w:r>
               <w:rPr>
                 <w:szCs w:val="28"/>
@@ -9135,7 +8654,6 @@
               </w:rPr>
               <w:t>updated_at</w:t>
             </w:r>
-            <w:proofErr w:type="spellEnd"/>
           </w:p>
         </w:tc>
         <w:tc>
@@ -9191,7 +8709,6 @@
         <w:rPr>
           <w:sz w:val="24"/>
           <w:szCs w:val="24"/>
-          <w:lang w:val="en-US"/>
         </w:rPr>
       </w:pPr>
     </w:p>
@@ -9407,7 +8924,6 @@
                 <w:lang w:val="en-US"/>
               </w:rPr>
             </w:pPr>
-            <w:proofErr w:type="spellStart"/>
             <w:r>
               <w:rPr>
                 <w:szCs w:val="28"/>
@@ -9424,7 +8940,6 @@
               </w:rPr>
               <w:t>gint</w:t>
             </w:r>
-            <w:proofErr w:type="spellEnd"/>
             <w:r>
               <w:rPr>
                 <w:szCs w:val="28"/>
@@ -9525,23 +9040,7 @@
                 <w:u w:val="none"/>
                 <w:lang w:val="en-US"/>
               </w:rPr>
-              <w:t>varchar</w:t>
-            </w:r>
-            <w:r>
-              <w:rPr>
-                <w:szCs w:val="28"/>
-                <w:u w:val="none"/>
-                <w:lang w:val="en-US"/>
-              </w:rPr>
-              <w:t xml:space="preserve"> </w:t>
-            </w:r>
-            <w:r>
-              <w:rPr>
-                <w:szCs w:val="28"/>
-                <w:u w:val="none"/>
-                <w:lang w:val="en-US"/>
-              </w:rPr>
-              <w:t>(255)</w:t>
+              <w:t>varchar (255)</w:t>
             </w:r>
           </w:p>
         </w:tc>
@@ -9613,23 +9112,7 @@
                 <w:u w:val="none"/>
                 <w:lang w:val="en-US"/>
               </w:rPr>
-              <w:t>varchar</w:t>
-            </w:r>
-            <w:r>
-              <w:rPr>
-                <w:szCs w:val="28"/>
-                <w:u w:val="none"/>
-                <w:lang w:val="en-US"/>
-              </w:rPr>
-              <w:t xml:space="preserve"> </w:t>
-            </w:r>
-            <w:r>
-              <w:rPr>
-                <w:szCs w:val="28"/>
-                <w:u w:val="none"/>
-                <w:lang w:val="en-US"/>
-              </w:rPr>
-              <w:t>(255)</w:t>
+              <w:t>varchar (255)</w:t>
             </w:r>
           </w:p>
         </w:tc>
@@ -9671,7 +9154,6 @@
                 <w:lang w:val="en-US"/>
               </w:rPr>
             </w:pPr>
-            <w:proofErr w:type="spellStart"/>
             <w:r>
               <w:rPr>
                 <w:szCs w:val="28"/>
@@ -9680,7 +9162,6 @@
               </w:rPr>
               <w:t>created_at</w:t>
             </w:r>
-            <w:proofErr w:type="spellEnd"/>
           </w:p>
         </w:tc>
         <w:tc>
@@ -9745,7 +9226,6 @@
                 <w:lang w:val="en-US"/>
               </w:rPr>
             </w:pPr>
-            <w:proofErr w:type="spellStart"/>
             <w:r>
               <w:rPr>
                 <w:szCs w:val="28"/>
@@ -9754,7 +9234,6 @@
               </w:rPr>
               <w:t>updated_at</w:t>
             </w:r>
-            <w:proofErr w:type="spellEnd"/>
           </w:p>
         </w:tc>
         <w:tc>
@@ -9819,7 +9298,6 @@
                 <w:lang w:val="en-US"/>
               </w:rPr>
             </w:pPr>
-            <w:proofErr w:type="spellStart"/>
             <w:r>
               <w:rPr>
                 <w:szCs w:val="28"/>
@@ -9828,7 +9306,6 @@
               </w:rPr>
               <w:t>deleted_at</w:t>
             </w:r>
-            <w:proofErr w:type="spellEnd"/>
           </w:p>
         </w:tc>
         <w:tc>
@@ -9887,6 +9364,513 @@
         </w:rPr>
       </w:pPr>
     </w:p>
+    <w:p>
+      <w:pPr>
+        <w:spacing w:line="360" w:lineRule="auto"/>
+        <w:rPr>
+          <w:szCs w:val="28"/>
+          <w:u w:val="none"/>
+          <w:lang w:val="en-US" w:eastAsia="en-US"/>
+        </w:rPr>
+      </w:pPr>
+      <w:r>
+        <w:rPr>
+          <w:szCs w:val="28"/>
+          <w:u w:val="none"/>
+          <w:lang w:eastAsia="en-US"/>
+        </w:rPr>
+        <w:t>Таблица</w:t>
+      </w:r>
+      <w:r>
+        <w:rPr>
+          <w:szCs w:val="28"/>
+          <w:u w:val="none"/>
+          <w:lang w:val="en-US" w:eastAsia="en-US"/>
+        </w:rPr>
+        <w:t xml:space="preserve"> 1</w:t>
+      </w:r>
+      <w:r>
+        <w:rPr>
+          <w:szCs w:val="28"/>
+          <w:u w:val="none"/>
+          <w:lang w:val="en-US" w:eastAsia="en-US"/>
+        </w:rPr>
+        <w:t>4</w:t>
+      </w:r>
+      <w:r>
+        <w:rPr>
+          <w:szCs w:val="28"/>
+          <w:u w:val="none"/>
+          <w:lang w:val="en-US" w:eastAsia="en-US"/>
+        </w:rPr>
+        <w:t xml:space="preserve"> — </w:t>
+      </w:r>
+      <w:r>
+        <w:rPr>
+          <w:szCs w:val="28"/>
+          <w:u w:val="none"/>
+          <w:lang w:eastAsia="en-US"/>
+        </w:rPr>
+        <w:t>Поля</w:t>
+      </w:r>
+      <w:r>
+        <w:rPr>
+          <w:szCs w:val="28"/>
+          <w:u w:val="none"/>
+          <w:lang w:val="en-US" w:eastAsia="en-US"/>
+        </w:rPr>
+        <w:t xml:space="preserve"> </w:t>
+      </w:r>
+      <w:r>
+        <w:rPr>
+          <w:szCs w:val="28"/>
+          <w:u w:val="none"/>
+          <w:lang w:eastAsia="en-US"/>
+        </w:rPr>
+        <w:t>сущности</w:t>
+      </w:r>
+      <w:r>
+        <w:rPr>
+          <w:szCs w:val="28"/>
+          <w:u w:val="none"/>
+          <w:lang w:val="en-US" w:eastAsia="en-US"/>
+        </w:rPr>
+        <w:t xml:space="preserve"> </w:t>
+      </w:r>
+      <w:r>
+        <w:rPr>
+          <w:szCs w:val="28"/>
+          <w:u w:val="none"/>
+          <w:lang w:val="en-US" w:eastAsia="en-US"/>
+        </w:rPr>
+        <w:t>users</w:t>
+      </w:r>
+      <w:r>
+        <w:rPr>
+          <w:szCs w:val="28"/>
+          <w:u w:val="none"/>
+          <w:lang w:val="en-US" w:eastAsia="en-US"/>
+        </w:rPr>
+        <w:t>_</w:t>
+      </w:r>
+      <w:r>
+        <w:rPr>
+          <w:szCs w:val="28"/>
+          <w:u w:val="none"/>
+          <w:lang w:val="en-US" w:eastAsia="en-US"/>
+        </w:rPr>
+        <w:t>authorization</w:t>
+      </w:r>
+    </w:p>
+    <w:tbl>
+      <w:tblPr>
+        <w:tblStyle w:val="a3"/>
+        <w:tblW w:w="5000" w:type="pct"/>
+        <w:tblLook w:val="04A0" w:firstRow="1" w:lastRow="0" w:firstColumn="1" w:lastColumn="0" w:noHBand="0" w:noVBand="1"/>
+      </w:tblPr>
+      <w:tblGrid>
+        <w:gridCol w:w="2192"/>
+        <w:gridCol w:w="2547"/>
+        <w:gridCol w:w="5456"/>
+      </w:tblGrid>
+      <w:tr>
+        <w:tc>
+          <w:tcPr>
+            <w:tcW w:w="1075" w:type="pct"/>
+          </w:tcPr>
+          <w:p>
+            <w:pPr>
+              <w:spacing w:line="360" w:lineRule="auto"/>
+              <w:jc w:val="both"/>
+              <w:rPr>
+                <w:szCs w:val="28"/>
+                <w:u w:val="none"/>
+                <w:lang w:val="en-US"/>
+              </w:rPr>
+            </w:pPr>
+            <w:r>
+              <w:rPr>
+                <w:szCs w:val="28"/>
+                <w:u w:val="none"/>
+              </w:rPr>
+              <w:t>Поле</w:t>
+            </w:r>
+          </w:p>
+        </w:tc>
+        <w:tc>
+          <w:tcPr>
+            <w:tcW w:w="1249" w:type="pct"/>
+          </w:tcPr>
+          <w:p>
+            <w:pPr>
+              <w:spacing w:line="360" w:lineRule="auto"/>
+              <w:jc w:val="both"/>
+              <w:rPr>
+                <w:szCs w:val="28"/>
+                <w:u w:val="none"/>
+                <w:lang w:val="en-US"/>
+              </w:rPr>
+            </w:pPr>
+            <w:r>
+              <w:rPr>
+                <w:szCs w:val="28"/>
+                <w:u w:val="none"/>
+              </w:rPr>
+              <w:t>Тип данных</w:t>
+            </w:r>
+          </w:p>
+        </w:tc>
+        <w:tc>
+          <w:tcPr>
+            <w:tcW w:w="2676" w:type="pct"/>
+          </w:tcPr>
+          <w:p>
+            <w:pPr>
+              <w:spacing w:line="360" w:lineRule="auto"/>
+              <w:jc w:val="both"/>
+              <w:rPr>
+                <w:szCs w:val="28"/>
+                <w:u w:val="none"/>
+                <w:lang w:val="en-US"/>
+              </w:rPr>
+            </w:pPr>
+            <w:r>
+              <w:rPr>
+                <w:szCs w:val="28"/>
+                <w:u w:val="none"/>
+              </w:rPr>
+              <w:t>Описание</w:t>
+            </w:r>
+          </w:p>
+        </w:tc>
+      </w:tr>
+      <w:tr>
+        <w:tc>
+          <w:tcPr>
+            <w:tcW w:w="1075" w:type="pct"/>
+          </w:tcPr>
+          <w:p>
+            <w:pPr>
+              <w:spacing w:line="360" w:lineRule="auto"/>
+              <w:jc w:val="both"/>
+              <w:rPr>
+                <w:szCs w:val="28"/>
+                <w:u w:val="none"/>
+                <w:lang w:val="en-US"/>
+              </w:rPr>
+            </w:pPr>
+            <w:r>
+              <w:rPr>
+                <w:szCs w:val="28"/>
+                <w:u w:val="none"/>
+                <w:lang w:val="en-US"/>
+              </w:rPr>
+              <w:t>id</w:t>
+            </w:r>
+          </w:p>
+        </w:tc>
+        <w:tc>
+          <w:tcPr>
+            <w:tcW w:w="1249" w:type="pct"/>
+          </w:tcPr>
+          <w:p>
+            <w:pPr>
+              <w:spacing w:line="360" w:lineRule="auto"/>
+              <w:jc w:val="both"/>
+              <w:rPr>
+                <w:szCs w:val="28"/>
+                <w:u w:val="none"/>
+                <w:lang w:val="en-US"/>
+              </w:rPr>
+            </w:pPr>
+            <w:r>
+              <w:rPr>
+                <w:szCs w:val="28"/>
+                <w:u w:val="none"/>
+                <w:lang w:val="en-US"/>
+              </w:rPr>
+              <w:t>bi</w:t>
+            </w:r>
+            <w:r>
+              <w:rPr>
+                <w:szCs w:val="28"/>
+                <w:u w:val="none"/>
+                <w:lang w:val="en-US"/>
+              </w:rPr>
+              <w:t>gint</w:t>
+            </w:r>
+            <w:r>
+              <w:rPr>
+                <w:szCs w:val="28"/>
+                <w:u w:val="none"/>
+              </w:rPr>
+              <w:t xml:space="preserve"> </w:t>
+            </w:r>
+            <w:r>
+              <w:rPr>
+                <w:szCs w:val="28"/>
+                <w:u w:val="none"/>
+                <w:lang w:val="en-US"/>
+              </w:rPr>
+              <w:t>(20) unsigned</w:t>
+            </w:r>
+          </w:p>
+        </w:tc>
+        <w:tc>
+          <w:tcPr>
+            <w:tcW w:w="2676" w:type="pct"/>
+          </w:tcPr>
+          <w:p>
+            <w:pPr>
+              <w:spacing w:line="360" w:lineRule="auto"/>
+              <w:jc w:val="both"/>
+              <w:rPr>
+                <w:szCs w:val="28"/>
+                <w:u w:val="none"/>
+              </w:rPr>
+            </w:pPr>
+            <w:r>
+              <w:rPr>
+                <w:szCs w:val="28"/>
+                <w:u w:val="none"/>
+              </w:rPr>
+              <w:t>Идентификатор</w:t>
+            </w:r>
+            <w:r>
+              <w:rPr>
+                <w:szCs w:val="28"/>
+                <w:u w:val="none"/>
+                <w:lang w:val="en-US"/>
+              </w:rPr>
+              <w:t xml:space="preserve"> </w:t>
+            </w:r>
+            <w:r>
+              <w:rPr>
+                <w:szCs w:val="28"/>
+                <w:u w:val="none"/>
+              </w:rPr>
+              <w:t>авторизации пользователя</w:t>
+            </w:r>
+          </w:p>
+        </w:tc>
+      </w:tr>
+      <w:tr>
+        <w:tc>
+          <w:tcPr>
+            <w:tcW w:w="1075" w:type="pct"/>
+          </w:tcPr>
+          <w:p>
+            <w:pPr>
+              <w:spacing w:line="360" w:lineRule="auto"/>
+              <w:jc w:val="both"/>
+              <w:rPr>
+                <w:szCs w:val="28"/>
+                <w:u w:val="none"/>
+                <w:lang w:val="en-US"/>
+              </w:rPr>
+            </w:pPr>
+            <w:r>
+              <w:rPr>
+                <w:szCs w:val="28"/>
+                <w:u w:val="none"/>
+                <w:lang w:val="en-US"/>
+              </w:rPr>
+              <w:t>user_id</w:t>
+            </w:r>
+          </w:p>
+        </w:tc>
+        <w:tc>
+          <w:tcPr>
+            <w:tcW w:w="1249" w:type="pct"/>
+          </w:tcPr>
+          <w:p>
+            <w:pPr>
+              <w:spacing w:line="360" w:lineRule="auto"/>
+              <w:jc w:val="both"/>
+              <w:rPr>
+                <w:szCs w:val="28"/>
+                <w:u w:val="none"/>
+                <w:lang w:val="en-US"/>
+              </w:rPr>
+            </w:pPr>
+            <w:r>
+              <w:rPr>
+                <w:szCs w:val="28"/>
+                <w:u w:val="none"/>
+                <w:lang w:val="en-US"/>
+              </w:rPr>
+              <w:t>varchar (255)</w:t>
+            </w:r>
+          </w:p>
+        </w:tc>
+        <w:tc>
+          <w:tcPr>
+            <w:tcW w:w="2676" w:type="pct"/>
+          </w:tcPr>
+          <w:p>
+            <w:pPr>
+              <w:spacing w:line="360" w:lineRule="auto"/>
+              <w:jc w:val="both"/>
+              <w:rPr>
+                <w:szCs w:val="28"/>
+                <w:u w:val="none"/>
+              </w:rPr>
+            </w:pPr>
+            <w:r>
+              <w:rPr>
+                <w:szCs w:val="28"/>
+                <w:u w:val="none"/>
+              </w:rPr>
+              <w:t>Идентификатор пользователя</w:t>
+            </w:r>
+          </w:p>
+        </w:tc>
+      </w:tr>
+      <w:tr>
+        <w:tc>
+          <w:tcPr>
+            <w:tcW w:w="1075" w:type="pct"/>
+          </w:tcPr>
+          <w:p>
+            <w:pPr>
+              <w:spacing w:line="360" w:lineRule="auto"/>
+              <w:jc w:val="both"/>
+              <w:rPr>
+                <w:szCs w:val="28"/>
+                <w:u w:val="none"/>
+                <w:lang w:val="en-US"/>
+              </w:rPr>
+            </w:pPr>
+            <w:r>
+              <w:rPr>
+                <w:szCs w:val="28"/>
+                <w:u w:val="none"/>
+                <w:lang w:val="en-US"/>
+              </w:rPr>
+              <w:t>is_admin</w:t>
+            </w:r>
+          </w:p>
+        </w:tc>
+        <w:tc>
+          <w:tcPr>
+            <w:tcW w:w="1249" w:type="pct"/>
+          </w:tcPr>
+          <w:p>
+            <w:pPr>
+              <w:spacing w:line="360" w:lineRule="auto"/>
+              <w:jc w:val="both"/>
+              <w:rPr>
+                <w:szCs w:val="28"/>
+                <w:u w:val="none"/>
+                <w:lang w:val="en-US"/>
+              </w:rPr>
+            </w:pPr>
+            <w:r>
+              <w:rPr>
+                <w:szCs w:val="28"/>
+                <w:u w:val="none"/>
+                <w:lang w:val="en-US"/>
+              </w:rPr>
+              <w:t>varchar (255)</w:t>
+            </w:r>
+          </w:p>
+        </w:tc>
+        <w:tc>
+          <w:tcPr>
+            <w:tcW w:w="2676" w:type="pct"/>
+          </w:tcPr>
+          <w:p>
+            <w:pPr>
+              <w:spacing w:line="360" w:lineRule="auto"/>
+              <w:jc w:val="both"/>
+              <w:rPr>
+                <w:szCs w:val="28"/>
+                <w:u w:val="none"/>
+              </w:rPr>
+            </w:pPr>
+            <w:r>
+              <w:rPr>
+                <w:szCs w:val="28"/>
+                <w:u w:val="none"/>
+              </w:rPr>
+              <w:t>Является ли пользователь сотрудником</w:t>
+            </w:r>
+          </w:p>
+        </w:tc>
+      </w:tr>
+      <w:tr>
+        <w:tc>
+          <w:tcPr>
+            <w:tcW w:w="1075" w:type="pct"/>
+          </w:tcPr>
+          <w:p>
+            <w:pPr>
+              <w:spacing w:line="360" w:lineRule="auto"/>
+              <w:jc w:val="both"/>
+              <w:rPr>
+                <w:szCs w:val="28"/>
+                <w:u w:val="none"/>
+                <w:lang w:val="en-US"/>
+              </w:rPr>
+            </w:pPr>
+            <w:r>
+              <w:rPr>
+                <w:szCs w:val="28"/>
+                <w:u w:val="none"/>
+                <w:lang w:val="en-US"/>
+              </w:rPr>
+              <w:t>created_at</w:t>
+            </w:r>
+          </w:p>
+        </w:tc>
+        <w:tc>
+          <w:tcPr>
+            <w:tcW w:w="1249" w:type="pct"/>
+          </w:tcPr>
+          <w:p>
+            <w:pPr>
+              <w:spacing w:line="360" w:lineRule="auto"/>
+              <w:jc w:val="both"/>
+              <w:rPr>
+                <w:szCs w:val="28"/>
+                <w:u w:val="none"/>
+                <w:lang w:val="en-US"/>
+              </w:rPr>
+            </w:pPr>
+            <w:r>
+              <w:rPr>
+                <w:szCs w:val="28"/>
+                <w:u w:val="none"/>
+                <w:lang w:val="en-US"/>
+              </w:rPr>
+              <w:t>timestamp</w:t>
+            </w:r>
+          </w:p>
+        </w:tc>
+        <w:tc>
+          <w:tcPr>
+            <w:tcW w:w="2676" w:type="pct"/>
+          </w:tcPr>
+          <w:p>
+            <w:pPr>
+              <w:spacing w:line="360" w:lineRule="auto"/>
+              <w:jc w:val="both"/>
+              <w:rPr>
+                <w:szCs w:val="28"/>
+                <w:u w:val="none"/>
+              </w:rPr>
+            </w:pPr>
+            <w:r>
+              <w:rPr>
+                <w:szCs w:val="28"/>
+                <w:u w:val="none"/>
+              </w:rPr>
+              <w:t>Дата и время создания записи</w:t>
+            </w:r>
+          </w:p>
+        </w:tc>
+      </w:tr>
+    </w:tbl>
     <w:p>
       <w:pPr>
         <w:rPr>
@@ -9906,7 +9890,7 @@
 </file>
 
 <file path=word/styles.xml><?xml version="1.0" encoding="utf-8"?>
-<w:styles xmlns:mc="http://schemas.openxmlformats.org/markup-compatibility/2006" xmlns:r="http://schemas.openxmlformats.org/officeDocument/2006/relationships" xmlns:w="http://schemas.openxmlformats.org/wordprocessingml/2006/main" xmlns:w14="http://schemas.microsoft.com/office/word/2010/wordml" xmlns:w15="http://schemas.microsoft.com/office/word/2012/wordml" xmlns:w16cex="http://schemas.microsoft.com/office/word/2018/wordml/cex" xmlns:w16cid="http://schemas.microsoft.com/office/word/2016/wordml/cid" xmlns:w16="http://schemas.microsoft.com/office/word/2018/wordml" xmlns:w16du="http://schemas.microsoft.com/office/word/2023/wordml/word16du" xmlns:w16sdtdh="http://schemas.microsoft.com/office/word/2020/wordml/sdtdatahash" xmlns:w16se="http://schemas.microsoft.com/office/word/2015/wordml/symex" mc:Ignorable="w14 w15 w16se w16cid w16 w16cex w16sdtdh w16du">
+<w:styles xmlns:mc="http://schemas.openxmlformats.org/markup-compatibility/2006" xmlns:r="http://schemas.openxmlformats.org/officeDocument/2006/relationships" xmlns:w="http://schemas.openxmlformats.org/wordprocessingml/2006/main" xmlns:w14="http://schemas.microsoft.com/office/word/2010/wordml" xmlns:w15="http://schemas.microsoft.com/office/word/2012/wordml" xmlns:w16cex="http://schemas.microsoft.com/office/word/2018/wordml/cex" xmlns:w16cid="http://schemas.microsoft.com/office/word/2016/wordml/cid" xmlns:w16="http://schemas.microsoft.com/office/word/2018/wordml" xmlns:w16sdtdh="http://schemas.microsoft.com/office/word/2020/wordml/sdtdatahash" xmlns:w16se="http://schemas.microsoft.com/office/word/2015/wordml/symex" mc:Ignorable="w14 w15 w16se w16cid w16 w16cex w16sdtdh">
   <w:docDefaults>
     <w:rPrDefault>
       <w:rPr>

--- a/public/documents/таблицы бд.docx
+++ b/public/documents/таблицы бд.docx
@@ -1,6 +1,6 @@
 
 <file path=word/document.xml><?xml version="1.0" encoding="utf-8"?>
-<w:document xmlns:wpc="http://schemas.microsoft.com/office/word/2010/wordprocessingCanvas" xmlns:cx="http://schemas.microsoft.com/office/drawing/2014/chartex" xmlns:cx1="http://schemas.microsoft.com/office/drawing/2015/9/8/chartex" xmlns:cx2="http://schemas.microsoft.com/office/drawing/2015/10/21/chartex" xmlns:cx3="http://schemas.microsoft.com/office/drawing/2016/5/9/chartex" xmlns:cx4="http://schemas.microsoft.com/office/drawing/2016/5/10/chartex" xmlns:cx5="http://schemas.microsoft.com/office/drawing/2016/5/11/chartex" xmlns:cx6="http://schemas.microsoft.com/office/drawing/2016/5/12/chartex" xmlns:cx7="http://schemas.microsoft.com/office/drawing/2016/5/13/chartex" xmlns:cx8="http://schemas.microsoft.com/office/drawing/2016/5/14/chartex" xmlns:mc="http://schemas.openxmlformats.org/markup-compatibility/2006" xmlns:aink="http://schemas.microsoft.com/office/drawing/2016/ink" xmlns:am3d="http://schemas.microsoft.com/office/drawing/2017/model3d" xmlns:o="urn:schemas-microsoft-com:office:office" xmlns:oel="http://schemas.microsoft.com/office/2019/extlst" xmlns:r="http://schemas.openxmlformats.org/officeDocument/2006/relationships" xmlns:m="http://schemas.openxmlformats.org/officeDocument/2006/math" xmlns:v="urn:schemas-microsoft-com:vml" xmlns:wp14="http://schemas.microsoft.com/office/word/2010/wordprocessingDrawing" xmlns:wp="http://schemas.openxmlformats.org/drawingml/2006/wordprocessingDrawing" xmlns:w10="urn:schemas-microsoft-com:office:word" xmlns:w="http://schemas.openxmlformats.org/wordprocessingml/2006/main" xmlns:w14="http://schemas.microsoft.com/office/word/2010/wordml" xmlns:w15="http://schemas.microsoft.com/office/word/2012/wordml" xmlns:w16cex="http://schemas.microsoft.com/office/word/2018/wordml/cex" xmlns:w16cid="http://schemas.microsoft.com/office/word/2016/wordml/cid" xmlns:w16="http://schemas.microsoft.com/office/word/2018/wordml" xmlns:w16du="http://schemas.microsoft.com/office/word/2023/wordml/word16du" xmlns:w16sdtdh="http://schemas.microsoft.com/office/word/2020/wordml/sdtdatahash" xmlns:w16se="http://schemas.microsoft.com/office/word/2015/wordml/symex" xmlns:wpg="http://schemas.microsoft.com/office/word/2010/wordprocessingGroup" xmlns:wpi="http://schemas.microsoft.com/office/word/2010/wordprocessingInk" xmlns:wne="http://schemas.microsoft.com/office/word/2006/wordml" xmlns:wps="http://schemas.microsoft.com/office/word/2010/wordprocessingShape" mc:Ignorable="w14 w15 w16se w16cid w16 w16cex w16sdtdh wp14">
+<w:document xmlns:wpc="http://schemas.microsoft.com/office/word/2010/wordprocessingCanvas" xmlns:cx="http://schemas.microsoft.com/office/drawing/2014/chartex" xmlns:cx1="http://schemas.microsoft.com/office/drawing/2015/9/8/chartex" xmlns:cx2="http://schemas.microsoft.com/office/drawing/2015/10/21/chartex" xmlns:cx3="http://schemas.microsoft.com/office/drawing/2016/5/9/chartex" xmlns:cx4="http://schemas.microsoft.com/office/drawing/2016/5/10/chartex" xmlns:cx5="http://schemas.microsoft.com/office/drawing/2016/5/11/chartex" xmlns:cx6="http://schemas.microsoft.com/office/drawing/2016/5/12/chartex" xmlns:cx7="http://schemas.microsoft.com/office/drawing/2016/5/13/chartex" xmlns:cx8="http://schemas.microsoft.com/office/drawing/2016/5/14/chartex" xmlns:mc="http://schemas.openxmlformats.org/markup-compatibility/2006" xmlns:aink="http://schemas.microsoft.com/office/drawing/2016/ink" xmlns:am3d="http://schemas.microsoft.com/office/drawing/2017/model3d" xmlns:o="urn:schemas-microsoft-com:office:office" xmlns:oel="http://schemas.microsoft.com/office/2019/extlst" xmlns:r="http://schemas.openxmlformats.org/officeDocument/2006/relationships" xmlns:m="http://schemas.openxmlformats.org/officeDocument/2006/math" xmlns:v="urn:schemas-microsoft-com:vml" xmlns:wp14="http://schemas.microsoft.com/office/word/2010/wordprocessingDrawing" xmlns:wp="http://schemas.openxmlformats.org/drawingml/2006/wordprocessingDrawing" xmlns:w10="urn:schemas-microsoft-com:office:word" xmlns:w="http://schemas.openxmlformats.org/wordprocessingml/2006/main" xmlns:w14="http://schemas.microsoft.com/office/word/2010/wordml" xmlns:w15="http://schemas.microsoft.com/office/word/2012/wordml" xmlns:w16cex="http://schemas.microsoft.com/office/word/2018/wordml/cex" xmlns:w16cid="http://schemas.microsoft.com/office/word/2016/wordml/cid" xmlns:w16="http://schemas.microsoft.com/office/word/2018/wordml" xmlns:w16du="http://schemas.microsoft.com/office/word/2023/wordml/word16du" xmlns:w16sdtdh="http://schemas.microsoft.com/office/word/2020/wordml/sdtdatahash" xmlns:w16se="http://schemas.microsoft.com/office/word/2015/wordml/symex" xmlns:wpg="http://schemas.microsoft.com/office/word/2010/wordprocessingGroup" xmlns:wpi="http://schemas.microsoft.com/office/word/2010/wordprocessingInk" xmlns:wne="http://schemas.microsoft.com/office/word/2006/wordml" xmlns:wps="http://schemas.microsoft.com/office/word/2010/wordprocessingShape" mc:Ignorable="w14 w15 w16se w16cid w16 w16cex w16sdtdh w16du wp14">
   <w:body>
     <w:p>
       <w:pPr>
@@ -9160,6 +9160,245 @@
                 <w:u w:val="none"/>
                 <w:lang w:val="en-US"/>
               </w:rPr>
+              <w:t>price</w:t>
+            </w:r>
+          </w:p>
+        </w:tc>
+        <w:tc>
+          <w:tcPr>
+            <w:tcW w:w="1249" w:type="pct"/>
+          </w:tcPr>
+          <w:p>
+            <w:pPr>
+              <w:spacing w:line="360" w:lineRule="auto"/>
+              <w:jc w:val="both"/>
+              <w:rPr>
+                <w:szCs w:val="28"/>
+                <w:u w:val="none"/>
+                <w:lang w:val="en-US"/>
+              </w:rPr>
+            </w:pPr>
+            <w:r>
+              <w:rPr>
+                <w:szCs w:val="28"/>
+                <w:u w:val="none"/>
+                <w:lang w:val="en-US"/>
+              </w:rPr>
+              <w:t>decimal(8,2)</w:t>
+            </w:r>
+          </w:p>
+        </w:tc>
+        <w:tc>
+          <w:tcPr>
+            <w:tcW w:w="2676" w:type="pct"/>
+          </w:tcPr>
+          <w:p>
+            <w:pPr>
+              <w:spacing w:line="360" w:lineRule="auto"/>
+              <w:jc w:val="both"/>
+              <w:rPr>
+                <w:szCs w:val="28"/>
+                <w:u w:val="none"/>
+              </w:rPr>
+            </w:pPr>
+            <w:r>
+              <w:rPr>
+                <w:szCs w:val="28"/>
+                <w:u w:val="none"/>
+              </w:rPr>
+              <w:t>Сумма акции</w:t>
+            </w:r>
+          </w:p>
+        </w:tc>
+      </w:tr>
+      <w:tr>
+        <w:tc>
+          <w:tcPr>
+            <w:tcW w:w="1075" w:type="pct"/>
+          </w:tcPr>
+          <w:p>
+            <w:pPr>
+              <w:spacing w:line="360" w:lineRule="auto"/>
+              <w:jc w:val="both"/>
+              <w:rPr>
+                <w:szCs w:val="28"/>
+                <w:u w:val="none"/>
+                <w:lang w:val="en-US"/>
+              </w:rPr>
+            </w:pPr>
+            <w:r>
+              <w:rPr>
+                <w:szCs w:val="28"/>
+                <w:u w:val="none"/>
+                <w:lang w:val="en-US"/>
+              </w:rPr>
+              <w:t>expired_date</w:t>
+            </w:r>
+          </w:p>
+        </w:tc>
+        <w:tc>
+          <w:tcPr>
+            <w:tcW w:w="1249" w:type="pct"/>
+          </w:tcPr>
+          <w:p>
+            <w:pPr>
+              <w:spacing w:line="360" w:lineRule="auto"/>
+              <w:jc w:val="both"/>
+              <w:rPr>
+                <w:szCs w:val="28"/>
+                <w:u w:val="none"/>
+                <w:lang w:val="en-US"/>
+              </w:rPr>
+            </w:pPr>
+            <w:r>
+              <w:rPr>
+                <w:szCs w:val="28"/>
+                <w:u w:val="none"/>
+                <w:lang w:val="en-US"/>
+              </w:rPr>
+              <w:t>datetime</w:t>
+            </w:r>
+          </w:p>
+        </w:tc>
+        <w:tc>
+          <w:tcPr>
+            <w:tcW w:w="2676" w:type="pct"/>
+          </w:tcPr>
+          <w:p>
+            <w:pPr>
+              <w:spacing w:line="360" w:lineRule="auto"/>
+              <w:jc w:val="both"/>
+              <w:rPr>
+                <w:szCs w:val="28"/>
+                <w:u w:val="none"/>
+              </w:rPr>
+            </w:pPr>
+            <w:r>
+              <w:rPr>
+                <w:szCs w:val="28"/>
+                <w:u w:val="none"/>
+              </w:rPr>
+              <w:t>Дата действия</w:t>
+            </w:r>
+          </w:p>
+        </w:tc>
+      </w:tr>
+      <w:tr>
+        <w:tc>
+          <w:tcPr>
+            <w:tcW w:w="1075" w:type="pct"/>
+          </w:tcPr>
+          <w:p>
+            <w:pPr>
+              <w:spacing w:line="360" w:lineRule="auto"/>
+              <w:jc w:val="both"/>
+              <w:rPr>
+                <w:szCs w:val="28"/>
+                <w:u w:val="none"/>
+                <w:lang w:val="en-US"/>
+              </w:rPr>
+            </w:pPr>
+            <w:r>
+              <w:rPr>
+                <w:szCs w:val="28"/>
+                <w:u w:val="none"/>
+                <w:lang w:val="en-US"/>
+              </w:rPr>
+              <w:t>product_id</w:t>
+            </w:r>
+          </w:p>
+        </w:tc>
+        <w:tc>
+          <w:tcPr>
+            <w:tcW w:w="1249" w:type="pct"/>
+          </w:tcPr>
+          <w:p>
+            <w:pPr>
+              <w:spacing w:line="360" w:lineRule="auto"/>
+              <w:jc w:val="both"/>
+              <w:rPr>
+                <w:szCs w:val="28"/>
+                <w:u w:val="none"/>
+                <w:lang w:val="en-US"/>
+              </w:rPr>
+            </w:pPr>
+            <w:r>
+              <w:rPr>
+                <w:szCs w:val="28"/>
+                <w:u w:val="none"/>
+                <w:lang w:val="en-US"/>
+              </w:rPr>
+              <w:t>bi</w:t>
+            </w:r>
+            <w:r>
+              <w:rPr>
+                <w:szCs w:val="28"/>
+                <w:u w:val="none"/>
+                <w:lang w:val="en-US"/>
+              </w:rPr>
+              <w:t>gint</w:t>
+            </w:r>
+            <w:r>
+              <w:rPr>
+                <w:szCs w:val="28"/>
+                <w:u w:val="none"/>
+              </w:rPr>
+              <w:t xml:space="preserve"> </w:t>
+            </w:r>
+            <w:r>
+              <w:rPr>
+                <w:szCs w:val="28"/>
+                <w:u w:val="none"/>
+                <w:lang w:val="en-US"/>
+              </w:rPr>
+              <w:t>(20) unsigned</w:t>
+            </w:r>
+          </w:p>
+        </w:tc>
+        <w:tc>
+          <w:tcPr>
+            <w:tcW w:w="2676" w:type="pct"/>
+          </w:tcPr>
+          <w:p>
+            <w:pPr>
+              <w:spacing w:line="360" w:lineRule="auto"/>
+              <w:jc w:val="both"/>
+              <w:rPr>
+                <w:szCs w:val="28"/>
+                <w:u w:val="none"/>
+              </w:rPr>
+            </w:pPr>
+            <w:r>
+              <w:rPr>
+                <w:szCs w:val="28"/>
+                <w:u w:val="none"/>
+              </w:rPr>
+              <w:t>Идентификатор товара</w:t>
+            </w:r>
+          </w:p>
+        </w:tc>
+      </w:tr>
+      <w:tr>
+        <w:tc>
+          <w:tcPr>
+            <w:tcW w:w="1075" w:type="pct"/>
+          </w:tcPr>
+          <w:p>
+            <w:pPr>
+              <w:spacing w:line="360" w:lineRule="auto"/>
+              <w:jc w:val="both"/>
+              <w:rPr>
+                <w:szCs w:val="28"/>
+                <w:u w:val="none"/>
+                <w:lang w:val="en-US"/>
+              </w:rPr>
+            </w:pPr>
+            <w:r>
+              <w:rPr>
+                <w:szCs w:val="28"/>
+                <w:u w:val="none"/>
+                <w:lang w:val="en-US"/>
+              </w:rPr>
               <w:t>created_at</w:t>
             </w:r>
           </w:p>
@@ -9387,23 +9626,7 @@
           <w:u w:val="none"/>
           <w:lang w:val="en-US" w:eastAsia="en-US"/>
         </w:rPr>
-        <w:t xml:space="preserve"> 1</w:t>
-      </w:r>
-      <w:r>
-        <w:rPr>
-          <w:szCs w:val="28"/>
-          <w:u w:val="none"/>
-          <w:lang w:val="en-US" w:eastAsia="en-US"/>
-        </w:rPr>
-        <w:t>4</w:t>
-      </w:r>
-      <w:r>
-        <w:rPr>
-          <w:szCs w:val="28"/>
-          <w:u w:val="none"/>
-          <w:lang w:val="en-US" w:eastAsia="en-US"/>
-        </w:rPr>
-        <w:t xml:space="preserve"> — </w:t>
+        <w:t xml:space="preserve"> 14 — </w:t>
       </w:r>
       <w:r>
         <w:rPr>
@@ -9890,7 +10113,7 @@
 </file>
 
 <file path=word/styles.xml><?xml version="1.0" encoding="utf-8"?>
-<w:styles xmlns:mc="http://schemas.openxmlformats.org/markup-compatibility/2006" xmlns:r="http://schemas.openxmlformats.org/officeDocument/2006/relationships" xmlns:w="http://schemas.openxmlformats.org/wordprocessingml/2006/main" xmlns:w14="http://schemas.microsoft.com/office/word/2010/wordml" xmlns:w15="http://schemas.microsoft.com/office/word/2012/wordml" xmlns:w16cex="http://schemas.microsoft.com/office/word/2018/wordml/cex" xmlns:w16cid="http://schemas.microsoft.com/office/word/2016/wordml/cid" xmlns:w16="http://schemas.microsoft.com/office/word/2018/wordml" xmlns:w16sdtdh="http://schemas.microsoft.com/office/word/2020/wordml/sdtdatahash" xmlns:w16se="http://schemas.microsoft.com/office/word/2015/wordml/symex" mc:Ignorable="w14 w15 w16se w16cid w16 w16cex w16sdtdh">
+<w:styles xmlns:mc="http://schemas.openxmlformats.org/markup-compatibility/2006" xmlns:r="http://schemas.openxmlformats.org/officeDocument/2006/relationships" xmlns:w="http://schemas.openxmlformats.org/wordprocessingml/2006/main" xmlns:w14="http://schemas.microsoft.com/office/word/2010/wordml" xmlns:w15="http://schemas.microsoft.com/office/word/2012/wordml" xmlns:w16cex="http://schemas.microsoft.com/office/word/2018/wordml/cex" xmlns:w16cid="http://schemas.microsoft.com/office/word/2016/wordml/cid" xmlns:w16="http://schemas.microsoft.com/office/word/2018/wordml" xmlns:w16du="http://schemas.microsoft.com/office/word/2023/wordml/word16du" xmlns:w16sdtdh="http://schemas.microsoft.com/office/word/2020/wordml/sdtdatahash" xmlns:w16se="http://schemas.microsoft.com/office/word/2015/wordml/symex" mc:Ignorable="w14 w15 w16se w16cid w16 w16cex w16sdtdh w16du">
   <w:docDefaults>
     <w:rPrDefault>
       <w:rPr>

--- a/public/documents/таблицы бд.docx
+++ b/public/documents/таблицы бд.docx
@@ -173,6 +173,7 @@
                 <w:lang w:val="en-US"/>
               </w:rPr>
             </w:pPr>
+            <w:proofErr w:type="spellStart"/>
             <w:r>
               <w:rPr>
                 <w:szCs w:val="28"/>
@@ -189,6 +190,7 @@
               </w:rPr>
               <w:t>gint</w:t>
             </w:r>
+            <w:proofErr w:type="spellEnd"/>
             <w:r>
               <w:rPr>
                 <w:szCs w:val="28"/>
@@ -258,6 +260,7 @@
                 <w:u w:val="none"/>
               </w:rPr>
             </w:pPr>
+            <w:proofErr w:type="spellStart"/>
             <w:r>
               <w:rPr>
                 <w:szCs w:val="28"/>
@@ -266,6 +269,7 @@
               </w:rPr>
               <w:t>fio</w:t>
             </w:r>
+            <w:proofErr w:type="spellEnd"/>
           </w:p>
         </w:tc>
         <w:tc>
@@ -282,13 +286,23 @@
                 <w:lang w:val="en-US"/>
               </w:rPr>
             </w:pPr>
-            <w:r>
-              <w:rPr>
-                <w:szCs w:val="28"/>
-                <w:u w:val="none"/>
-                <w:lang w:val="en-US"/>
-              </w:rPr>
-              <w:t>varchar(255)</w:t>
+            <w:proofErr w:type="gramStart"/>
+            <w:r>
+              <w:rPr>
+                <w:szCs w:val="28"/>
+                <w:u w:val="none"/>
+                <w:lang w:val="en-US"/>
+              </w:rPr>
+              <w:t>varchar(</w:t>
+            </w:r>
+            <w:proofErr w:type="gramEnd"/>
+            <w:r>
+              <w:rPr>
+                <w:szCs w:val="28"/>
+                <w:u w:val="none"/>
+                <w:lang w:val="en-US"/>
+              </w:rPr>
+              <w:t>255)</w:t>
             </w:r>
           </w:p>
         </w:tc>
@@ -354,13 +368,23 @@
                 <w:lang w:val="en-US"/>
               </w:rPr>
             </w:pPr>
-            <w:r>
-              <w:rPr>
-                <w:szCs w:val="28"/>
-                <w:u w:val="none"/>
-                <w:lang w:val="en-US"/>
-              </w:rPr>
-              <w:t>varchar(255)</w:t>
+            <w:proofErr w:type="gramStart"/>
+            <w:r>
+              <w:rPr>
+                <w:szCs w:val="28"/>
+                <w:u w:val="none"/>
+                <w:lang w:val="en-US"/>
+              </w:rPr>
+              <w:t>varchar(</w:t>
+            </w:r>
+            <w:proofErr w:type="gramEnd"/>
+            <w:r>
+              <w:rPr>
+                <w:szCs w:val="28"/>
+                <w:u w:val="none"/>
+                <w:lang w:val="en-US"/>
+              </w:rPr>
+              <w:t>255)</w:t>
             </w:r>
           </w:p>
         </w:tc>
@@ -433,13 +457,33 @@
                 <w:lang w:val="en-US"/>
               </w:rPr>
             </w:pPr>
-            <w:r>
-              <w:rPr>
-                <w:szCs w:val="28"/>
-                <w:u w:val="none"/>
-                <w:lang w:val="en-US"/>
-              </w:rPr>
-              <w:t>tinyint(1)</w:t>
+            <w:proofErr w:type="spellStart"/>
+            <w:proofErr w:type="gramStart"/>
+            <w:r>
+              <w:rPr>
+                <w:szCs w:val="28"/>
+                <w:u w:val="none"/>
+                <w:lang w:val="en-US"/>
+              </w:rPr>
+              <w:t>tinyint</w:t>
+            </w:r>
+            <w:proofErr w:type="spellEnd"/>
+            <w:r>
+              <w:rPr>
+                <w:szCs w:val="28"/>
+                <w:u w:val="none"/>
+                <w:lang w:val="en-US"/>
+              </w:rPr>
+              <w:t>(</w:t>
+            </w:r>
+            <w:proofErr w:type="gramEnd"/>
+            <w:r>
+              <w:rPr>
+                <w:szCs w:val="28"/>
+                <w:u w:val="none"/>
+                <w:lang w:val="en-US"/>
+              </w:rPr>
+              <w:t>1)</w:t>
             </w:r>
           </w:p>
         </w:tc>
@@ -505,13 +549,23 @@
                 <w:lang w:val="en-US"/>
               </w:rPr>
             </w:pPr>
-            <w:r>
-              <w:rPr>
-                <w:szCs w:val="28"/>
-                <w:u w:val="none"/>
-                <w:lang w:val="en-US"/>
-              </w:rPr>
-              <w:t>varchar(255)</w:t>
+            <w:proofErr w:type="gramStart"/>
+            <w:r>
+              <w:rPr>
+                <w:szCs w:val="28"/>
+                <w:u w:val="none"/>
+                <w:lang w:val="en-US"/>
+              </w:rPr>
+              <w:t>varchar(</w:t>
+            </w:r>
+            <w:proofErr w:type="gramEnd"/>
+            <w:r>
+              <w:rPr>
+                <w:szCs w:val="28"/>
+                <w:u w:val="none"/>
+                <w:lang w:val="en-US"/>
+              </w:rPr>
+              <w:t>255)</w:t>
             </w:r>
           </w:p>
         </w:tc>
@@ -553,6 +607,7 @@
                 <w:lang w:val="en-US"/>
               </w:rPr>
             </w:pPr>
+            <w:proofErr w:type="spellStart"/>
             <w:r>
               <w:rPr>
                 <w:szCs w:val="28"/>
@@ -561,6 +616,7 @@
               </w:rPr>
               <w:t>email_verified_at</w:t>
             </w:r>
+            <w:proofErr w:type="spellEnd"/>
           </w:p>
         </w:tc>
         <w:tc>
@@ -649,13 +705,23 @@
                 <w:lang w:val="en-US"/>
               </w:rPr>
             </w:pPr>
-            <w:r>
-              <w:rPr>
-                <w:szCs w:val="28"/>
-                <w:u w:val="none"/>
-                <w:lang w:val="en-US"/>
-              </w:rPr>
-              <w:t>varchar(255)</w:t>
+            <w:proofErr w:type="gramStart"/>
+            <w:r>
+              <w:rPr>
+                <w:szCs w:val="28"/>
+                <w:u w:val="none"/>
+                <w:lang w:val="en-US"/>
+              </w:rPr>
+              <w:t>varchar(</w:t>
+            </w:r>
+            <w:proofErr w:type="gramEnd"/>
+            <w:r>
+              <w:rPr>
+                <w:szCs w:val="28"/>
+                <w:u w:val="none"/>
+                <w:lang w:val="en-US"/>
+              </w:rPr>
+              <w:t>255)</w:t>
             </w:r>
           </w:p>
         </w:tc>
@@ -697,6 +763,7 @@
                 <w:lang w:val="en-US"/>
               </w:rPr>
             </w:pPr>
+            <w:proofErr w:type="spellStart"/>
             <w:r>
               <w:rPr>
                 <w:szCs w:val="28"/>
@@ -705,6 +772,7 @@
               </w:rPr>
               <w:t>remember_token</w:t>
             </w:r>
+            <w:proofErr w:type="spellEnd"/>
           </w:p>
         </w:tc>
         <w:tc>
@@ -721,13 +789,23 @@
                 <w:lang w:val="en-US"/>
               </w:rPr>
             </w:pPr>
-            <w:r>
-              <w:rPr>
-                <w:szCs w:val="28"/>
-                <w:u w:val="none"/>
-                <w:lang w:val="en-US"/>
-              </w:rPr>
-              <w:t>varchar(1)</w:t>
+            <w:proofErr w:type="gramStart"/>
+            <w:r>
+              <w:rPr>
+                <w:szCs w:val="28"/>
+                <w:u w:val="none"/>
+                <w:lang w:val="en-US"/>
+              </w:rPr>
+              <w:t>varchar(</w:t>
+            </w:r>
+            <w:proofErr w:type="gramEnd"/>
+            <w:r>
+              <w:rPr>
+                <w:szCs w:val="28"/>
+                <w:u w:val="none"/>
+                <w:lang w:val="en-US"/>
+              </w:rPr>
+              <w:t>1)</w:t>
             </w:r>
           </w:p>
         </w:tc>
@@ -769,6 +847,7 @@
                 <w:lang w:val="en-US"/>
               </w:rPr>
             </w:pPr>
+            <w:proofErr w:type="spellStart"/>
             <w:r>
               <w:rPr>
                 <w:szCs w:val="28"/>
@@ -777,6 +856,7 @@
               </w:rPr>
               <w:t>created_at</w:t>
             </w:r>
+            <w:proofErr w:type="spellEnd"/>
           </w:p>
         </w:tc>
         <w:tc>
@@ -841,6 +921,7 @@
                 <w:lang w:val="en-US"/>
               </w:rPr>
             </w:pPr>
+            <w:proofErr w:type="spellStart"/>
             <w:r>
               <w:rPr>
                 <w:szCs w:val="28"/>
@@ -849,6 +930,7 @@
               </w:rPr>
               <w:t>updated_at</w:t>
             </w:r>
+            <w:proofErr w:type="spellEnd"/>
           </w:p>
         </w:tc>
         <w:tc>
@@ -913,6 +995,7 @@
                 <w:lang w:val="en-US"/>
               </w:rPr>
             </w:pPr>
+            <w:proofErr w:type="spellStart"/>
             <w:r>
               <w:rPr>
                 <w:szCs w:val="28"/>
@@ -921,6 +1004,7 @@
               </w:rPr>
               <w:t>deleted_at</w:t>
             </w:r>
+            <w:proofErr w:type="spellEnd"/>
           </w:p>
         </w:tc>
         <w:tc>
@@ -1166,6 +1250,7 @@
                 <w:lang w:val="en-US"/>
               </w:rPr>
             </w:pPr>
+            <w:proofErr w:type="spellStart"/>
             <w:r>
               <w:rPr>
                 <w:szCs w:val="28"/>
@@ -1182,6 +1267,7 @@
               </w:rPr>
               <w:t>gint</w:t>
             </w:r>
+            <w:proofErr w:type="spellEnd"/>
             <w:r>
               <w:rPr>
                 <w:szCs w:val="28"/>
@@ -1251,6 +1337,7 @@
                 <w:u w:val="none"/>
               </w:rPr>
             </w:pPr>
+            <w:proofErr w:type="spellStart"/>
             <w:r>
               <w:rPr>
                 <w:szCs w:val="28"/>
@@ -1258,6 +1345,7 @@
               </w:rPr>
               <w:t>name</w:t>
             </w:r>
+            <w:proofErr w:type="spellEnd"/>
           </w:p>
         </w:tc>
         <w:tc>
@@ -1274,13 +1362,23 @@
                 <w:lang w:val="en-US"/>
               </w:rPr>
             </w:pPr>
-            <w:r>
-              <w:rPr>
-                <w:szCs w:val="28"/>
-                <w:u w:val="none"/>
-                <w:lang w:val="en-US"/>
-              </w:rPr>
-              <w:t>varchar(255)</w:t>
+            <w:proofErr w:type="gramStart"/>
+            <w:r>
+              <w:rPr>
+                <w:szCs w:val="28"/>
+                <w:u w:val="none"/>
+                <w:lang w:val="en-US"/>
+              </w:rPr>
+              <w:t>varchar(</w:t>
+            </w:r>
+            <w:proofErr w:type="gramEnd"/>
+            <w:r>
+              <w:rPr>
+                <w:szCs w:val="28"/>
+                <w:u w:val="none"/>
+                <w:lang w:val="en-US"/>
+              </w:rPr>
+              <w:t>255)</w:t>
             </w:r>
           </w:p>
         </w:tc>
@@ -1322,6 +1420,7 @@
                 <w:lang w:val="en-US"/>
               </w:rPr>
             </w:pPr>
+            <w:proofErr w:type="spellStart"/>
             <w:r>
               <w:rPr>
                 <w:szCs w:val="28"/>
@@ -1330,6 +1429,7 @@
               </w:rPr>
               <w:t>man_name</w:t>
             </w:r>
+            <w:proofErr w:type="spellEnd"/>
           </w:p>
         </w:tc>
         <w:tc>
@@ -1346,13 +1446,23 @@
                 <w:lang w:val="en-US"/>
               </w:rPr>
             </w:pPr>
-            <w:r>
-              <w:rPr>
-                <w:szCs w:val="28"/>
-                <w:u w:val="none"/>
-                <w:lang w:val="en-US"/>
-              </w:rPr>
-              <w:t>varchar(255)</w:t>
+            <w:proofErr w:type="gramStart"/>
+            <w:r>
+              <w:rPr>
+                <w:szCs w:val="28"/>
+                <w:u w:val="none"/>
+                <w:lang w:val="en-US"/>
+              </w:rPr>
+              <w:t>varchar(</w:t>
+            </w:r>
+            <w:proofErr w:type="gramEnd"/>
+            <w:r>
+              <w:rPr>
+                <w:szCs w:val="28"/>
+                <w:u w:val="none"/>
+                <w:lang w:val="en-US"/>
+              </w:rPr>
+              <w:t>255)</w:t>
             </w:r>
           </w:p>
         </w:tc>
@@ -1394,6 +1504,7 @@
                 <w:lang w:val="en-US"/>
               </w:rPr>
             </w:pPr>
+            <w:proofErr w:type="spellStart"/>
             <w:r>
               <w:rPr>
                 <w:szCs w:val="28"/>
@@ -1402,6 +1513,7 @@
               </w:rPr>
               <w:t>created_at</w:t>
             </w:r>
+            <w:proofErr w:type="spellEnd"/>
           </w:p>
         </w:tc>
         <w:tc>
@@ -1466,6 +1578,7 @@
                 <w:lang w:val="en-US"/>
               </w:rPr>
             </w:pPr>
+            <w:proofErr w:type="spellStart"/>
             <w:r>
               <w:rPr>
                 <w:szCs w:val="28"/>
@@ -1474,6 +1587,7 @@
               </w:rPr>
               <w:t>updated_at</w:t>
             </w:r>
+            <w:proofErr w:type="spellEnd"/>
           </w:p>
         </w:tc>
         <w:tc>
@@ -1589,6 +1703,7 @@
         </w:rPr>
         <w:t xml:space="preserve"> </w:t>
       </w:r>
+      <w:proofErr w:type="spellStart"/>
       <w:r>
         <w:rPr>
           <w:szCs w:val="28"/>
@@ -1613,6 +1728,7 @@
         </w:rPr>
         <w:t>params</w:t>
       </w:r>
+      <w:proofErr w:type="spellEnd"/>
     </w:p>
     <w:tbl>
       <w:tblPr>
@@ -1711,6 +1827,7 @@
                 <w:lang w:val="en-US"/>
               </w:rPr>
             </w:pPr>
+            <w:proofErr w:type="spellStart"/>
             <w:r>
               <w:rPr>
                 <w:szCs w:val="28"/>
@@ -1727,6 +1844,7 @@
               </w:rPr>
               <w:t>d</w:t>
             </w:r>
+            <w:proofErr w:type="spellEnd"/>
           </w:p>
         </w:tc>
         <w:tc>
@@ -1743,6 +1861,7 @@
                 <w:lang w:val="en-US"/>
               </w:rPr>
             </w:pPr>
+            <w:proofErr w:type="spellStart"/>
             <w:r>
               <w:rPr>
                 <w:szCs w:val="28"/>
@@ -1759,6 +1878,7 @@
               </w:rPr>
               <w:t>gint</w:t>
             </w:r>
+            <w:proofErr w:type="spellEnd"/>
             <w:r>
               <w:rPr>
                 <w:szCs w:val="28"/>
@@ -1829,6 +1949,7 @@
                 <w:lang w:val="en-US"/>
               </w:rPr>
             </w:pPr>
+            <w:proofErr w:type="spellStart"/>
             <w:r>
               <w:rPr>
                 <w:szCs w:val="28"/>
@@ -1837,6 +1958,7 @@
               </w:rPr>
               <w:t>param_id</w:t>
             </w:r>
+            <w:proofErr w:type="spellEnd"/>
           </w:p>
         </w:tc>
         <w:tc>
@@ -1853,6 +1975,7 @@
                 <w:lang w:val="en-US"/>
               </w:rPr>
             </w:pPr>
+            <w:proofErr w:type="spellStart"/>
             <w:r>
               <w:rPr>
                 <w:szCs w:val="28"/>
@@ -1869,6 +1992,7 @@
               </w:rPr>
               <w:t>gint</w:t>
             </w:r>
+            <w:proofErr w:type="spellEnd"/>
             <w:r>
               <w:rPr>
                 <w:szCs w:val="28"/>
@@ -2120,6 +2244,7 @@
                 <w:lang w:val="en-US"/>
               </w:rPr>
             </w:pPr>
+            <w:proofErr w:type="spellStart"/>
             <w:r>
               <w:rPr>
                 <w:szCs w:val="28"/>
@@ -2136,6 +2261,7 @@
               </w:rPr>
               <w:t>gint</w:t>
             </w:r>
+            <w:proofErr w:type="spellEnd"/>
             <w:r>
               <w:rPr>
                 <w:szCs w:val="28"/>
@@ -2231,13 +2357,23 @@
                 <w:lang w:val="en-US"/>
               </w:rPr>
             </w:pPr>
-            <w:r>
-              <w:rPr>
-                <w:szCs w:val="28"/>
-                <w:u w:val="none"/>
-                <w:lang w:val="en-US"/>
-              </w:rPr>
-              <w:t>varchar(255)</w:t>
+            <w:proofErr w:type="gramStart"/>
+            <w:r>
+              <w:rPr>
+                <w:szCs w:val="28"/>
+                <w:u w:val="none"/>
+                <w:lang w:val="en-US"/>
+              </w:rPr>
+              <w:t>varchar(</w:t>
+            </w:r>
+            <w:proofErr w:type="gramEnd"/>
+            <w:r>
+              <w:rPr>
+                <w:szCs w:val="28"/>
+                <w:u w:val="none"/>
+                <w:lang w:val="en-US"/>
+              </w:rPr>
+              <w:t>255)</w:t>
             </w:r>
           </w:p>
         </w:tc>
@@ -2303,13 +2439,23 @@
                 <w:lang w:val="en-US"/>
               </w:rPr>
             </w:pPr>
-            <w:r>
-              <w:rPr>
-                <w:szCs w:val="28"/>
-                <w:u w:val="none"/>
-                <w:lang w:val="en-US"/>
-              </w:rPr>
-              <w:t>varchar(255)</w:t>
+            <w:proofErr w:type="gramStart"/>
+            <w:r>
+              <w:rPr>
+                <w:szCs w:val="28"/>
+                <w:u w:val="none"/>
+                <w:lang w:val="en-US"/>
+              </w:rPr>
+              <w:t>varchar(</w:t>
+            </w:r>
+            <w:proofErr w:type="gramEnd"/>
+            <w:r>
+              <w:rPr>
+                <w:szCs w:val="28"/>
+                <w:u w:val="none"/>
+                <w:lang w:val="en-US"/>
+              </w:rPr>
+              <w:t>255)</w:t>
             </w:r>
           </w:p>
         </w:tc>
@@ -2351,6 +2497,7 @@
                 <w:lang w:val="en-US"/>
               </w:rPr>
             </w:pPr>
+            <w:proofErr w:type="spellStart"/>
             <w:r>
               <w:rPr>
                 <w:szCs w:val="28"/>
@@ -2359,6 +2506,7 @@
               </w:rPr>
               <w:t>created_at</w:t>
             </w:r>
+            <w:proofErr w:type="spellEnd"/>
           </w:p>
         </w:tc>
         <w:tc>
@@ -2423,6 +2571,7 @@
                 <w:lang w:val="en-US"/>
               </w:rPr>
             </w:pPr>
+            <w:proofErr w:type="spellStart"/>
             <w:r>
               <w:rPr>
                 <w:szCs w:val="28"/>
@@ -2431,6 +2580,7 @@
               </w:rPr>
               <w:t>updated_at</w:t>
             </w:r>
+            <w:proofErr w:type="spellEnd"/>
           </w:p>
         </w:tc>
         <w:tc>
@@ -2495,6 +2645,7 @@
                 <w:lang w:val="en-US"/>
               </w:rPr>
             </w:pPr>
+            <w:proofErr w:type="spellStart"/>
             <w:r>
               <w:rPr>
                 <w:szCs w:val="28"/>
@@ -2503,6 +2654,7 @@
               </w:rPr>
               <w:t>deleted_at</w:t>
             </w:r>
+            <w:proofErr w:type="spellEnd"/>
           </w:p>
         </w:tc>
         <w:tc>
@@ -2732,6 +2884,7 @@
                 <w:lang w:val="en-US"/>
               </w:rPr>
             </w:pPr>
+            <w:proofErr w:type="spellStart"/>
             <w:r>
               <w:rPr>
                 <w:szCs w:val="28"/>
@@ -2748,6 +2901,7 @@
               </w:rPr>
               <w:t>gint</w:t>
             </w:r>
+            <w:proofErr w:type="spellEnd"/>
             <w:r>
               <w:rPr>
                 <w:szCs w:val="28"/>
@@ -2842,13 +2996,23 @@
                 <w:lang w:val="en-US"/>
               </w:rPr>
             </w:pPr>
-            <w:r>
-              <w:rPr>
-                <w:szCs w:val="28"/>
-                <w:u w:val="none"/>
-                <w:lang w:val="en-US"/>
-              </w:rPr>
-              <w:t>varchar(255)</w:t>
+            <w:proofErr w:type="gramStart"/>
+            <w:r>
+              <w:rPr>
+                <w:szCs w:val="28"/>
+                <w:u w:val="none"/>
+                <w:lang w:val="en-US"/>
+              </w:rPr>
+              <w:t>varchar(</w:t>
+            </w:r>
+            <w:proofErr w:type="gramEnd"/>
+            <w:r>
+              <w:rPr>
+                <w:szCs w:val="28"/>
+                <w:u w:val="none"/>
+                <w:lang w:val="en-US"/>
+              </w:rPr>
+              <w:t>255)</w:t>
             </w:r>
           </w:p>
         </w:tc>
@@ -2915,13 +3079,23 @@
                 <w:lang w:val="en-US"/>
               </w:rPr>
             </w:pPr>
-            <w:r>
-              <w:rPr>
-                <w:szCs w:val="28"/>
-                <w:u w:val="none"/>
-                <w:lang w:val="en-US"/>
-              </w:rPr>
-              <w:t>int(11)</w:t>
+            <w:proofErr w:type="gramStart"/>
+            <w:r>
+              <w:rPr>
+                <w:szCs w:val="28"/>
+                <w:u w:val="none"/>
+                <w:lang w:val="en-US"/>
+              </w:rPr>
+              <w:t>int(</w:t>
+            </w:r>
+            <w:proofErr w:type="gramEnd"/>
+            <w:r>
+              <w:rPr>
+                <w:szCs w:val="28"/>
+                <w:u w:val="none"/>
+                <w:lang w:val="en-US"/>
+              </w:rPr>
+              <w:t>11)</w:t>
             </w:r>
           </w:p>
         </w:tc>
@@ -2987,13 +3161,23 @@
                 <w:lang w:val="en-US"/>
               </w:rPr>
             </w:pPr>
-            <w:r>
-              <w:rPr>
-                <w:szCs w:val="28"/>
-                <w:u w:val="none"/>
-                <w:lang w:val="en-US"/>
-              </w:rPr>
-              <w:t>varchar(255)</w:t>
+            <w:proofErr w:type="gramStart"/>
+            <w:r>
+              <w:rPr>
+                <w:szCs w:val="28"/>
+                <w:u w:val="none"/>
+                <w:lang w:val="en-US"/>
+              </w:rPr>
+              <w:t>varchar(</w:t>
+            </w:r>
+            <w:proofErr w:type="gramEnd"/>
+            <w:r>
+              <w:rPr>
+                <w:szCs w:val="28"/>
+                <w:u w:val="none"/>
+                <w:lang w:val="en-US"/>
+              </w:rPr>
+              <w:t>255)</w:t>
             </w:r>
           </w:p>
         </w:tc>
@@ -3035,6 +3219,7 @@
                 <w:lang w:val="en-US"/>
               </w:rPr>
             </w:pPr>
+            <w:proofErr w:type="spellStart"/>
             <w:r>
               <w:rPr>
                 <w:szCs w:val="28"/>
@@ -3043,6 +3228,7 @@
               </w:rPr>
               <w:t>type_id</w:t>
             </w:r>
+            <w:proofErr w:type="spellEnd"/>
           </w:p>
         </w:tc>
         <w:tc>
@@ -3059,6 +3245,7 @@
                 <w:lang w:val="en-US"/>
               </w:rPr>
             </w:pPr>
+            <w:proofErr w:type="spellStart"/>
             <w:r>
               <w:rPr>
                 <w:szCs w:val="28"/>
@@ -3075,6 +3262,7 @@
               </w:rPr>
               <w:t>gint</w:t>
             </w:r>
+            <w:proofErr w:type="spellEnd"/>
             <w:r>
               <w:rPr>
                 <w:szCs w:val="28"/>
@@ -3145,6 +3333,7 @@
                 <w:lang w:val="en-US"/>
               </w:rPr>
             </w:pPr>
+            <w:proofErr w:type="spellStart"/>
             <w:r>
               <w:rPr>
                 <w:szCs w:val="28"/>
@@ -3153,6 +3342,7 @@
               </w:rPr>
               <w:t>remember_token</w:t>
             </w:r>
+            <w:proofErr w:type="spellEnd"/>
           </w:p>
         </w:tc>
         <w:tc>
@@ -3169,13 +3359,23 @@
                 <w:lang w:val="en-US"/>
               </w:rPr>
             </w:pPr>
-            <w:r>
-              <w:rPr>
-                <w:szCs w:val="28"/>
-                <w:u w:val="none"/>
-                <w:lang w:val="en-US"/>
-              </w:rPr>
-              <w:t>varchar(1)</w:t>
+            <w:proofErr w:type="gramStart"/>
+            <w:r>
+              <w:rPr>
+                <w:szCs w:val="28"/>
+                <w:u w:val="none"/>
+                <w:lang w:val="en-US"/>
+              </w:rPr>
+              <w:t>varchar(</w:t>
+            </w:r>
+            <w:proofErr w:type="gramEnd"/>
+            <w:r>
+              <w:rPr>
+                <w:szCs w:val="28"/>
+                <w:u w:val="none"/>
+                <w:lang w:val="en-US"/>
+              </w:rPr>
+              <w:t>1)</w:t>
             </w:r>
           </w:p>
         </w:tc>
@@ -3217,6 +3417,7 @@
                 <w:lang w:val="en-US"/>
               </w:rPr>
             </w:pPr>
+            <w:proofErr w:type="spellStart"/>
             <w:r>
               <w:rPr>
                 <w:szCs w:val="28"/>
@@ -3225,6 +3426,7 @@
               </w:rPr>
               <w:t>created_at</w:t>
             </w:r>
+            <w:proofErr w:type="spellEnd"/>
           </w:p>
         </w:tc>
         <w:tc>
@@ -3289,6 +3491,7 @@
                 <w:lang w:val="en-US"/>
               </w:rPr>
             </w:pPr>
+            <w:proofErr w:type="spellStart"/>
             <w:r>
               <w:rPr>
                 <w:szCs w:val="28"/>
@@ -3297,6 +3500,7 @@
               </w:rPr>
               <w:t>updated_at</w:t>
             </w:r>
+            <w:proofErr w:type="spellEnd"/>
           </w:p>
         </w:tc>
         <w:tc>
@@ -3361,6 +3565,7 @@
                 <w:lang w:val="en-US"/>
               </w:rPr>
             </w:pPr>
+            <w:proofErr w:type="spellStart"/>
             <w:r>
               <w:rPr>
                 <w:szCs w:val="28"/>
@@ -3369,6 +3574,7 @@
               </w:rPr>
               <w:t>deleted_at</w:t>
             </w:r>
+            <w:proofErr w:type="spellEnd"/>
           </w:p>
         </w:tc>
         <w:tc>
@@ -3614,6 +3820,7 @@
                 <w:lang w:val="en-US"/>
               </w:rPr>
             </w:pPr>
+            <w:proofErr w:type="spellStart"/>
             <w:r>
               <w:rPr>
                 <w:szCs w:val="28"/>
@@ -3630,6 +3837,7 @@
               </w:rPr>
               <w:t>gint</w:t>
             </w:r>
+            <w:proofErr w:type="spellEnd"/>
             <w:r>
               <w:rPr>
                 <w:szCs w:val="28"/>
@@ -3724,13 +3932,23 @@
                 <w:lang w:val="en-US"/>
               </w:rPr>
             </w:pPr>
-            <w:r>
-              <w:rPr>
-                <w:szCs w:val="28"/>
-                <w:u w:val="none"/>
-                <w:lang w:val="en-US"/>
-              </w:rPr>
-              <w:t>varchar(255)</w:t>
+            <w:proofErr w:type="gramStart"/>
+            <w:r>
+              <w:rPr>
+                <w:szCs w:val="28"/>
+                <w:u w:val="none"/>
+                <w:lang w:val="en-US"/>
+              </w:rPr>
+              <w:t>varchar(</w:t>
+            </w:r>
+            <w:proofErr w:type="gramEnd"/>
+            <w:r>
+              <w:rPr>
+                <w:szCs w:val="28"/>
+                <w:u w:val="none"/>
+                <w:lang w:val="en-US"/>
+              </w:rPr>
+              <w:t>255)</w:t>
             </w:r>
           </w:p>
         </w:tc>
@@ -3803,13 +4021,23 @@
                 <w:lang w:val="en-US"/>
               </w:rPr>
             </w:pPr>
-            <w:r>
-              <w:rPr>
-                <w:szCs w:val="28"/>
-                <w:u w:val="none"/>
-                <w:lang w:val="en-US"/>
-              </w:rPr>
-              <w:t>int(11)</w:t>
+            <w:proofErr w:type="gramStart"/>
+            <w:r>
+              <w:rPr>
+                <w:szCs w:val="28"/>
+                <w:u w:val="none"/>
+                <w:lang w:val="en-US"/>
+              </w:rPr>
+              <w:t>int(</w:t>
+            </w:r>
+            <w:proofErr w:type="gramEnd"/>
+            <w:r>
+              <w:rPr>
+                <w:szCs w:val="28"/>
+                <w:u w:val="none"/>
+                <w:lang w:val="en-US"/>
+              </w:rPr>
+              <w:t>11)</w:t>
             </w:r>
             <w:r>
               <w:rPr>
@@ -3859,6 +4087,7 @@
                 <w:lang w:val="en-US"/>
               </w:rPr>
             </w:pPr>
+            <w:proofErr w:type="spellStart"/>
             <w:r>
               <w:rPr>
                 <w:szCs w:val="28"/>
@@ -3867,6 +4096,7 @@
               </w:rPr>
               <w:t>created_at</w:t>
             </w:r>
+            <w:proofErr w:type="spellEnd"/>
           </w:p>
         </w:tc>
         <w:tc>
@@ -3931,6 +4161,7 @@
                 <w:lang w:val="en-US"/>
               </w:rPr>
             </w:pPr>
+            <w:proofErr w:type="spellStart"/>
             <w:r>
               <w:rPr>
                 <w:szCs w:val="28"/>
@@ -3939,6 +4170,7 @@
               </w:rPr>
               <w:t>updated_at</w:t>
             </w:r>
+            <w:proofErr w:type="spellEnd"/>
           </w:p>
         </w:tc>
         <w:tc>
@@ -4003,6 +4235,7 @@
                 <w:lang w:val="en-US"/>
               </w:rPr>
             </w:pPr>
+            <w:proofErr w:type="spellStart"/>
             <w:r>
               <w:rPr>
                 <w:szCs w:val="28"/>
@@ -4011,6 +4244,7 @@
               </w:rPr>
               <w:t>deleted_at</w:t>
             </w:r>
+            <w:proofErr w:type="spellEnd"/>
           </w:p>
         </w:tc>
         <w:tc>
@@ -4240,6 +4474,7 @@
                 <w:lang w:val="en-US"/>
               </w:rPr>
             </w:pPr>
+            <w:proofErr w:type="spellStart"/>
             <w:r>
               <w:rPr>
                 <w:szCs w:val="28"/>
@@ -4256,6 +4491,7 @@
               </w:rPr>
               <w:t>gint</w:t>
             </w:r>
+            <w:proofErr w:type="spellEnd"/>
             <w:r>
               <w:rPr>
                 <w:szCs w:val="28"/>
@@ -4351,13 +4587,23 @@
                 <w:lang w:val="en-US"/>
               </w:rPr>
             </w:pPr>
-            <w:r>
-              <w:rPr>
-                <w:szCs w:val="28"/>
-                <w:u w:val="none"/>
-                <w:lang w:val="en-US"/>
-              </w:rPr>
-              <w:t>varchar(255)</w:t>
+            <w:proofErr w:type="gramStart"/>
+            <w:r>
+              <w:rPr>
+                <w:szCs w:val="28"/>
+                <w:u w:val="none"/>
+                <w:lang w:val="en-US"/>
+              </w:rPr>
+              <w:t>varchar(</w:t>
+            </w:r>
+            <w:proofErr w:type="gramEnd"/>
+            <w:r>
+              <w:rPr>
+                <w:szCs w:val="28"/>
+                <w:u w:val="none"/>
+                <w:lang w:val="en-US"/>
+              </w:rPr>
+              <w:t>255)</w:t>
             </w:r>
           </w:p>
         </w:tc>
@@ -4430,13 +4676,23 @@
                 <w:u w:val="none"/>
               </w:rPr>
             </w:pPr>
-            <w:r>
-              <w:rPr>
-                <w:szCs w:val="28"/>
-                <w:u w:val="none"/>
-                <w:lang w:val="en-US"/>
-              </w:rPr>
-              <w:t>int(11)</w:t>
+            <w:proofErr w:type="gramStart"/>
+            <w:r>
+              <w:rPr>
+                <w:szCs w:val="28"/>
+                <w:u w:val="none"/>
+                <w:lang w:val="en-US"/>
+              </w:rPr>
+              <w:t>int(</w:t>
+            </w:r>
+            <w:proofErr w:type="gramEnd"/>
+            <w:r>
+              <w:rPr>
+                <w:szCs w:val="28"/>
+                <w:u w:val="none"/>
+                <w:lang w:val="en-US"/>
+              </w:rPr>
+              <w:t>11)</w:t>
             </w:r>
             <w:r>
               <w:rPr>
@@ -4510,13 +4766,23 @@
                 <w:lang w:val="en-US"/>
               </w:rPr>
             </w:pPr>
-            <w:r>
-              <w:rPr>
-                <w:szCs w:val="28"/>
-                <w:u w:val="none"/>
-                <w:lang w:val="en-US"/>
-              </w:rPr>
-              <w:t>varchar(255)</w:t>
+            <w:proofErr w:type="gramStart"/>
+            <w:r>
+              <w:rPr>
+                <w:szCs w:val="28"/>
+                <w:u w:val="none"/>
+                <w:lang w:val="en-US"/>
+              </w:rPr>
+              <w:t>varchar(</w:t>
+            </w:r>
+            <w:proofErr w:type="gramEnd"/>
+            <w:r>
+              <w:rPr>
+                <w:szCs w:val="28"/>
+                <w:u w:val="none"/>
+                <w:lang w:val="en-US"/>
+              </w:rPr>
+              <w:t>255)</w:t>
             </w:r>
           </w:p>
         </w:tc>
@@ -4558,6 +4824,7 @@
                 <w:lang w:val="en-US"/>
               </w:rPr>
             </w:pPr>
+            <w:proofErr w:type="spellStart"/>
             <w:r>
               <w:rPr>
                 <w:szCs w:val="28"/>
@@ -4574,6 +4841,7 @@
               </w:rPr>
               <w:t>_id</w:t>
             </w:r>
+            <w:proofErr w:type="spellEnd"/>
           </w:p>
         </w:tc>
         <w:tc>
@@ -4590,6 +4858,7 @@
                 <w:lang w:val="en-US"/>
               </w:rPr>
             </w:pPr>
+            <w:proofErr w:type="spellStart"/>
             <w:r>
               <w:rPr>
                 <w:szCs w:val="28"/>
@@ -4606,6 +4875,7 @@
               </w:rPr>
               <w:t>gint</w:t>
             </w:r>
+            <w:proofErr w:type="spellEnd"/>
             <w:r>
               <w:rPr>
                 <w:szCs w:val="28"/>
@@ -4676,6 +4946,7 @@
                 <w:lang w:val="en-US"/>
               </w:rPr>
             </w:pPr>
+            <w:proofErr w:type="spellStart"/>
             <w:r>
               <w:rPr>
                 <w:szCs w:val="28"/>
@@ -4684,6 +4955,7 @@
               </w:rPr>
               <w:t>remember_token</w:t>
             </w:r>
+            <w:proofErr w:type="spellEnd"/>
           </w:p>
         </w:tc>
         <w:tc>
@@ -4700,13 +4972,23 @@
                 <w:lang w:val="en-US"/>
               </w:rPr>
             </w:pPr>
-            <w:r>
-              <w:rPr>
-                <w:szCs w:val="28"/>
-                <w:u w:val="none"/>
-                <w:lang w:val="en-US"/>
-              </w:rPr>
-              <w:t>varchar(1)</w:t>
+            <w:proofErr w:type="gramStart"/>
+            <w:r>
+              <w:rPr>
+                <w:szCs w:val="28"/>
+                <w:u w:val="none"/>
+                <w:lang w:val="en-US"/>
+              </w:rPr>
+              <w:t>varchar(</w:t>
+            </w:r>
+            <w:proofErr w:type="gramEnd"/>
+            <w:r>
+              <w:rPr>
+                <w:szCs w:val="28"/>
+                <w:u w:val="none"/>
+                <w:lang w:val="en-US"/>
+              </w:rPr>
+              <w:t>1)</w:t>
             </w:r>
           </w:p>
         </w:tc>
@@ -4748,6 +5030,7 @@
                 <w:lang w:val="en-US"/>
               </w:rPr>
             </w:pPr>
+            <w:proofErr w:type="spellStart"/>
             <w:r>
               <w:rPr>
                 <w:szCs w:val="28"/>
@@ -4756,6 +5039,7 @@
               </w:rPr>
               <w:t>created_at</w:t>
             </w:r>
+            <w:proofErr w:type="spellEnd"/>
           </w:p>
         </w:tc>
         <w:tc>
@@ -4820,6 +5104,7 @@
                 <w:lang w:val="en-US"/>
               </w:rPr>
             </w:pPr>
+            <w:proofErr w:type="spellStart"/>
             <w:r>
               <w:rPr>
                 <w:szCs w:val="28"/>
@@ -4828,6 +5113,7 @@
               </w:rPr>
               <w:t>updated_at</w:t>
             </w:r>
+            <w:proofErr w:type="spellEnd"/>
           </w:p>
         </w:tc>
         <w:tc>
@@ -4892,6 +5178,7 @@
                 <w:lang w:val="en-US"/>
               </w:rPr>
             </w:pPr>
+            <w:proofErr w:type="spellStart"/>
             <w:r>
               <w:rPr>
                 <w:szCs w:val="28"/>
@@ -4900,6 +5187,7 @@
               </w:rPr>
               <w:t>deleted_at</w:t>
             </w:r>
+            <w:proofErr w:type="spellEnd"/>
           </w:p>
         </w:tc>
         <w:tc>
@@ -5145,6 +5433,7 @@
                 <w:lang w:val="en-US"/>
               </w:rPr>
             </w:pPr>
+            <w:proofErr w:type="spellStart"/>
             <w:r>
               <w:rPr>
                 <w:szCs w:val="28"/>
@@ -5161,6 +5450,7 @@
               </w:rPr>
               <w:t>gint</w:t>
             </w:r>
+            <w:proofErr w:type="spellEnd"/>
             <w:r>
               <w:rPr>
                 <w:szCs w:val="28"/>
@@ -5231,6 +5521,7 @@
                 <w:lang w:val="en-US"/>
               </w:rPr>
             </w:pPr>
+            <w:proofErr w:type="spellStart"/>
             <w:r>
               <w:rPr>
                 <w:szCs w:val="28"/>
@@ -5239,6 +5530,7 @@
               </w:rPr>
               <w:t>fio</w:t>
             </w:r>
+            <w:proofErr w:type="spellEnd"/>
           </w:p>
         </w:tc>
         <w:tc>
@@ -5255,13 +5547,23 @@
                 <w:lang w:val="en-US"/>
               </w:rPr>
             </w:pPr>
-            <w:r>
-              <w:rPr>
-                <w:szCs w:val="28"/>
-                <w:u w:val="none"/>
-                <w:lang w:val="en-US"/>
-              </w:rPr>
-              <w:t>varchar(255)</w:t>
+            <w:proofErr w:type="gramStart"/>
+            <w:r>
+              <w:rPr>
+                <w:szCs w:val="28"/>
+                <w:u w:val="none"/>
+                <w:lang w:val="en-US"/>
+              </w:rPr>
+              <w:t>varchar(</w:t>
+            </w:r>
+            <w:proofErr w:type="gramEnd"/>
+            <w:r>
+              <w:rPr>
+                <w:szCs w:val="28"/>
+                <w:u w:val="none"/>
+                <w:lang w:val="en-US"/>
+              </w:rPr>
+              <w:t>255)</w:t>
             </w:r>
           </w:p>
         </w:tc>
@@ -5326,13 +5628,33 @@
                 <w:u w:val="none"/>
               </w:rPr>
             </w:pPr>
-            <w:r>
-              <w:rPr>
-                <w:szCs w:val="28"/>
-                <w:u w:val="none"/>
-                <w:lang w:val="en-US"/>
-              </w:rPr>
-              <w:t>tinyint(1)</w:t>
+            <w:proofErr w:type="spellStart"/>
+            <w:proofErr w:type="gramStart"/>
+            <w:r>
+              <w:rPr>
+                <w:szCs w:val="28"/>
+                <w:u w:val="none"/>
+                <w:lang w:val="en-US"/>
+              </w:rPr>
+              <w:t>tinyint</w:t>
+            </w:r>
+            <w:proofErr w:type="spellEnd"/>
+            <w:r>
+              <w:rPr>
+                <w:szCs w:val="28"/>
+                <w:u w:val="none"/>
+                <w:lang w:val="en-US"/>
+              </w:rPr>
+              <w:t>(</w:t>
+            </w:r>
+            <w:proofErr w:type="gramEnd"/>
+            <w:r>
+              <w:rPr>
+                <w:szCs w:val="28"/>
+                <w:u w:val="none"/>
+                <w:lang w:val="en-US"/>
+              </w:rPr>
+              <w:t>1)</w:t>
             </w:r>
           </w:p>
         </w:tc>
@@ -5398,13 +5720,23 @@
                 <w:lang w:val="en-US"/>
               </w:rPr>
             </w:pPr>
-            <w:r>
-              <w:rPr>
-                <w:szCs w:val="28"/>
-                <w:u w:val="none"/>
-                <w:lang w:val="en-US"/>
-              </w:rPr>
-              <w:t>varchar(255)</w:t>
+            <w:proofErr w:type="gramStart"/>
+            <w:r>
+              <w:rPr>
+                <w:szCs w:val="28"/>
+                <w:u w:val="none"/>
+                <w:lang w:val="en-US"/>
+              </w:rPr>
+              <w:t>varchar(</w:t>
+            </w:r>
+            <w:proofErr w:type="gramEnd"/>
+            <w:r>
+              <w:rPr>
+                <w:szCs w:val="28"/>
+                <w:u w:val="none"/>
+                <w:lang w:val="en-US"/>
+              </w:rPr>
+              <w:t>255)</w:t>
             </w:r>
           </w:p>
         </w:tc>
@@ -5446,6 +5778,7 @@
                 <w:lang w:val="en-US"/>
               </w:rPr>
             </w:pPr>
+            <w:proofErr w:type="spellStart"/>
             <w:r>
               <w:rPr>
                 <w:szCs w:val="28"/>
@@ -5462,6 +5795,7 @@
               </w:rPr>
               <w:t>_id</w:t>
             </w:r>
+            <w:proofErr w:type="spellEnd"/>
           </w:p>
         </w:tc>
         <w:tc>
@@ -5478,6 +5812,7 @@
                 <w:lang w:val="en-US"/>
               </w:rPr>
             </w:pPr>
+            <w:proofErr w:type="spellStart"/>
             <w:r>
               <w:rPr>
                 <w:szCs w:val="28"/>
@@ -5494,6 +5829,7 @@
               </w:rPr>
               <w:t>gint</w:t>
             </w:r>
+            <w:proofErr w:type="spellEnd"/>
             <w:r>
               <w:rPr>
                 <w:szCs w:val="28"/>
@@ -5588,13 +5924,23 @@
                 <w:lang w:val="en-US"/>
               </w:rPr>
             </w:pPr>
-            <w:r>
-              <w:rPr>
-                <w:szCs w:val="28"/>
-                <w:u w:val="none"/>
-                <w:lang w:val="en-US"/>
-              </w:rPr>
-              <w:t>int(11) unsigned</w:t>
+            <w:proofErr w:type="gramStart"/>
+            <w:r>
+              <w:rPr>
+                <w:szCs w:val="28"/>
+                <w:u w:val="none"/>
+                <w:lang w:val="en-US"/>
+              </w:rPr>
+              <w:t>int(</w:t>
+            </w:r>
+            <w:proofErr w:type="gramEnd"/>
+            <w:r>
+              <w:rPr>
+                <w:szCs w:val="28"/>
+                <w:u w:val="none"/>
+                <w:lang w:val="en-US"/>
+              </w:rPr>
+              <w:t>11) unsigned</w:t>
             </w:r>
           </w:p>
         </w:tc>
@@ -5659,13 +6005,23 @@
                 <w:lang w:val="en-US"/>
               </w:rPr>
             </w:pPr>
-            <w:r>
-              <w:rPr>
-                <w:szCs w:val="28"/>
-                <w:u w:val="none"/>
-                <w:lang w:val="en-US"/>
-              </w:rPr>
-              <w:t>int(11) unsigned</w:t>
+            <w:proofErr w:type="gramStart"/>
+            <w:r>
+              <w:rPr>
+                <w:szCs w:val="28"/>
+                <w:u w:val="none"/>
+                <w:lang w:val="en-US"/>
+              </w:rPr>
+              <w:t>int(</w:t>
+            </w:r>
+            <w:proofErr w:type="gramEnd"/>
+            <w:r>
+              <w:rPr>
+                <w:szCs w:val="28"/>
+                <w:u w:val="none"/>
+                <w:lang w:val="en-US"/>
+              </w:rPr>
+              <w:t>11) unsigned</w:t>
             </w:r>
           </w:p>
         </w:tc>
@@ -5707,6 +6063,7 @@
                 <w:lang w:val="en-US"/>
               </w:rPr>
             </w:pPr>
+            <w:proofErr w:type="spellStart"/>
             <w:r>
               <w:rPr>
                 <w:szCs w:val="28"/>
@@ -5715,6 +6072,7 @@
               </w:rPr>
               <w:t>date_reserve</w:t>
             </w:r>
+            <w:proofErr w:type="spellEnd"/>
           </w:p>
         </w:tc>
         <w:tc>
@@ -5779,6 +6137,7 @@
                 <w:lang w:val="en-US"/>
               </w:rPr>
             </w:pPr>
+            <w:proofErr w:type="spellStart"/>
             <w:r>
               <w:rPr>
                 <w:szCs w:val="28"/>
@@ -5787,6 +6146,7 @@
               </w:rPr>
               <w:t>created_at</w:t>
             </w:r>
+            <w:proofErr w:type="spellEnd"/>
           </w:p>
         </w:tc>
         <w:tc>
@@ -5851,6 +6211,7 @@
                 <w:lang w:val="en-US"/>
               </w:rPr>
             </w:pPr>
+            <w:proofErr w:type="spellStart"/>
             <w:r>
               <w:rPr>
                 <w:szCs w:val="28"/>
@@ -5859,6 +6220,7 @@
               </w:rPr>
               <w:t>updated_at</w:t>
             </w:r>
+            <w:proofErr w:type="spellEnd"/>
           </w:p>
         </w:tc>
         <w:tc>
@@ -5923,6 +6285,7 @@
                 <w:lang w:val="en-US"/>
               </w:rPr>
             </w:pPr>
+            <w:proofErr w:type="spellStart"/>
             <w:r>
               <w:rPr>
                 <w:szCs w:val="28"/>
@@ -5931,6 +6294,7 @@
               </w:rPr>
               <w:t>deleted_at</w:t>
             </w:r>
+            <w:proofErr w:type="spellEnd"/>
           </w:p>
         </w:tc>
         <w:tc>
@@ -6176,6 +6540,7 @@
                 <w:lang w:val="en-US"/>
               </w:rPr>
             </w:pPr>
+            <w:proofErr w:type="spellStart"/>
             <w:r>
               <w:rPr>
                 <w:szCs w:val="28"/>
@@ -6192,6 +6557,7 @@
               </w:rPr>
               <w:t>gint</w:t>
             </w:r>
+            <w:proofErr w:type="spellEnd"/>
             <w:r>
               <w:rPr>
                 <w:szCs w:val="28"/>
@@ -6262,6 +6628,7 @@
                 <w:lang w:val="en-US"/>
               </w:rPr>
             </w:pPr>
+            <w:proofErr w:type="spellStart"/>
             <w:r>
               <w:rPr>
                 <w:szCs w:val="28"/>
@@ -6270,6 +6637,7 @@
               </w:rPr>
               <w:t>room_id</w:t>
             </w:r>
+            <w:proofErr w:type="spellEnd"/>
           </w:p>
         </w:tc>
         <w:tc>
@@ -6286,6 +6654,7 @@
                 <w:lang w:val="en-US"/>
               </w:rPr>
             </w:pPr>
+            <w:proofErr w:type="spellStart"/>
             <w:r>
               <w:rPr>
                 <w:szCs w:val="28"/>
@@ -6302,6 +6671,7 @@
               </w:rPr>
               <w:t>gint</w:t>
             </w:r>
+            <w:proofErr w:type="spellEnd"/>
             <w:r>
               <w:rPr>
                 <w:szCs w:val="28"/>
@@ -6396,13 +6766,23 @@
                 <w:lang w:val="en-US"/>
               </w:rPr>
             </w:pPr>
-            <w:r>
-              <w:rPr>
-                <w:szCs w:val="28"/>
-                <w:u w:val="none"/>
-                <w:lang w:val="en-US"/>
-              </w:rPr>
-              <w:t>varchar(255)</w:t>
+            <w:proofErr w:type="gramStart"/>
+            <w:r>
+              <w:rPr>
+                <w:szCs w:val="28"/>
+                <w:u w:val="none"/>
+                <w:lang w:val="en-US"/>
+              </w:rPr>
+              <w:t>varchar(</w:t>
+            </w:r>
+            <w:proofErr w:type="gramEnd"/>
+            <w:r>
+              <w:rPr>
+                <w:szCs w:val="28"/>
+                <w:u w:val="none"/>
+                <w:lang w:val="en-US"/>
+              </w:rPr>
+              <w:t>255)</w:t>
             </w:r>
           </w:p>
         </w:tc>
@@ -6444,6 +6824,7 @@
                 <w:lang w:val="en-US"/>
               </w:rPr>
             </w:pPr>
+            <w:proofErr w:type="spellStart"/>
             <w:r>
               <w:rPr>
                 <w:szCs w:val="28"/>
@@ -6452,6 +6833,7 @@
               </w:rPr>
               <w:t>created_at</w:t>
             </w:r>
+            <w:proofErr w:type="spellEnd"/>
           </w:p>
         </w:tc>
         <w:tc>
@@ -6516,6 +6898,7 @@
                 <w:lang w:val="en-US"/>
               </w:rPr>
             </w:pPr>
+            <w:proofErr w:type="spellStart"/>
             <w:r>
               <w:rPr>
                 <w:szCs w:val="28"/>
@@ -6524,6 +6907,7 @@
               </w:rPr>
               <w:t>updated_at</w:t>
             </w:r>
+            <w:proofErr w:type="spellEnd"/>
           </w:p>
         </w:tc>
         <w:tc>
@@ -6753,6 +7137,7 @@
                 <w:lang w:val="en-US"/>
               </w:rPr>
             </w:pPr>
+            <w:proofErr w:type="spellStart"/>
             <w:r>
               <w:rPr>
                 <w:szCs w:val="28"/>
@@ -6769,6 +7154,7 @@
               </w:rPr>
               <w:t>gint</w:t>
             </w:r>
+            <w:proofErr w:type="spellEnd"/>
             <w:r>
               <w:rPr>
                 <w:szCs w:val="28"/>
@@ -6862,13 +7248,33 @@
                 <w:u w:val="none"/>
               </w:rPr>
             </w:pPr>
-            <w:r>
-              <w:rPr>
-                <w:szCs w:val="28"/>
-                <w:u w:val="none"/>
-                <w:lang w:val="en-US"/>
-              </w:rPr>
-              <w:t>tinyint(1)</w:t>
+            <w:proofErr w:type="spellStart"/>
+            <w:proofErr w:type="gramStart"/>
+            <w:r>
+              <w:rPr>
+                <w:szCs w:val="28"/>
+                <w:u w:val="none"/>
+                <w:lang w:val="en-US"/>
+              </w:rPr>
+              <w:t>tinyint</w:t>
+            </w:r>
+            <w:proofErr w:type="spellEnd"/>
+            <w:r>
+              <w:rPr>
+                <w:szCs w:val="28"/>
+                <w:u w:val="none"/>
+                <w:lang w:val="en-US"/>
+              </w:rPr>
+              <w:t>(</w:t>
+            </w:r>
+            <w:proofErr w:type="gramEnd"/>
+            <w:r>
+              <w:rPr>
+                <w:szCs w:val="28"/>
+                <w:u w:val="none"/>
+                <w:lang w:val="en-US"/>
+              </w:rPr>
+              <w:t>1)</w:t>
             </w:r>
           </w:p>
         </w:tc>
@@ -6916,7 +7322,7 @@
                 <w:u w:val="none"/>
                 <w:lang w:val="en-US"/>
               </w:rPr>
-              <w:t>room_id</w:t>
+              <w:t>hours</w:t>
             </w:r>
           </w:p>
         </w:tc>
@@ -6934,36 +7340,23 @@
                 <w:lang w:val="en-US"/>
               </w:rPr>
             </w:pPr>
-            <w:r>
-              <w:rPr>
-                <w:szCs w:val="28"/>
-                <w:u w:val="none"/>
-                <w:lang w:val="en-US"/>
-              </w:rPr>
-              <w:t>bi</w:t>
-            </w:r>
-            <w:r>
-              <w:rPr>
-                <w:szCs w:val="28"/>
-                <w:u w:val="none"/>
-                <w:lang w:val="en-US"/>
-              </w:rPr>
-              <w:t>gint</w:t>
-            </w:r>
-            <w:r>
-              <w:rPr>
-                <w:szCs w:val="28"/>
-                <w:u w:val="none"/>
-              </w:rPr>
-              <w:t xml:space="preserve"> </w:t>
-            </w:r>
-            <w:r>
-              <w:rPr>
-                <w:szCs w:val="28"/>
-                <w:u w:val="none"/>
-                <w:lang w:val="en-US"/>
-              </w:rPr>
-              <w:t>(20) unsigned</w:t>
+            <w:proofErr w:type="gramStart"/>
+            <w:r>
+              <w:rPr>
+                <w:szCs w:val="28"/>
+                <w:u w:val="none"/>
+                <w:lang w:val="en-US"/>
+              </w:rPr>
+              <w:t>int(</w:t>
+            </w:r>
+            <w:proofErr w:type="gramEnd"/>
+            <w:r>
+              <w:rPr>
+                <w:szCs w:val="28"/>
+                <w:u w:val="none"/>
+                <w:lang w:val="en-US"/>
+              </w:rPr>
+              <w:t>11) unsigned</w:t>
             </w:r>
           </w:p>
         </w:tc>
@@ -6985,22 +7378,7 @@
                 <w:szCs w:val="28"/>
                 <w:u w:val="none"/>
               </w:rPr>
-              <w:t>Идентификатор</w:t>
-            </w:r>
-            <w:r>
-              <w:rPr>
-                <w:szCs w:val="28"/>
-                <w:u w:val="none"/>
-                <w:lang w:val="en-US"/>
-              </w:rPr>
-              <w:t xml:space="preserve"> </w:t>
-            </w:r>
-            <w:r>
-              <w:rPr>
-                <w:szCs w:val="28"/>
-                <w:u w:val="none"/>
-              </w:rPr>
-              <w:t>комнаты</w:t>
+              <w:t>Количество планируемых часов</w:t>
             </w:r>
           </w:p>
         </w:tc>
@@ -7017,24 +7395,19 @@
               <w:rPr>
                 <w:szCs w:val="28"/>
                 <w:u w:val="none"/>
-              </w:rPr>
-            </w:pPr>
-            <w:r>
-              <w:rPr>
-                <w:szCs w:val="28"/>
-                <w:u w:val="none"/>
-                <w:lang w:val="en-US"/>
-              </w:rPr>
-              <w:t>date_</w:t>
-            </w:r>
-            <w:r>
-              <w:rPr>
-                <w:szCs w:val="28"/>
-                <w:u w:val="none"/>
-                <w:lang w:val="en-US"/>
-              </w:rPr>
-              <w:t>order</w:t>
-            </w:r>
+                <w:lang w:val="en-US"/>
+              </w:rPr>
+            </w:pPr>
+            <w:proofErr w:type="spellStart"/>
+            <w:r>
+              <w:rPr>
+                <w:szCs w:val="28"/>
+                <w:u w:val="none"/>
+                <w:lang w:val="en-US"/>
+              </w:rPr>
+              <w:t>room_id</w:t>
+            </w:r>
+            <w:proofErr w:type="spellEnd"/>
           </w:p>
         </w:tc>
         <w:tc>
@@ -7051,13 +7424,38 @@
                 <w:lang w:val="en-US"/>
               </w:rPr>
             </w:pPr>
-            <w:r>
-              <w:rPr>
-                <w:szCs w:val="28"/>
-                <w:u w:val="none"/>
-                <w:lang w:val="en-US"/>
-              </w:rPr>
-              <w:t>datetime</w:t>
+            <w:proofErr w:type="spellStart"/>
+            <w:r>
+              <w:rPr>
+                <w:szCs w:val="28"/>
+                <w:u w:val="none"/>
+                <w:lang w:val="en-US"/>
+              </w:rPr>
+              <w:t>bi</w:t>
+            </w:r>
+            <w:r>
+              <w:rPr>
+                <w:szCs w:val="28"/>
+                <w:u w:val="none"/>
+                <w:lang w:val="en-US"/>
+              </w:rPr>
+              <w:t>gint</w:t>
+            </w:r>
+            <w:proofErr w:type="spellEnd"/>
+            <w:r>
+              <w:rPr>
+                <w:szCs w:val="28"/>
+                <w:u w:val="none"/>
+              </w:rPr>
+              <w:t xml:space="preserve"> </w:t>
+            </w:r>
+            <w:r>
+              <w:rPr>
+                <w:szCs w:val="28"/>
+                <w:u w:val="none"/>
+                <w:lang w:val="en-US"/>
+              </w:rPr>
+              <w:t>(20) unsigned</w:t>
             </w:r>
           </w:p>
         </w:tc>
@@ -7079,14 +7477,22 @@
                 <w:szCs w:val="28"/>
                 <w:u w:val="none"/>
               </w:rPr>
-              <w:t xml:space="preserve">Дата и время </w:t>
-            </w:r>
-            <w:r>
-              <w:rPr>
-                <w:szCs w:val="28"/>
-                <w:u w:val="none"/>
-              </w:rPr>
-              <w:t>заказа</w:t>
+              <w:t>Идентификатор</w:t>
+            </w:r>
+            <w:r>
+              <w:rPr>
+                <w:szCs w:val="28"/>
+                <w:u w:val="none"/>
+                <w:lang w:val="en-US"/>
+              </w:rPr>
+              <w:t xml:space="preserve"> </w:t>
+            </w:r>
+            <w:r>
+              <w:rPr>
+                <w:szCs w:val="28"/>
+                <w:u w:val="none"/>
+              </w:rPr>
+              <w:t>комнаты</w:t>
             </w:r>
           </w:p>
         </w:tc>
@@ -7103,17 +7509,26 @@
               <w:rPr>
                 <w:szCs w:val="28"/>
                 <w:u w:val="none"/>
-                <w:lang w:val="en-US"/>
-              </w:rPr>
-            </w:pPr>
-            <w:r>
-              <w:rPr>
-                <w:szCs w:val="28"/>
-                <w:u w:val="none"/>
-                <w:lang w:val="en-US"/>
-              </w:rPr>
-              <w:t>created_at</w:t>
-            </w:r>
+              </w:rPr>
+            </w:pPr>
+            <w:proofErr w:type="spellStart"/>
+            <w:r>
+              <w:rPr>
+                <w:szCs w:val="28"/>
+                <w:u w:val="none"/>
+                <w:lang w:val="en-US"/>
+              </w:rPr>
+              <w:t>date_</w:t>
+            </w:r>
+            <w:r>
+              <w:rPr>
+                <w:szCs w:val="28"/>
+                <w:u w:val="none"/>
+                <w:lang w:val="en-US"/>
+              </w:rPr>
+              <w:t>order</w:t>
+            </w:r>
+            <w:proofErr w:type="spellEnd"/>
           </w:p>
         </w:tc>
         <w:tc>
@@ -7136,7 +7551,7 @@
                 <w:u w:val="none"/>
                 <w:lang w:val="en-US"/>
               </w:rPr>
-              <w:t>timestamp</w:t>
+              <w:t>datetime</w:t>
             </w:r>
           </w:p>
         </w:tc>
@@ -7158,7 +7573,14 @@
                 <w:szCs w:val="28"/>
                 <w:u w:val="none"/>
               </w:rPr>
-              <w:t>Дата и время создания записи</w:t>
+              <w:t xml:space="preserve">Дата и время </w:t>
+            </w:r>
+            <w:r>
+              <w:rPr>
+                <w:szCs w:val="28"/>
+                <w:u w:val="none"/>
+              </w:rPr>
+              <w:t>заказа</w:t>
             </w:r>
           </w:p>
         </w:tc>
@@ -7178,14 +7600,16 @@
                 <w:lang w:val="en-US"/>
               </w:rPr>
             </w:pPr>
-            <w:r>
-              <w:rPr>
-                <w:szCs w:val="28"/>
-                <w:u w:val="none"/>
-                <w:lang w:val="en-US"/>
-              </w:rPr>
-              <w:t>updated_at</w:t>
-            </w:r>
+            <w:proofErr w:type="spellStart"/>
+            <w:r>
+              <w:rPr>
+                <w:szCs w:val="28"/>
+                <w:u w:val="none"/>
+                <w:lang w:val="en-US"/>
+              </w:rPr>
+              <w:t>created_at</w:t>
+            </w:r>
+            <w:proofErr w:type="spellEnd"/>
           </w:p>
         </w:tc>
         <w:tc>
@@ -7230,7 +7654,7 @@
                 <w:szCs w:val="28"/>
                 <w:u w:val="none"/>
               </w:rPr>
-              <w:t>Дата и время изменения записи</w:t>
+              <w:t>Дата и время создания записи</w:t>
             </w:r>
           </w:p>
         </w:tc>
@@ -7250,6 +7674,81 @@
                 <w:lang w:val="en-US"/>
               </w:rPr>
             </w:pPr>
+            <w:proofErr w:type="spellStart"/>
+            <w:r>
+              <w:rPr>
+                <w:szCs w:val="28"/>
+                <w:u w:val="none"/>
+                <w:lang w:val="en-US"/>
+              </w:rPr>
+              <w:t>updated_at</w:t>
+            </w:r>
+            <w:proofErr w:type="spellEnd"/>
+          </w:p>
+        </w:tc>
+        <w:tc>
+          <w:tcPr>
+            <w:tcW w:w="1249" w:type="pct"/>
+          </w:tcPr>
+          <w:p>
+            <w:pPr>
+              <w:spacing w:line="360" w:lineRule="auto"/>
+              <w:jc w:val="both"/>
+              <w:rPr>
+                <w:szCs w:val="28"/>
+                <w:u w:val="none"/>
+                <w:lang w:val="en-US"/>
+              </w:rPr>
+            </w:pPr>
+            <w:r>
+              <w:rPr>
+                <w:szCs w:val="28"/>
+                <w:u w:val="none"/>
+                <w:lang w:val="en-US"/>
+              </w:rPr>
+              <w:t>timestamp</w:t>
+            </w:r>
+          </w:p>
+        </w:tc>
+        <w:tc>
+          <w:tcPr>
+            <w:tcW w:w="2676" w:type="pct"/>
+          </w:tcPr>
+          <w:p>
+            <w:pPr>
+              <w:spacing w:line="360" w:lineRule="auto"/>
+              <w:jc w:val="both"/>
+              <w:rPr>
+                <w:szCs w:val="28"/>
+                <w:u w:val="none"/>
+              </w:rPr>
+            </w:pPr>
+            <w:r>
+              <w:rPr>
+                <w:szCs w:val="28"/>
+                <w:u w:val="none"/>
+              </w:rPr>
+              <w:t>Дата и время изменения записи</w:t>
+            </w:r>
+          </w:p>
+        </w:tc>
+      </w:tr>
+      <w:tr>
+        <w:tc>
+          <w:tcPr>
+            <w:tcW w:w="1075" w:type="pct"/>
+          </w:tcPr>
+          <w:p>
+            <w:pPr>
+              <w:spacing w:line="360" w:lineRule="auto"/>
+              <w:jc w:val="both"/>
+              <w:rPr>
+                <w:szCs w:val="28"/>
+                <w:u w:val="none"/>
+                <w:lang w:val="en-US"/>
+              </w:rPr>
+            </w:pPr>
+            <w:proofErr w:type="spellStart"/>
             <w:r>
               <w:rPr>
                 <w:szCs w:val="28"/>
@@ -7258,6 +7757,7 @@
               </w:rPr>
               <w:t>deleted_at</w:t>
             </w:r>
+            <w:proofErr w:type="spellEnd"/>
           </w:p>
         </w:tc>
         <w:tc>
@@ -7503,6 +8003,7 @@
                 <w:lang w:val="en-US"/>
               </w:rPr>
             </w:pPr>
+            <w:proofErr w:type="spellStart"/>
             <w:r>
               <w:rPr>
                 <w:szCs w:val="28"/>
@@ -7519,6 +8020,7 @@
               </w:rPr>
               <w:t>gint</w:t>
             </w:r>
+            <w:proofErr w:type="spellEnd"/>
             <w:r>
               <w:rPr>
                 <w:szCs w:val="28"/>
@@ -7589,6 +8091,7 @@
                 <w:lang w:val="en-US"/>
               </w:rPr>
             </w:pPr>
+            <w:proofErr w:type="spellStart"/>
             <w:r>
               <w:rPr>
                 <w:szCs w:val="28"/>
@@ -7605,6 +8108,7 @@
               </w:rPr>
               <w:t>_id</w:t>
             </w:r>
+            <w:proofErr w:type="spellEnd"/>
           </w:p>
         </w:tc>
         <w:tc>
@@ -7621,6 +8125,7 @@
                 <w:lang w:val="en-US"/>
               </w:rPr>
             </w:pPr>
+            <w:proofErr w:type="spellStart"/>
             <w:r>
               <w:rPr>
                 <w:szCs w:val="28"/>
@@ -7637,6 +8142,7 @@
               </w:rPr>
               <w:t>gint</w:t>
             </w:r>
+            <w:proofErr w:type="spellEnd"/>
             <w:r>
               <w:rPr>
                 <w:szCs w:val="28"/>
@@ -7707,6 +8213,7 @@
                 <w:lang w:val="en-US"/>
               </w:rPr>
             </w:pPr>
+            <w:proofErr w:type="spellStart"/>
             <w:r>
               <w:rPr>
                 <w:szCs w:val="28"/>
@@ -7715,6 +8222,7 @@
               </w:rPr>
               <w:t>product_id</w:t>
             </w:r>
+            <w:proofErr w:type="spellEnd"/>
           </w:p>
         </w:tc>
         <w:tc>
@@ -7731,6 +8239,7 @@
                 <w:lang w:val="en-US"/>
               </w:rPr>
             </w:pPr>
+            <w:proofErr w:type="spellStart"/>
             <w:r>
               <w:rPr>
                 <w:szCs w:val="28"/>
@@ -7747,6 +8256,7 @@
               </w:rPr>
               <w:t>gint</w:t>
             </w:r>
+            <w:proofErr w:type="spellEnd"/>
             <w:r>
               <w:rPr>
                 <w:szCs w:val="28"/>
@@ -7842,13 +8352,23 @@
                 <w:lang w:val="en-US"/>
               </w:rPr>
             </w:pPr>
-            <w:r>
-              <w:rPr>
-                <w:szCs w:val="28"/>
-                <w:u w:val="none"/>
-                <w:lang w:val="en-US"/>
-              </w:rPr>
-              <w:t>int(11) unsigned</w:t>
+            <w:proofErr w:type="gramStart"/>
+            <w:r>
+              <w:rPr>
+                <w:szCs w:val="28"/>
+                <w:u w:val="none"/>
+                <w:lang w:val="en-US"/>
+              </w:rPr>
+              <w:t>int(</w:t>
+            </w:r>
+            <w:proofErr w:type="gramEnd"/>
+            <w:r>
+              <w:rPr>
+                <w:szCs w:val="28"/>
+                <w:u w:val="none"/>
+                <w:lang w:val="en-US"/>
+              </w:rPr>
+              <w:t>11) unsigned</w:t>
             </w:r>
           </w:p>
         </w:tc>
@@ -7891,6 +8411,7 @@
                 <w:lang w:val="en-US"/>
               </w:rPr>
             </w:pPr>
+            <w:proofErr w:type="spellStart"/>
             <w:r>
               <w:rPr>
                 <w:szCs w:val="28"/>
@@ -7899,6 +8420,7 @@
               </w:rPr>
               <w:t>created_at</w:t>
             </w:r>
+            <w:proofErr w:type="spellEnd"/>
           </w:p>
         </w:tc>
         <w:tc>
@@ -7963,6 +8485,7 @@
                 <w:lang w:val="en-US"/>
               </w:rPr>
             </w:pPr>
+            <w:proofErr w:type="spellStart"/>
             <w:r>
               <w:rPr>
                 <w:szCs w:val="28"/>
@@ -7971,6 +8494,7 @@
               </w:rPr>
               <w:t>updated_at</w:t>
             </w:r>
+            <w:proofErr w:type="spellEnd"/>
           </w:p>
         </w:tc>
         <w:tc>
@@ -8232,6 +8756,7 @@
                 <w:lang w:val="en-US"/>
               </w:rPr>
             </w:pPr>
+            <w:proofErr w:type="spellStart"/>
             <w:r>
               <w:rPr>
                 <w:szCs w:val="28"/>
@@ -8248,6 +8773,7 @@
               </w:rPr>
               <w:t>gint</w:t>
             </w:r>
+            <w:proofErr w:type="spellEnd"/>
             <w:r>
               <w:rPr>
                 <w:szCs w:val="28"/>
@@ -8318,6 +8844,7 @@
                 <w:lang w:val="en-US"/>
               </w:rPr>
             </w:pPr>
+            <w:proofErr w:type="spellStart"/>
             <w:r>
               <w:rPr>
                 <w:szCs w:val="28"/>
@@ -8326,6 +8853,7 @@
               </w:rPr>
               <w:t>user_id</w:t>
             </w:r>
+            <w:proofErr w:type="spellEnd"/>
           </w:p>
         </w:tc>
         <w:tc>
@@ -8342,6 +8870,7 @@
                 <w:lang w:val="en-US"/>
               </w:rPr>
             </w:pPr>
+            <w:proofErr w:type="spellStart"/>
             <w:r>
               <w:rPr>
                 <w:szCs w:val="28"/>
@@ -8358,6 +8887,7 @@
               </w:rPr>
               <w:t>gint</w:t>
             </w:r>
+            <w:proofErr w:type="spellEnd"/>
             <w:r>
               <w:rPr>
                 <w:szCs w:val="28"/>
@@ -8452,13 +8982,33 @@
                 <w:lang w:val="en-US"/>
               </w:rPr>
             </w:pPr>
-            <w:r>
-              <w:rPr>
-                <w:szCs w:val="28"/>
-                <w:u w:val="none"/>
-                <w:lang w:val="en-US"/>
-              </w:rPr>
-              <w:t>tinyint(4)</w:t>
+            <w:proofErr w:type="spellStart"/>
+            <w:proofErr w:type="gramStart"/>
+            <w:r>
+              <w:rPr>
+                <w:szCs w:val="28"/>
+                <w:u w:val="none"/>
+                <w:lang w:val="en-US"/>
+              </w:rPr>
+              <w:t>tinyint</w:t>
+            </w:r>
+            <w:proofErr w:type="spellEnd"/>
+            <w:r>
+              <w:rPr>
+                <w:szCs w:val="28"/>
+                <w:u w:val="none"/>
+                <w:lang w:val="en-US"/>
+              </w:rPr>
+              <w:t>(</w:t>
+            </w:r>
+            <w:proofErr w:type="gramEnd"/>
+            <w:r>
+              <w:rPr>
+                <w:szCs w:val="28"/>
+                <w:u w:val="none"/>
+                <w:lang w:val="en-US"/>
+              </w:rPr>
+              <w:t>4)</w:t>
             </w:r>
           </w:p>
         </w:tc>
@@ -8525,13 +9075,23 @@
                 <w:lang w:val="en-US"/>
               </w:rPr>
             </w:pPr>
-            <w:r>
-              <w:rPr>
-                <w:szCs w:val="28"/>
-                <w:u w:val="none"/>
-                <w:lang w:val="en-US"/>
-              </w:rPr>
-              <w:t>varchar(255)</w:t>
+            <w:proofErr w:type="gramStart"/>
+            <w:r>
+              <w:rPr>
+                <w:szCs w:val="28"/>
+                <w:u w:val="none"/>
+                <w:lang w:val="en-US"/>
+              </w:rPr>
+              <w:t>varchar(</w:t>
+            </w:r>
+            <w:proofErr w:type="gramEnd"/>
+            <w:r>
+              <w:rPr>
+                <w:szCs w:val="28"/>
+                <w:u w:val="none"/>
+                <w:lang w:val="en-US"/>
+              </w:rPr>
+              <w:t>255)</w:t>
             </w:r>
           </w:p>
         </w:tc>
@@ -8574,6 +9134,7 @@
                 <w:lang w:val="en-US"/>
               </w:rPr>
             </w:pPr>
+            <w:proofErr w:type="spellStart"/>
             <w:r>
               <w:rPr>
                 <w:szCs w:val="28"/>
@@ -8582,6 +9143,7 @@
               </w:rPr>
               <w:t>created_at</w:t>
             </w:r>
+            <w:proofErr w:type="spellEnd"/>
           </w:p>
         </w:tc>
         <w:tc>
@@ -8646,6 +9208,7 @@
                 <w:lang w:val="en-US"/>
               </w:rPr>
             </w:pPr>
+            <w:proofErr w:type="spellStart"/>
             <w:r>
               <w:rPr>
                 <w:szCs w:val="28"/>
@@ -8654,6 +9217,7 @@
               </w:rPr>
               <w:t>updated_at</w:t>
             </w:r>
+            <w:proofErr w:type="spellEnd"/>
           </w:p>
         </w:tc>
         <w:tc>
@@ -8833,6 +9397,7 @@
                 <w:szCs w:val="28"/>
                 <w:u w:val="none"/>
               </w:rPr>
+              <w:lastRenderedPageBreak/>
               <w:t>Поле</w:t>
             </w:r>
           </w:p>
@@ -8905,7 +9470,6 @@
                 <w:u w:val="none"/>
                 <w:lang w:val="en-US"/>
               </w:rPr>
-              <w:lastRenderedPageBreak/>
               <w:t>id</w:t>
             </w:r>
           </w:p>
@@ -8924,6 +9488,7 @@
                 <w:lang w:val="en-US"/>
               </w:rPr>
             </w:pPr>
+            <w:proofErr w:type="spellStart"/>
             <w:r>
               <w:rPr>
                 <w:szCs w:val="28"/>
@@ -8940,6 +9505,7 @@
               </w:rPr>
               <w:t>gint</w:t>
             </w:r>
+            <w:proofErr w:type="spellEnd"/>
             <w:r>
               <w:rPr>
                 <w:szCs w:val="28"/>
@@ -9178,13 +9744,23 @@
                 <w:lang w:val="en-US"/>
               </w:rPr>
             </w:pPr>
-            <w:r>
-              <w:rPr>
-                <w:szCs w:val="28"/>
-                <w:u w:val="none"/>
-                <w:lang w:val="en-US"/>
-              </w:rPr>
-              <w:t>decimal(8,2)</w:t>
+            <w:proofErr w:type="gramStart"/>
+            <w:r>
+              <w:rPr>
+                <w:szCs w:val="28"/>
+                <w:u w:val="none"/>
+                <w:lang w:val="en-US"/>
+              </w:rPr>
+              <w:t>decimal(</w:t>
+            </w:r>
+            <w:proofErr w:type="gramEnd"/>
+            <w:r>
+              <w:rPr>
+                <w:szCs w:val="28"/>
+                <w:u w:val="none"/>
+                <w:lang w:val="en-US"/>
+              </w:rPr>
+              <w:t>8,2)</w:t>
             </w:r>
           </w:p>
         </w:tc>
@@ -9226,6 +9802,7 @@
                 <w:lang w:val="en-US"/>
               </w:rPr>
             </w:pPr>
+            <w:proofErr w:type="spellStart"/>
             <w:r>
               <w:rPr>
                 <w:szCs w:val="28"/>
@@ -9234,6 +9811,7 @@
               </w:rPr>
               <w:t>expired_date</w:t>
             </w:r>
+            <w:proofErr w:type="spellEnd"/>
           </w:p>
         </w:tc>
         <w:tc>
@@ -9298,6 +9876,7 @@
                 <w:lang w:val="en-US"/>
               </w:rPr>
             </w:pPr>
+            <w:proofErr w:type="spellStart"/>
             <w:r>
               <w:rPr>
                 <w:szCs w:val="28"/>
@@ -9306,6 +9885,7 @@
               </w:rPr>
               <w:t>product_id</w:t>
             </w:r>
+            <w:proofErr w:type="spellEnd"/>
           </w:p>
         </w:tc>
         <w:tc>
@@ -9322,6 +9902,7 @@
                 <w:lang w:val="en-US"/>
               </w:rPr>
             </w:pPr>
+            <w:proofErr w:type="spellStart"/>
             <w:r>
               <w:rPr>
                 <w:szCs w:val="28"/>
@@ -9338,6 +9919,7 @@
               </w:rPr>
               <w:t>gint</w:t>
             </w:r>
+            <w:proofErr w:type="spellEnd"/>
             <w:r>
               <w:rPr>
                 <w:szCs w:val="28"/>
@@ -9393,6 +9975,7 @@
                 <w:lang w:val="en-US"/>
               </w:rPr>
             </w:pPr>
+            <w:proofErr w:type="spellStart"/>
             <w:r>
               <w:rPr>
                 <w:szCs w:val="28"/>
@@ -9401,6 +9984,7 @@
               </w:rPr>
               <w:t>created_at</w:t>
             </w:r>
+            <w:proofErr w:type="spellEnd"/>
           </w:p>
         </w:tc>
         <w:tc>
@@ -9465,6 +10049,7 @@
                 <w:lang w:val="en-US"/>
               </w:rPr>
             </w:pPr>
+            <w:proofErr w:type="spellStart"/>
             <w:r>
               <w:rPr>
                 <w:szCs w:val="28"/>
@@ -9473,6 +10058,7 @@
               </w:rPr>
               <w:t>updated_at</w:t>
             </w:r>
+            <w:proofErr w:type="spellEnd"/>
           </w:p>
         </w:tc>
         <w:tc>
@@ -9537,6 +10123,7 @@
                 <w:lang w:val="en-US"/>
               </w:rPr>
             </w:pPr>
+            <w:proofErr w:type="spellStart"/>
             <w:r>
               <w:rPr>
                 <w:szCs w:val="28"/>
@@ -9545,6 +10132,7 @@
               </w:rPr>
               <w:t>deleted_at</w:t>
             </w:r>
+            <w:proofErr w:type="spellEnd"/>
           </w:p>
         </w:tc>
         <w:tc>
@@ -9660,6 +10248,7 @@
         </w:rPr>
         <w:t xml:space="preserve"> </w:t>
       </w:r>
+      <w:proofErr w:type="spellStart"/>
       <w:r>
         <w:rPr>
           <w:szCs w:val="28"/>
@@ -9684,6 +10273,7 @@
         </w:rPr>
         <w:t>authorization</w:t>
       </w:r>
+      <w:proofErr w:type="spellEnd"/>
     </w:p>
     <w:tbl>
       <w:tblPr>
@@ -9806,6 +10396,7 @@
                 <w:lang w:val="en-US"/>
               </w:rPr>
             </w:pPr>
+            <w:proofErr w:type="spellStart"/>
             <w:r>
               <w:rPr>
                 <w:szCs w:val="28"/>
@@ -9822,6 +10413,7 @@
               </w:rPr>
               <w:t>gint</w:t>
             </w:r>
+            <w:proofErr w:type="spellEnd"/>
             <w:r>
               <w:rPr>
                 <w:szCs w:val="28"/>
@@ -9892,6 +10484,7 @@
                 <w:lang w:val="en-US"/>
               </w:rPr>
             </w:pPr>
+            <w:proofErr w:type="spellStart"/>
             <w:r>
               <w:rPr>
                 <w:szCs w:val="28"/>
@@ -9900,6 +10493,7 @@
               </w:rPr>
               <w:t>user_id</w:t>
             </w:r>
+            <w:proofErr w:type="spellEnd"/>
           </w:p>
         </w:tc>
         <w:tc>
@@ -9964,6 +10558,7 @@
                 <w:lang w:val="en-US"/>
               </w:rPr>
             </w:pPr>
+            <w:proofErr w:type="spellStart"/>
             <w:r>
               <w:rPr>
                 <w:szCs w:val="28"/>
@@ -9972,6 +10567,7 @@
               </w:rPr>
               <w:t>is_admin</w:t>
             </w:r>
+            <w:proofErr w:type="spellEnd"/>
           </w:p>
         </w:tc>
         <w:tc>
@@ -10036,6 +10632,7 @@
                 <w:lang w:val="en-US"/>
               </w:rPr>
             </w:pPr>
+            <w:proofErr w:type="spellStart"/>
             <w:r>
               <w:rPr>
                 <w:szCs w:val="28"/>
@@ -10044,6 +10641,7 @@
               </w:rPr>
               <w:t>created_at</w:t>
             </w:r>
+            <w:proofErr w:type="spellEnd"/>
           </w:p>
         </w:tc>
         <w:tc>
